--- a/Qs/JAVASCRIPT/Notes.docx
+++ b/Qs/JAVASCRIPT/Notes.docx
@@ -15,7 +15,14 @@
           <w:b/>
           <w:bCs/>
         </w:rPr>
-        <w:t>JAVASCRIPT</w:t>
+        <w:t>J</w:t>
+      </w:r>
+      <w:r>
+        <w:rPr>
+          <w:b/>
+          <w:bCs/>
+        </w:rPr>
+        <w:t>AVASCRIPT</w:t>
       </w:r>
     </w:p>
     <w:p>
@@ -80,15 +87,7 @@
           <w:sz w:val="28"/>
           <w:szCs w:val="28"/>
         </w:rPr>
-        <w:t xml:space="preserve"> programming </w:t>
-      </w:r>
-      <w:proofErr w:type="gramStart"/>
-      <w:r>
-        <w:rPr>
-          <w:sz w:val="28"/>
-          <w:szCs w:val="28"/>
-        </w:rPr>
-        <w:t xml:space="preserve">language </w:t>
+        <w:t xml:space="preserve"> programming language </w:t>
       </w:r>
       <w:r>
         <w:rPr>
@@ -97,7 +96,6 @@
         </w:rPr>
         <w:t>.</w:t>
       </w:r>
-      <w:proofErr w:type="gramEnd"/>
     </w:p>
     <w:p>
       <w:pPr>
@@ -296,23 +294,7 @@
           <w:sz w:val="28"/>
           <w:szCs w:val="28"/>
         </w:rPr>
-        <w:t xml:space="preserve">When it was </w:t>
-      </w:r>
-      <w:proofErr w:type="gramStart"/>
-      <w:r>
-        <w:rPr>
-          <w:sz w:val="28"/>
-          <w:szCs w:val="28"/>
-        </w:rPr>
-        <w:t>introduce</w:t>
-      </w:r>
-      <w:proofErr w:type="gramEnd"/>
-      <w:r>
-        <w:rPr>
-          <w:sz w:val="28"/>
-          <w:szCs w:val="28"/>
-        </w:rPr>
-        <w:t xml:space="preserve"> the name of the </w:t>
+        <w:t xml:space="preserve">When it was introduce the name of the </w:t>
       </w:r>
       <w:proofErr w:type="spellStart"/>
       <w:r>
@@ -328,15 +310,7 @@
           <w:sz w:val="28"/>
           <w:szCs w:val="28"/>
         </w:rPr>
-        <w:t xml:space="preserve"> was MOCHA later it was changed to LIVESCRIPT and after many years finally the name was decided as JavaScript then to </w:t>
-      </w:r>
-      <w:proofErr w:type="gramStart"/>
-      <w:r>
-        <w:rPr>
-          <w:sz w:val="28"/>
-          <w:szCs w:val="28"/>
-        </w:rPr>
-        <w:t xml:space="preserve">JAVSCRIPT </w:t>
+        <w:t xml:space="preserve"> was MOCHA later it was changed to LIVESCRIPT and after many years finally the name was decided as JavaScript then to JAVSCRIPT </w:t>
       </w:r>
       <w:r>
         <w:rPr>
@@ -345,24 +319,22 @@
         </w:rPr>
         <w:t>.</w:t>
       </w:r>
-      <w:proofErr w:type="gramEnd"/>
-    </w:p>
-    <w:p>
-      <w:pPr>
-        <w:rPr>
-          <w:sz w:val="28"/>
-          <w:szCs w:val="28"/>
-        </w:rPr>
-      </w:pPr>
-    </w:p>
-    <w:p>
-      <w:pPr>
-        <w:rPr>
-          <w:sz w:val="28"/>
-          <w:szCs w:val="28"/>
-        </w:rPr>
-      </w:pPr>
-      <w:proofErr w:type="gramStart"/>
+    </w:p>
+    <w:p>
+      <w:pPr>
+        <w:rPr>
+          <w:sz w:val="28"/>
+          <w:szCs w:val="28"/>
+        </w:rPr>
+      </w:pPr>
+    </w:p>
+    <w:p>
+      <w:pPr>
+        <w:rPr>
+          <w:sz w:val="28"/>
+          <w:szCs w:val="28"/>
+        </w:rPr>
+      </w:pPr>
       <w:r>
         <w:rPr>
           <w:sz w:val="28"/>
@@ -370,37 +342,20 @@
         </w:rPr>
         <w:t>Literals :</w:t>
       </w:r>
-      <w:proofErr w:type="gramEnd"/>
-    </w:p>
-    <w:p>
-      <w:pPr>
-        <w:rPr>
-          <w:sz w:val="28"/>
-          <w:szCs w:val="28"/>
-        </w:rPr>
-      </w:pPr>
-      <w:r>
-        <w:rPr>
-          <w:sz w:val="28"/>
-          <w:szCs w:val="28"/>
-        </w:rPr>
-        <w:t xml:space="preserve">The data which we will be storing within a memory location is known as </w:t>
-      </w:r>
-      <w:proofErr w:type="gramStart"/>
-      <w:r>
-        <w:rPr>
-          <w:sz w:val="28"/>
-          <w:szCs w:val="28"/>
-        </w:rPr>
-        <w:t>Literals .</w:t>
-      </w:r>
-      <w:proofErr w:type="gramEnd"/>
-      <w:r>
-        <w:rPr>
-          <w:sz w:val="28"/>
-          <w:szCs w:val="28"/>
-        </w:rPr>
-        <w:t xml:space="preserve"> The constant value that we will be use is </w:t>
+    </w:p>
+    <w:p>
+      <w:pPr>
+        <w:rPr>
+          <w:sz w:val="28"/>
+          <w:szCs w:val="28"/>
+        </w:rPr>
+      </w:pPr>
+      <w:r>
+        <w:rPr>
+          <w:sz w:val="28"/>
+          <w:szCs w:val="28"/>
+        </w:rPr>
+        <w:t xml:space="preserve">The data which we will be storing within a memory location is known as Literals . The constant value that we will be use is </w:t>
       </w:r>
       <w:proofErr w:type="spellStart"/>
       <w:r>
@@ -416,113 +371,61 @@
           <w:sz w:val="28"/>
           <w:szCs w:val="28"/>
         </w:rPr>
-        <w:t xml:space="preserve"> as </w:t>
-      </w:r>
-      <w:proofErr w:type="gramStart"/>
-      <w:r>
-        <w:rPr>
-          <w:sz w:val="28"/>
-          <w:szCs w:val="28"/>
-        </w:rPr>
-        <w:t>literals .</w:t>
-      </w:r>
-      <w:proofErr w:type="gramEnd"/>
-    </w:p>
-    <w:p>
-      <w:pPr>
-        <w:rPr>
-          <w:sz w:val="28"/>
-          <w:szCs w:val="28"/>
-        </w:rPr>
-      </w:pPr>
-      <w:r>
-        <w:rPr>
-          <w:sz w:val="28"/>
-          <w:szCs w:val="28"/>
-        </w:rPr>
-        <w:t>Eg – var name = “Yosho</w:t>
-      </w:r>
-      <w:proofErr w:type="gramStart"/>
-      <w:r>
-        <w:rPr>
-          <w:sz w:val="28"/>
-          <w:szCs w:val="28"/>
-        </w:rPr>
-        <w:t>” ,</w:t>
-      </w:r>
-      <w:proofErr w:type="gramEnd"/>
-      <w:r>
-        <w:rPr>
-          <w:sz w:val="28"/>
-          <w:szCs w:val="28"/>
-        </w:rPr>
-        <w:t xml:space="preserve"> var a = 5</w:t>
-      </w:r>
-    </w:p>
-    <w:p>
-      <w:pPr>
-        <w:rPr>
-          <w:sz w:val="28"/>
-          <w:szCs w:val="28"/>
-        </w:rPr>
-      </w:pPr>
-    </w:p>
-    <w:p>
-      <w:pPr>
-        <w:rPr>
-          <w:sz w:val="28"/>
-          <w:szCs w:val="28"/>
-        </w:rPr>
-      </w:pPr>
-      <w:proofErr w:type="gramStart"/>
-      <w:r>
-        <w:rPr>
-          <w:sz w:val="28"/>
-          <w:szCs w:val="28"/>
-        </w:rPr>
-        <w:t>Datatypes :</w:t>
-      </w:r>
-      <w:proofErr w:type="gramEnd"/>
-      <w:r>
-        <w:rPr>
-          <w:sz w:val="28"/>
-          <w:szCs w:val="28"/>
-        </w:rPr>
-        <w:t xml:space="preserve"> Every data have some type and that type is known as data </w:t>
-      </w:r>
-      <w:proofErr w:type="gramStart"/>
-      <w:r>
-        <w:rPr>
-          <w:sz w:val="28"/>
-          <w:szCs w:val="28"/>
-        </w:rPr>
-        <w:t>type .</w:t>
-      </w:r>
-      <w:proofErr w:type="gramEnd"/>
-    </w:p>
-    <w:p>
-      <w:pPr>
-        <w:rPr>
-          <w:sz w:val="28"/>
-          <w:szCs w:val="28"/>
-        </w:rPr>
-      </w:pPr>
-      <w:r>
-        <w:rPr>
-          <w:sz w:val="28"/>
-          <w:szCs w:val="28"/>
-        </w:rPr>
-        <w:t xml:space="preserve">Datatype will define which type of data a variable can hold or store in its memory </w:t>
-      </w:r>
-      <w:proofErr w:type="gramStart"/>
-      <w:r>
-        <w:rPr>
-          <w:sz w:val="28"/>
-          <w:szCs w:val="28"/>
-        </w:rPr>
-        <w:t>allocations .</w:t>
-      </w:r>
-      <w:proofErr w:type="gramEnd"/>
+        <w:t xml:space="preserve"> as literals .</w:t>
+      </w:r>
+    </w:p>
+    <w:p>
+      <w:pPr>
+        <w:rPr>
+          <w:sz w:val="28"/>
+          <w:szCs w:val="28"/>
+        </w:rPr>
+      </w:pPr>
+      <w:r>
+        <w:rPr>
+          <w:sz w:val="28"/>
+          <w:szCs w:val="28"/>
+        </w:rPr>
+        <w:t>Eg – var name = “Yosho” , var a = 5</w:t>
+      </w:r>
+    </w:p>
+    <w:p>
+      <w:pPr>
+        <w:rPr>
+          <w:sz w:val="28"/>
+          <w:szCs w:val="28"/>
+        </w:rPr>
+      </w:pPr>
+    </w:p>
+    <w:p>
+      <w:pPr>
+        <w:rPr>
+          <w:sz w:val="28"/>
+          <w:szCs w:val="28"/>
+        </w:rPr>
+      </w:pPr>
+      <w:r>
+        <w:rPr>
+          <w:sz w:val="28"/>
+          <w:szCs w:val="28"/>
+        </w:rPr>
+        <w:t>Datatypes : Every data have some type and that type is known as data type .</w:t>
+      </w:r>
+    </w:p>
+    <w:p>
+      <w:pPr>
+        <w:rPr>
+          <w:sz w:val="28"/>
+          <w:szCs w:val="28"/>
+        </w:rPr>
+      </w:pPr>
+      <w:r>
+        <w:rPr>
+          <w:sz w:val="28"/>
+          <w:szCs w:val="28"/>
+        </w:rPr>
+        <w:t>Datatype will define which type of data a variable can hold or store in its memory allocations .</w:t>
+      </w:r>
     </w:p>
     <w:p>
       <w:pPr>
@@ -545,33 +448,8 @@
           <w:sz w:val="28"/>
           <w:szCs w:val="28"/>
         </w:rPr>
-        <w:t xml:space="preserve"> basically provides 2 types of </w:t>
-      </w:r>
-      <w:proofErr w:type="gramStart"/>
-      <w:r>
-        <w:rPr>
-          <w:sz w:val="28"/>
-          <w:szCs w:val="28"/>
-        </w:rPr>
-        <w:t>datatypes :</w:t>
-      </w:r>
-      <w:proofErr w:type="gramEnd"/>
-      <w:r>
-        <w:rPr>
-          <w:sz w:val="28"/>
-          <w:szCs w:val="28"/>
-        </w:rPr>
-        <w:t xml:space="preserve"> Primitive and Non </w:t>
-      </w:r>
-      <w:proofErr w:type="gramStart"/>
-      <w:r>
-        <w:rPr>
-          <w:sz w:val="28"/>
-          <w:szCs w:val="28"/>
-        </w:rPr>
-        <w:t>Primitive .</w:t>
-      </w:r>
-      <w:proofErr w:type="gramEnd"/>
+        <w:t xml:space="preserve"> basically provides 2 types of datatypes : Primitive and Non Primitive .</w:t>
+      </w:r>
     </w:p>
     <w:p>
       <w:pPr>
@@ -609,33 +487,8 @@
           <w:sz w:val="28"/>
           <w:szCs w:val="28"/>
         </w:rPr>
-        <w:t xml:space="preserve">which can store only single </w:t>
-      </w:r>
-      <w:proofErr w:type="gramStart"/>
-      <w:r>
-        <w:rPr>
-          <w:sz w:val="28"/>
-          <w:szCs w:val="28"/>
-        </w:rPr>
-        <w:t>value .</w:t>
-      </w:r>
-      <w:proofErr w:type="gramEnd"/>
-      <w:r>
-        <w:rPr>
-          <w:sz w:val="28"/>
-          <w:szCs w:val="28"/>
-        </w:rPr>
-        <w:t xml:space="preserve"> There are 6 types of </w:t>
-      </w:r>
-      <w:proofErr w:type="gramStart"/>
-      <w:r>
-        <w:rPr>
-          <w:sz w:val="28"/>
-          <w:szCs w:val="28"/>
-        </w:rPr>
-        <w:t>datatypes .</w:t>
-      </w:r>
-      <w:proofErr w:type="gramEnd"/>
+        <w:t>which can store only single value . There are 6 types of datatypes .</w:t>
+      </w:r>
     </w:p>
     <w:p>
       <w:pPr>
@@ -793,49 +646,8 @@
           <w:sz w:val="28"/>
           <w:szCs w:val="28"/>
         </w:rPr>
-        <w:t xml:space="preserve"> non primitive </w:t>
-      </w:r>
-      <w:proofErr w:type="gramStart"/>
-      <w:r>
-        <w:rPr>
-          <w:sz w:val="28"/>
-          <w:szCs w:val="28"/>
-        </w:rPr>
-        <w:t>are</w:t>
-      </w:r>
-      <w:proofErr w:type="gramEnd"/>
-      <w:r>
-        <w:rPr>
-          <w:sz w:val="28"/>
-          <w:szCs w:val="28"/>
-        </w:rPr>
-        <w:t xml:space="preserve"> the data type which can store multiple </w:t>
-      </w:r>
-      <w:proofErr w:type="gramStart"/>
-      <w:r>
-        <w:rPr>
-          <w:sz w:val="28"/>
-          <w:szCs w:val="28"/>
-        </w:rPr>
-        <w:t>value .</w:t>
-      </w:r>
-      <w:proofErr w:type="gramEnd"/>
-      <w:r>
-        <w:rPr>
-          <w:sz w:val="28"/>
-          <w:szCs w:val="28"/>
-        </w:rPr>
-        <w:t xml:space="preserve"> They </w:t>
-      </w:r>
-      <w:proofErr w:type="gramStart"/>
-      <w:r>
-        <w:rPr>
-          <w:sz w:val="28"/>
-          <w:szCs w:val="28"/>
-        </w:rPr>
-        <w:t>are :</w:t>
-      </w:r>
-      <w:proofErr w:type="gramEnd"/>
+        <w:t xml:space="preserve"> non primitive are the data type which can store multiple value . They are :</w:t>
+      </w:r>
     </w:p>
     <w:p>
       <w:pPr>
@@ -869,7 +681,6 @@
           <w:szCs w:val="28"/>
         </w:rPr>
       </w:pPr>
-      <w:proofErr w:type="gramStart"/>
       <w:r>
         <w:rPr>
           <w:sz w:val="28"/>
@@ -882,25 +693,8 @@
           <w:sz w:val="28"/>
           <w:szCs w:val="28"/>
         </w:rPr>
-        <w:t xml:space="preserve"> -</w:t>
-      </w:r>
-      <w:proofErr w:type="gramEnd"/>
-      <w:r>
-        <w:rPr>
-          <w:sz w:val="28"/>
-          <w:szCs w:val="28"/>
-        </w:rPr>
-        <w:t xml:space="preserve"> It can only store homogeneous types of </w:t>
-      </w:r>
-      <w:proofErr w:type="gramStart"/>
-      <w:r>
-        <w:rPr>
-          <w:sz w:val="28"/>
-          <w:szCs w:val="28"/>
-        </w:rPr>
-        <w:t>elements .</w:t>
-      </w:r>
-      <w:proofErr w:type="gramEnd"/>
+        <w:t xml:space="preserve"> - It can only store homogeneous types of elements .</w:t>
+      </w:r>
     </w:p>
     <w:p>
       <w:pPr>
@@ -928,26 +722,16 @@
           <w:sz w:val="28"/>
           <w:szCs w:val="28"/>
         </w:rPr>
-        <w:t xml:space="preserve"> – It will represent a regular </w:t>
-      </w:r>
-      <w:proofErr w:type="gramStart"/>
-      <w:r>
-        <w:rPr>
-          <w:sz w:val="28"/>
-          <w:szCs w:val="28"/>
-        </w:rPr>
-        <w:t>expression .</w:t>
-      </w:r>
-      <w:proofErr w:type="gramEnd"/>
-    </w:p>
-    <w:p>
-      <w:pPr>
-        <w:rPr>
-          <w:sz w:val="28"/>
-          <w:szCs w:val="28"/>
-        </w:rPr>
-      </w:pPr>
-      <w:proofErr w:type="gramStart"/>
+        <w:t xml:space="preserve"> – It will represent a regular expression .</w:t>
+      </w:r>
+    </w:p>
+    <w:p>
+      <w:pPr>
+        <w:rPr>
+          <w:sz w:val="28"/>
+          <w:szCs w:val="28"/>
+        </w:rPr>
+      </w:pPr>
       <w:r>
         <w:rPr>
           <w:sz w:val="28"/>
@@ -955,7 +739,6 @@
         </w:rPr>
         <w:t>Operators :</w:t>
       </w:r>
-      <w:proofErr w:type="gramEnd"/>
     </w:p>
     <w:p>
       <w:pPr>
@@ -985,17 +768,8 @@
           <w:sz w:val="28"/>
           <w:szCs w:val="28"/>
         </w:rPr>
-        <w:t xml:space="preserve"> using which we can perform any operation with the operand(values</w:t>
-      </w:r>
-      <w:proofErr w:type="gramStart"/>
-      <w:r>
-        <w:rPr>
-          <w:sz w:val="28"/>
-          <w:szCs w:val="28"/>
-        </w:rPr>
-        <w:t>) .</w:t>
-      </w:r>
-      <w:proofErr w:type="gramEnd"/>
+        <w:t xml:space="preserve"> using which we can perform any operation with the operand(values) .</w:t>
+      </w:r>
     </w:p>
     <w:p>
       <w:pPr>
@@ -1226,25 +1000,8 @@
           <w:szCs w:val="28"/>
         </w:rPr>
         <w:lastRenderedPageBreak/>
-        <w:t xml:space="preserve">Both divide and modulus operator will perform division operation but both will give different </w:t>
-      </w:r>
-      <w:proofErr w:type="gramStart"/>
-      <w:r>
-        <w:rPr>
-          <w:sz w:val="28"/>
-          <w:szCs w:val="28"/>
-        </w:rPr>
-        <w:t>output .</w:t>
-      </w:r>
-      <w:proofErr w:type="gramEnd"/>
-      <w:r>
-        <w:rPr>
-          <w:sz w:val="28"/>
-          <w:szCs w:val="28"/>
-        </w:rPr>
-        <w:t xml:space="preserve"> As divide operator will give </w:t>
-      </w:r>
-      <w:proofErr w:type="gramStart"/>
+        <w:t xml:space="preserve">Both divide and modulus operator will perform division operation but both will give different output . As divide operator will give </w:t>
+      </w:r>
       <w:r>
         <w:rPr>
           <w:sz w:val="28"/>
@@ -1257,25 +1014,8 @@
           <w:sz w:val="28"/>
           <w:szCs w:val="28"/>
         </w:rPr>
-        <w:t xml:space="preserve"> and</w:t>
-      </w:r>
-      <w:proofErr w:type="gramEnd"/>
-      <w:r>
-        <w:rPr>
-          <w:sz w:val="28"/>
-          <w:szCs w:val="28"/>
-        </w:rPr>
-        <w:t xml:space="preserve"> modulus will give </w:t>
-      </w:r>
-      <w:proofErr w:type="gramStart"/>
-      <w:r>
-        <w:rPr>
-          <w:sz w:val="28"/>
-          <w:szCs w:val="28"/>
-        </w:rPr>
-        <w:t>remainder .</w:t>
-      </w:r>
-      <w:proofErr w:type="gramEnd"/>
+        <w:t xml:space="preserve"> and modulus will give remainder .</w:t>
+      </w:r>
     </w:p>
     <w:p>
       <w:pPr>
@@ -1299,21 +1039,12 @@
         </w:rPr>
         <w:t xml:space="preserve">Assignment Operator </w:t>
       </w:r>
-      <w:proofErr w:type="gramStart"/>
-      <w:r>
-        <w:rPr>
-          <w:sz w:val="28"/>
-          <w:szCs w:val="28"/>
-        </w:rPr>
-        <w:t>( =</w:t>
-      </w:r>
-      <w:proofErr w:type="gramEnd"/>
-      <w:r>
-        <w:rPr>
-          <w:sz w:val="28"/>
-          <w:szCs w:val="28"/>
-        </w:rPr>
-        <w:t xml:space="preserve"> )</w:t>
+      <w:r>
+        <w:rPr>
+          <w:sz w:val="28"/>
+          <w:szCs w:val="28"/>
+        </w:rPr>
+        <w:t>( = )</w:t>
       </w:r>
       <w:r>
         <w:rPr>
@@ -1335,142 +1066,60 @@
           <w:sz w:val="28"/>
           <w:szCs w:val="28"/>
         </w:rPr>
-        <w:t xml:space="preserve">These are the operators which will be used to assign a value to the </w:t>
-      </w:r>
-      <w:proofErr w:type="gramStart"/>
-      <w:r>
-        <w:rPr>
-          <w:sz w:val="28"/>
-          <w:szCs w:val="28"/>
-        </w:rPr>
-        <w:t>variable .</w:t>
-      </w:r>
-      <w:proofErr w:type="gramEnd"/>
-      <w:r>
-        <w:rPr>
-          <w:sz w:val="28"/>
-          <w:szCs w:val="28"/>
-        </w:rPr>
-        <w:t xml:space="preserve"> This operator will be used to assign value to a </w:t>
-      </w:r>
-      <w:proofErr w:type="gramStart"/>
-      <w:r>
-        <w:rPr>
-          <w:sz w:val="28"/>
-          <w:szCs w:val="28"/>
-        </w:rPr>
-        <w:t>variable .</w:t>
-      </w:r>
-      <w:proofErr w:type="gramEnd"/>
-      <w:r>
-        <w:rPr>
-          <w:sz w:val="28"/>
-          <w:szCs w:val="28"/>
-        </w:rPr>
-        <w:t xml:space="preserve"> And it is not used for any comparison purpose.</w:t>
-      </w:r>
-    </w:p>
-    <w:p>
-      <w:pPr>
-        <w:rPr>
-          <w:sz w:val="28"/>
-          <w:szCs w:val="28"/>
-        </w:rPr>
-      </w:pPr>
-    </w:p>
-    <w:p>
-      <w:pPr>
-        <w:rPr>
-          <w:sz w:val="28"/>
-          <w:szCs w:val="28"/>
-        </w:rPr>
-      </w:pPr>
-    </w:p>
-    <w:p>
-      <w:pPr>
-        <w:rPr>
-          <w:sz w:val="28"/>
-          <w:szCs w:val="28"/>
-        </w:rPr>
-      </w:pPr>
-      <w:r>
-        <w:rPr>
-          <w:sz w:val="28"/>
-          <w:szCs w:val="28"/>
-        </w:rPr>
-        <w:t xml:space="preserve">Comparison </w:t>
-      </w:r>
-      <w:proofErr w:type="gramStart"/>
-      <w:r>
-        <w:rPr>
-          <w:sz w:val="28"/>
-          <w:szCs w:val="28"/>
-        </w:rPr>
-        <w:t>Operator :</w:t>
-      </w:r>
-      <w:proofErr w:type="gramEnd"/>
-    </w:p>
-    <w:p>
-      <w:pPr>
-        <w:rPr>
-          <w:sz w:val="28"/>
-          <w:szCs w:val="28"/>
-        </w:rPr>
-      </w:pPr>
-      <w:r>
-        <w:rPr>
-          <w:sz w:val="28"/>
-          <w:szCs w:val="28"/>
-        </w:rPr>
-        <w:t>It is used to compare 2 value and they are =</w:t>
-      </w:r>
-      <w:proofErr w:type="gramStart"/>
-      <w:r>
-        <w:rPr>
-          <w:sz w:val="28"/>
-          <w:szCs w:val="28"/>
-        </w:rPr>
-        <w:t>= ,</w:t>
-      </w:r>
-      <w:proofErr w:type="gramEnd"/>
-      <w:r>
-        <w:rPr>
-          <w:sz w:val="28"/>
-          <w:szCs w:val="28"/>
-        </w:rPr>
-        <w:t xml:space="preserve"> ==</w:t>
-      </w:r>
-      <w:proofErr w:type="gramStart"/>
-      <w:r>
-        <w:rPr>
-          <w:sz w:val="28"/>
-          <w:szCs w:val="28"/>
-        </w:rPr>
-        <w:t>=,!</w:t>
-      </w:r>
-      <w:proofErr w:type="gramEnd"/>
-      <w:r>
-        <w:rPr>
-          <w:sz w:val="28"/>
-          <w:szCs w:val="28"/>
-        </w:rPr>
-        <w:t>=, &gt;</w:t>
-      </w:r>
-      <w:proofErr w:type="gramStart"/>
-      <w:r>
-        <w:rPr>
-          <w:sz w:val="28"/>
-          <w:szCs w:val="28"/>
-        </w:rPr>
-        <w:t>! ,</w:t>
-      </w:r>
-      <w:proofErr w:type="gramEnd"/>
-      <w:r>
-        <w:rPr>
-          <w:sz w:val="28"/>
-          <w:szCs w:val="28"/>
-        </w:rPr>
-        <w:t xml:space="preserve"> &lt;! </w:t>
+        <w:t>These are the operators which will be used to assign a value to the variable .</w:t>
+      </w:r>
+      <w:r>
+        <w:rPr>
+          <w:sz w:val="28"/>
+          <w:szCs w:val="28"/>
+        </w:rPr>
+        <w:t xml:space="preserve"> This operator will be used to assign value to a variable . And it is not used for any comparison purpose.</w:t>
+      </w:r>
+    </w:p>
+    <w:p>
+      <w:pPr>
+        <w:rPr>
+          <w:sz w:val="28"/>
+          <w:szCs w:val="28"/>
+        </w:rPr>
+      </w:pPr>
+    </w:p>
+    <w:p>
+      <w:pPr>
+        <w:rPr>
+          <w:sz w:val="28"/>
+          <w:szCs w:val="28"/>
+        </w:rPr>
+      </w:pPr>
+    </w:p>
+    <w:p>
+      <w:pPr>
+        <w:rPr>
+          <w:sz w:val="28"/>
+          <w:szCs w:val="28"/>
+        </w:rPr>
+      </w:pPr>
+      <w:r>
+        <w:rPr>
+          <w:sz w:val="28"/>
+          <w:szCs w:val="28"/>
+        </w:rPr>
+        <w:t>Comparison Operator :</w:t>
+      </w:r>
+    </w:p>
+    <w:p>
+      <w:pPr>
+        <w:rPr>
+          <w:sz w:val="28"/>
+          <w:szCs w:val="28"/>
+        </w:rPr>
+      </w:pPr>
+      <w:r>
+        <w:rPr>
+          <w:sz w:val="28"/>
+          <w:szCs w:val="28"/>
+        </w:rPr>
+        <w:t xml:space="preserve">It is used to compare 2 value and they are == , ===,!=, &gt;! , &lt;! </w:t>
       </w:r>
     </w:p>
     <w:p>
@@ -1490,15 +1139,7 @@
           <w:sz w:val="28"/>
           <w:szCs w:val="28"/>
         </w:rPr>
-        <w:t xml:space="preserve">== - This operator will compare the values </w:t>
-      </w:r>
-      <w:proofErr w:type="gramStart"/>
-      <w:r>
-        <w:rPr>
-          <w:sz w:val="28"/>
-          <w:szCs w:val="28"/>
-        </w:rPr>
-        <w:t xml:space="preserve">only </w:t>
+        <w:t xml:space="preserve">== - This operator will compare the values only </w:t>
       </w:r>
       <w:r>
         <w:rPr>
@@ -1507,7 +1148,6 @@
         </w:rPr>
         <w:t>.</w:t>
       </w:r>
-      <w:proofErr w:type="gramEnd"/>
     </w:p>
     <w:p>
       <w:pPr>
@@ -1526,17 +1166,8 @@
           <w:sz w:val="28"/>
           <w:szCs w:val="28"/>
         </w:rPr>
-        <w:t xml:space="preserve">=== - It will compare the values as well as its </w:t>
-      </w:r>
-      <w:proofErr w:type="gramStart"/>
-      <w:r>
-        <w:rPr>
-          <w:sz w:val="28"/>
-          <w:szCs w:val="28"/>
-        </w:rPr>
-        <w:t>datatype .</w:t>
-      </w:r>
-      <w:proofErr w:type="gramEnd"/>
+        <w:t>=== - It will compare the values as well as its datatype .</w:t>
+      </w:r>
     </w:p>
     <w:p>
       <w:pPr>
@@ -1550,37 +1181,12 @@
           <w:szCs w:val="28"/>
         </w:rPr>
       </w:pPr>
-      <w:proofErr w:type="gramStart"/>
-      <w:r>
-        <w:rPr>
-          <w:sz w:val="28"/>
-          <w:szCs w:val="28"/>
-        </w:rPr>
-        <w:t>!=</w:t>
-      </w:r>
-      <w:proofErr w:type="gramEnd"/>
-      <w:r>
-        <w:rPr>
-          <w:sz w:val="28"/>
-          <w:szCs w:val="28"/>
-        </w:rPr>
-        <w:t xml:space="preserve"> - It will return true if both the values are </w:t>
-      </w:r>
-      <w:proofErr w:type="gramStart"/>
-      <w:r>
-        <w:rPr>
-          <w:sz w:val="28"/>
-          <w:szCs w:val="28"/>
-        </w:rPr>
-        <w:t>different .</w:t>
-      </w:r>
-      <w:proofErr w:type="gramEnd"/>
-      <w:r>
-        <w:rPr>
-          <w:sz w:val="28"/>
-          <w:szCs w:val="28"/>
-        </w:rPr>
-        <w:t xml:space="preserve"> </w:t>
+      <w:r>
+        <w:rPr>
+          <w:sz w:val="28"/>
+          <w:szCs w:val="28"/>
+        </w:rPr>
+        <w:t xml:space="preserve">!= - It will return true if both the values are different . </w:t>
       </w:r>
     </w:p>
     <w:p>
@@ -1595,31 +1201,13 @@
           <w:szCs w:val="28"/>
         </w:rPr>
       </w:pPr>
-      <w:proofErr w:type="gramStart"/>
-      <w:r>
-        <w:rPr>
-          <w:sz w:val="28"/>
-          <w:szCs w:val="28"/>
-        </w:rPr>
-        <w:t>!=</w:t>
-      </w:r>
-      <w:proofErr w:type="gramEnd"/>
-      <w:r>
-        <w:rPr>
-          <w:sz w:val="28"/>
-          <w:szCs w:val="28"/>
-        </w:rPr>
-        <w:t xml:space="preserve">= - It will return true if both the values and type are </w:t>
-      </w:r>
-      <w:proofErr w:type="gramStart"/>
-      <w:r>
-        <w:rPr>
-          <w:sz w:val="28"/>
-          <w:szCs w:val="28"/>
-        </w:rPr>
-        <w:t>different .</w:t>
-      </w:r>
-      <w:proofErr w:type="gramEnd"/>
+      <w:r>
+        <w:rPr>
+          <w:sz w:val="28"/>
+          <w:szCs w:val="28"/>
+        </w:rPr>
+        <w:t>!== - It will return true if both the values and type are different .</w:t>
+      </w:r>
     </w:p>
     <w:p>
       <w:pPr>
@@ -1677,38 +1265,20 @@
         </w:rPr>
         <w:t>(&amp;&amp;)</w:t>
       </w:r>
-      <w:proofErr w:type="gramStart"/>
-      <w:r>
-        <w:rPr>
-          <w:sz w:val="28"/>
-          <w:szCs w:val="28"/>
-        </w:rPr>
-        <w:t>-  In</w:t>
-      </w:r>
-      <w:proofErr w:type="gramEnd"/>
-      <w:r>
-        <w:rPr>
-          <w:sz w:val="28"/>
-          <w:szCs w:val="28"/>
-        </w:rPr>
-        <w:t xml:space="preserve"> this operator it will execute</w:t>
-      </w:r>
-      <w:r>
-        <w:rPr>
-          <w:sz w:val="28"/>
-          <w:szCs w:val="28"/>
-        </w:rPr>
-        <w:t xml:space="preserve"> the first operand and if gets false then it will never execute the second </w:t>
-      </w:r>
-      <w:proofErr w:type="gramStart"/>
-      <w:r>
-        <w:rPr>
-          <w:sz w:val="28"/>
-          <w:szCs w:val="28"/>
-        </w:rPr>
-        <w:t>statement .</w:t>
-      </w:r>
-      <w:proofErr w:type="gramEnd"/>
+      <w:r>
+        <w:rPr>
+          <w:sz w:val="28"/>
+          <w:szCs w:val="28"/>
+        </w:rPr>
+        <w:t>-  In this operator it will execute</w:t>
+      </w:r>
+      <w:r>
+        <w:rPr>
+          <w:sz w:val="28"/>
+          <w:szCs w:val="28"/>
+        </w:rPr>
+        <w:t xml:space="preserve"> the first operand and if gets false then it will never execute the second statement .</w:t>
+      </w:r>
     </w:p>
     <w:p>
       <w:pPr>
@@ -1725,7 +1295,6 @@
         </w:rPr>
         <w:t>The Second Operand will get executed if and only if the o/p of the 1</w:t>
       </w:r>
-      <w:proofErr w:type="gramStart"/>
       <w:r>
         <w:rPr>
           <w:sz w:val="28"/>
@@ -1739,25 +1308,8 @@
           <w:sz w:val="28"/>
           <w:szCs w:val="28"/>
         </w:rPr>
-        <w:t xml:space="preserve">  operand</w:t>
-      </w:r>
-      <w:proofErr w:type="gramEnd"/>
-      <w:r>
-        <w:rPr>
-          <w:sz w:val="28"/>
-          <w:szCs w:val="28"/>
-        </w:rPr>
-        <w:t xml:space="preserve"> is </w:t>
-      </w:r>
-      <w:proofErr w:type="gramStart"/>
-      <w:r>
-        <w:rPr>
-          <w:sz w:val="28"/>
-          <w:szCs w:val="28"/>
-        </w:rPr>
-        <w:t>true .</w:t>
-      </w:r>
-      <w:proofErr w:type="gramEnd"/>
+        <w:t xml:space="preserve">  operand is true .</w:t>
+      </w:r>
     </w:p>
     <w:p>
       <w:pPr>
@@ -1790,33 +1342,8 @@
           <w:sz w:val="28"/>
           <w:szCs w:val="28"/>
         </w:rPr>
-        <w:t xml:space="preserve"> – It will just reverse the value of the </w:t>
-      </w:r>
-      <w:proofErr w:type="gramStart"/>
-      <w:r>
-        <w:rPr>
-          <w:sz w:val="28"/>
-          <w:szCs w:val="28"/>
-        </w:rPr>
-        <w:t>variable .</w:t>
-      </w:r>
-      <w:proofErr w:type="gramEnd"/>
-      <w:r>
-        <w:rPr>
-          <w:sz w:val="28"/>
-          <w:szCs w:val="28"/>
-        </w:rPr>
-        <w:t xml:space="preserve"> And it is only applicable for Boolean </w:t>
-      </w:r>
-      <w:proofErr w:type="gramStart"/>
-      <w:r>
-        <w:rPr>
-          <w:sz w:val="28"/>
-          <w:szCs w:val="28"/>
-        </w:rPr>
-        <w:t>datatype .</w:t>
-      </w:r>
-      <w:proofErr w:type="gramEnd"/>
+        <w:t xml:space="preserve"> – It will just reverse the value of the variable . And it is only applicable for Boolean datatype .</w:t>
+      </w:r>
     </w:p>
     <w:p>
       <w:pPr>
@@ -1830,7 +1357,6 @@
           <w:szCs w:val="28"/>
         </w:rPr>
       </w:pPr>
-      <w:proofErr w:type="gramStart"/>
       <w:r>
         <w:rPr>
           <w:sz w:val="28"/>
@@ -1843,15 +1369,7 @@
           <w:sz w:val="28"/>
           <w:szCs w:val="28"/>
         </w:rPr>
-        <w:t>(</w:t>
-      </w:r>
-      <w:proofErr w:type="gramEnd"/>
-      <w:r>
-        <w:rPr>
-          <w:sz w:val="28"/>
-          <w:szCs w:val="28"/>
-        </w:rPr>
-        <w:t>||)</w:t>
+        <w:t>(||)</w:t>
       </w:r>
       <w:r>
         <w:rPr>
@@ -1873,17 +1391,8 @@
           <w:sz w:val="28"/>
           <w:szCs w:val="28"/>
         </w:rPr>
-        <w:t xml:space="preserve"> operand is </w:t>
-      </w:r>
-      <w:proofErr w:type="gramStart"/>
-      <w:r>
-        <w:rPr>
-          <w:sz w:val="28"/>
-          <w:szCs w:val="28"/>
-        </w:rPr>
-        <w:t>false .</w:t>
-      </w:r>
-      <w:proofErr w:type="gramEnd"/>
+        <w:t xml:space="preserve"> operand is false .</w:t>
+      </w:r>
     </w:p>
     <w:p>
       <w:pPr>
@@ -1898,33 +1407,8 @@
           <w:sz w:val="28"/>
           <w:szCs w:val="28"/>
         </w:rPr>
-        <w:t xml:space="preserve">Empty statement is </w:t>
-      </w:r>
-      <w:proofErr w:type="gramStart"/>
-      <w:r>
-        <w:rPr>
-          <w:sz w:val="28"/>
-          <w:szCs w:val="28"/>
-        </w:rPr>
-        <w:t>consider</w:t>
-      </w:r>
-      <w:proofErr w:type="gramEnd"/>
-      <w:r>
-        <w:rPr>
-          <w:sz w:val="28"/>
-          <w:szCs w:val="28"/>
-        </w:rPr>
-        <w:t xml:space="preserve"> as a false </w:t>
-      </w:r>
-      <w:proofErr w:type="gramStart"/>
-      <w:r>
-        <w:rPr>
-          <w:sz w:val="28"/>
-          <w:szCs w:val="28"/>
-        </w:rPr>
-        <w:t>statement .</w:t>
-      </w:r>
-      <w:proofErr w:type="gramEnd"/>
+        <w:t>Empty statement is consider as a false statement .</w:t>
+      </w:r>
     </w:p>
     <w:p>
       <w:pPr>
@@ -1944,7 +1428,6 @@
         <w:lastRenderedPageBreak/>
         <w:t xml:space="preserve">Control Flow Statement </w:t>
       </w:r>
-      <w:proofErr w:type="gramStart"/>
       <w:r>
         <w:rPr>
           <w:b/>
@@ -1959,15 +1442,7 @@
           <w:sz w:val="28"/>
           <w:szCs w:val="28"/>
         </w:rPr>
-        <w:t>The</w:t>
-      </w:r>
-      <w:proofErr w:type="gramEnd"/>
-      <w:r>
-        <w:rPr>
-          <w:sz w:val="28"/>
-          <w:szCs w:val="28"/>
-        </w:rPr>
-        <w:t xml:space="preserve"> sequential order in which all the statement are getting executed by the </w:t>
+        <w:t xml:space="preserve">The sequential order in which all the statement are getting executed by the </w:t>
       </w:r>
       <w:proofErr w:type="spellStart"/>
       <w:r>
@@ -1997,23 +1472,7 @@
           <w:sz w:val="28"/>
           <w:szCs w:val="28"/>
         </w:rPr>
-        <w:t xml:space="preserve">is known as control flow </w:t>
-      </w:r>
-      <w:proofErr w:type="gramStart"/>
-      <w:r>
-        <w:rPr>
-          <w:sz w:val="28"/>
-          <w:szCs w:val="28"/>
-        </w:rPr>
-        <w:t>statement .</w:t>
-      </w:r>
-      <w:proofErr w:type="gramEnd"/>
-      <w:r>
-        <w:rPr>
-          <w:sz w:val="28"/>
-          <w:szCs w:val="28"/>
-        </w:rPr>
-        <w:t xml:space="preserve"> </w:t>
+        <w:t xml:space="preserve">is known as control flow statement . </w:t>
       </w:r>
     </w:p>
     <w:p>
@@ -2029,33 +1488,8 @@
           <w:sz w:val="28"/>
           <w:szCs w:val="28"/>
         </w:rPr>
-        <w:t xml:space="preserve">In order to get the o/p according to our requirement we will use flow controlling </w:t>
-      </w:r>
-      <w:proofErr w:type="gramStart"/>
-      <w:r>
-        <w:rPr>
-          <w:sz w:val="28"/>
-          <w:szCs w:val="28"/>
-        </w:rPr>
-        <w:t>statement .</w:t>
-      </w:r>
-      <w:proofErr w:type="gramEnd"/>
-      <w:r>
-        <w:rPr>
-          <w:sz w:val="28"/>
-          <w:szCs w:val="28"/>
-        </w:rPr>
-        <w:t xml:space="preserve"> They </w:t>
-      </w:r>
-      <w:proofErr w:type="gramStart"/>
-      <w:r>
-        <w:rPr>
-          <w:sz w:val="28"/>
-          <w:szCs w:val="28"/>
-        </w:rPr>
-        <w:t>are :</w:t>
-      </w:r>
-      <w:proofErr w:type="gramEnd"/>
+        <w:t>In order to get the o/p according to our requirement we will use flow controlling statement . They are :</w:t>
+      </w:r>
     </w:p>
     <w:p>
       <w:pPr>
@@ -2158,73 +1592,23 @@
           <w:sz w:val="28"/>
           <w:szCs w:val="28"/>
         </w:rPr>
-        <w:t xml:space="preserve">While using this statement we can execute a part of our code while ignoring (not executing) the remaining </w:t>
-      </w:r>
-      <w:proofErr w:type="gramStart"/>
-      <w:r>
-        <w:rPr>
-          <w:sz w:val="28"/>
-          <w:szCs w:val="28"/>
-        </w:rPr>
-        <w:t>part .</w:t>
-      </w:r>
-      <w:proofErr w:type="gramEnd"/>
-    </w:p>
-    <w:p>
-      <w:pPr>
-        <w:rPr>
-          <w:sz w:val="28"/>
-          <w:szCs w:val="28"/>
-        </w:rPr>
-      </w:pPr>
-      <w:r>
-        <w:rPr>
-          <w:sz w:val="28"/>
-          <w:szCs w:val="28"/>
-        </w:rPr>
-        <w:t>If-</w:t>
-      </w:r>
-      <w:proofErr w:type="gramStart"/>
-      <w:r>
-        <w:rPr>
-          <w:sz w:val="28"/>
-          <w:szCs w:val="28"/>
-        </w:rPr>
-        <w:t>else :</w:t>
-      </w:r>
-      <w:proofErr w:type="gramEnd"/>
-      <w:r>
-        <w:rPr>
-          <w:sz w:val="28"/>
-          <w:szCs w:val="28"/>
-        </w:rPr>
-        <w:t xml:space="preserve"> It is a type of conditional statement where the execution will </w:t>
-      </w:r>
-      <w:proofErr w:type="gramStart"/>
-      <w:r>
-        <w:rPr>
-          <w:sz w:val="28"/>
-          <w:szCs w:val="28"/>
-        </w:rPr>
-        <w:t>depends</w:t>
-      </w:r>
-      <w:proofErr w:type="gramEnd"/>
-      <w:r>
-        <w:rPr>
-          <w:sz w:val="28"/>
-          <w:szCs w:val="28"/>
-        </w:rPr>
-        <w:t xml:space="preserve"> upon the o/p of the </w:t>
-      </w:r>
-      <w:proofErr w:type="gramStart"/>
-      <w:r>
-        <w:rPr>
-          <w:sz w:val="28"/>
-          <w:szCs w:val="28"/>
-        </w:rPr>
-        <w:t>condition .</w:t>
-      </w:r>
-      <w:proofErr w:type="gramEnd"/>
+        <w:t>While using this statement we can execute a part of our code while ignoring (not executing) the remaining part .</w:t>
+      </w:r>
+    </w:p>
+    <w:p>
+      <w:pPr>
+        <w:rPr>
+          <w:sz w:val="28"/>
+          <w:szCs w:val="28"/>
+        </w:rPr>
+      </w:pPr>
+      <w:r>
+        <w:rPr>
+          <w:sz w:val="28"/>
+          <w:szCs w:val="28"/>
+        </w:rPr>
+        <w:t>If-else : It is a type of conditional statement where the execution will depends upon the o/p of the condition .</w:t>
+      </w:r>
     </w:p>
     <w:p>
       <w:pPr>
@@ -2254,41 +1638,24 @@
           <w:sz w:val="28"/>
           <w:szCs w:val="28"/>
         </w:rPr>
-        <w:t xml:space="preserve"> if false then else block will be </w:t>
-      </w:r>
-      <w:proofErr w:type="gramStart"/>
-      <w:r>
-        <w:rPr>
-          <w:sz w:val="28"/>
-          <w:szCs w:val="28"/>
-        </w:rPr>
-        <w:t>executed .</w:t>
-      </w:r>
-      <w:proofErr w:type="gramEnd"/>
-      <w:r>
-        <w:rPr>
-          <w:sz w:val="28"/>
-          <w:szCs w:val="28"/>
-        </w:rPr>
-        <w:t xml:space="preserve"> </w:t>
-      </w:r>
-    </w:p>
-    <w:p>
-      <w:pPr>
-        <w:rPr>
-          <w:sz w:val="28"/>
-          <w:szCs w:val="28"/>
-        </w:rPr>
-      </w:pPr>
-    </w:p>
-    <w:p>
-      <w:pPr>
-        <w:rPr>
-          <w:sz w:val="28"/>
-          <w:szCs w:val="28"/>
-        </w:rPr>
-      </w:pPr>
-      <w:proofErr w:type="gramStart"/>
+        <w:t xml:space="preserve"> if false then else block will be executed . </w:t>
+      </w:r>
+    </w:p>
+    <w:p>
+      <w:pPr>
+        <w:rPr>
+          <w:sz w:val="28"/>
+          <w:szCs w:val="28"/>
+        </w:rPr>
+      </w:pPr>
+    </w:p>
+    <w:p>
+      <w:pPr>
+        <w:rPr>
+          <w:sz w:val="28"/>
+          <w:szCs w:val="28"/>
+        </w:rPr>
+      </w:pPr>
       <w:r>
         <w:rPr>
           <w:sz w:val="28"/>
@@ -2296,7 +1663,6 @@
         </w:rPr>
         <w:t>Syntax :</w:t>
       </w:r>
-      <w:proofErr w:type="gramEnd"/>
     </w:p>
     <w:p>
       <w:pPr>
@@ -2321,7 +1687,6 @@
         <w:t>condt</w:t>
       </w:r>
       <w:proofErr w:type="spellEnd"/>
-      <w:proofErr w:type="gramStart"/>
       <w:r>
         <w:rPr>
           <w:sz w:val="28"/>
@@ -2329,7 +1694,6 @@
         </w:rPr>
         <w:t>):{</w:t>
       </w:r>
-      <w:proofErr w:type="gramEnd"/>
     </w:p>
     <w:p>
       <w:pPr>
@@ -2368,7 +1732,6 @@
           <w:szCs w:val="28"/>
         </w:rPr>
       </w:pPr>
-      <w:proofErr w:type="gramStart"/>
       <w:r>
         <w:rPr>
           <w:sz w:val="28"/>
@@ -2381,15 +1744,7 @@
           <w:sz w:val="28"/>
           <w:szCs w:val="28"/>
         </w:rPr>
-        <w:t>lse :</w:t>
-      </w:r>
-      <w:proofErr w:type="gramEnd"/>
-      <w:r>
-        <w:rPr>
-          <w:sz w:val="28"/>
-          <w:szCs w:val="28"/>
-        </w:rPr>
-        <w:t xml:space="preserve"> {</w:t>
+        <w:t>lse : {</w:t>
       </w:r>
     </w:p>
     <w:p>
@@ -2442,17 +1797,8 @@
           <w:sz w:val="28"/>
           <w:szCs w:val="28"/>
         </w:rPr>
-        <w:t xml:space="preserve">In the condition part we can either write Boolean expression directly or we can perform an operation whose o/p will in form of Boolean </w:t>
-      </w:r>
-      <w:proofErr w:type="gramStart"/>
-      <w:r>
-        <w:rPr>
-          <w:sz w:val="28"/>
-          <w:szCs w:val="28"/>
-        </w:rPr>
-        <w:t>expression .</w:t>
-      </w:r>
-      <w:proofErr w:type="gramEnd"/>
+        <w:t>In the condition part we can either write Boolean expression directly or we can perform an operation whose o/p will in form of Boolean expression .</w:t>
+      </w:r>
     </w:p>
     <w:p>
       <w:pPr>
@@ -2467,39 +1813,7 @@
           <w:szCs w:val="28"/>
         </w:rPr>
         <w:lastRenderedPageBreak/>
-        <w:t xml:space="preserve">Else – </w:t>
-      </w:r>
-      <w:proofErr w:type="gramStart"/>
-      <w:r>
-        <w:rPr>
-          <w:sz w:val="28"/>
-          <w:szCs w:val="28"/>
-        </w:rPr>
-        <w:t>if :</w:t>
-      </w:r>
-      <w:proofErr w:type="gramEnd"/>
-      <w:r>
-        <w:rPr>
-          <w:sz w:val="28"/>
-          <w:szCs w:val="28"/>
-        </w:rPr>
-        <w:t xml:space="preserve"> It is a part of if else </w:t>
-      </w:r>
-      <w:proofErr w:type="gramStart"/>
-      <w:r>
-        <w:rPr>
-          <w:sz w:val="28"/>
-          <w:szCs w:val="28"/>
-        </w:rPr>
-        <w:t>statement .</w:t>
-      </w:r>
-      <w:proofErr w:type="gramEnd"/>
-      <w:r>
-        <w:rPr>
-          <w:sz w:val="28"/>
-          <w:szCs w:val="28"/>
-        </w:rPr>
-        <w:t xml:space="preserve"> </w:t>
+        <w:t xml:space="preserve">Else – if : It is a part of if else statement . </w:t>
       </w:r>
       <w:proofErr w:type="spellStart"/>
       <w:r>
@@ -2515,26 +1829,16 @@
           <w:sz w:val="28"/>
           <w:szCs w:val="28"/>
         </w:rPr>
-        <w:t xml:space="preserve"> using it we can achieve multiple choice in if </w:t>
-      </w:r>
-      <w:proofErr w:type="gramStart"/>
-      <w:r>
-        <w:rPr>
-          <w:sz w:val="28"/>
-          <w:szCs w:val="28"/>
-        </w:rPr>
-        <w:t>else .</w:t>
-      </w:r>
-      <w:proofErr w:type="gramEnd"/>
-    </w:p>
-    <w:p>
-      <w:pPr>
-        <w:rPr>
-          <w:sz w:val="28"/>
-          <w:szCs w:val="28"/>
-        </w:rPr>
-      </w:pPr>
-      <w:proofErr w:type="gramStart"/>
+        <w:t xml:space="preserve"> using it we can achieve multiple choice in if else .</w:t>
+      </w:r>
+    </w:p>
+    <w:p>
+      <w:pPr>
+        <w:rPr>
+          <w:sz w:val="28"/>
+          <w:szCs w:val="28"/>
+        </w:rPr>
+      </w:pPr>
       <w:r>
         <w:rPr>
           <w:sz w:val="28"/>
@@ -2542,16 +1846,14 @@
         </w:rPr>
         <w:t>Syntax :</w:t>
       </w:r>
-      <w:proofErr w:type="gramEnd"/>
-    </w:p>
-    <w:p>
-      <w:pPr>
-        <w:rPr>
-          <w:sz w:val="28"/>
-          <w:szCs w:val="28"/>
-        </w:rPr>
-      </w:pPr>
-      <w:proofErr w:type="gramStart"/>
+    </w:p>
+    <w:p>
+      <w:pPr>
+        <w:rPr>
+          <w:sz w:val="28"/>
+          <w:szCs w:val="28"/>
+        </w:rPr>
+      </w:pPr>
       <w:r>
         <w:rPr>
           <w:sz w:val="28"/>
@@ -2560,7 +1862,6 @@
         <w:t>If(</w:t>
       </w:r>
       <w:proofErr w:type="spellStart"/>
-      <w:proofErr w:type="gramEnd"/>
       <w:r>
         <w:rPr>
           <w:sz w:val="28"/>
@@ -2574,17 +1875,8 @@
           <w:sz w:val="28"/>
           <w:szCs w:val="28"/>
         </w:rPr>
-        <w:t xml:space="preserve"> 1</w:t>
-      </w:r>
-      <w:proofErr w:type="gramStart"/>
-      <w:r>
-        <w:rPr>
-          <w:sz w:val="28"/>
-          <w:szCs w:val="28"/>
-        </w:rPr>
-        <w:t>):{</w:t>
-      </w:r>
-      <w:proofErr w:type="gramEnd"/>
+        <w:t xml:space="preserve"> 1):{</w:t>
+      </w:r>
     </w:p>
     <w:p>
       <w:pPr>
@@ -2644,17 +1936,8 @@
           <w:sz w:val="28"/>
           <w:szCs w:val="28"/>
         </w:rPr>
-        <w:t xml:space="preserve"> </w:t>
-      </w:r>
-      <w:proofErr w:type="gramStart"/>
-      <w:r>
-        <w:rPr>
-          <w:sz w:val="28"/>
-          <w:szCs w:val="28"/>
-        </w:rPr>
-        <w:t>2){</w:t>
-      </w:r>
-      <w:proofErr w:type="gramEnd"/>
+        <w:t xml:space="preserve"> 2){</w:t>
+      </w:r>
     </w:p>
     <w:p>
       <w:pPr>
@@ -2699,17 +1982,8 @@
           <w:sz w:val="28"/>
           <w:szCs w:val="28"/>
         </w:rPr>
-        <w:t xml:space="preserve"> </w:t>
-      </w:r>
-      <w:proofErr w:type="gramStart"/>
-      <w:r>
-        <w:rPr>
-          <w:sz w:val="28"/>
-          <w:szCs w:val="28"/>
-        </w:rPr>
-        <w:t>3){</w:t>
-      </w:r>
-      <w:proofErr w:type="gramEnd"/>
+        <w:t xml:space="preserve"> 3){</w:t>
+      </w:r>
     </w:p>
     <w:p>
       <w:pPr>
@@ -2769,17 +2043,8 @@
           <w:sz w:val="28"/>
           <w:szCs w:val="28"/>
         </w:rPr>
-        <w:t xml:space="preserve"> </w:t>
-      </w:r>
-      <w:proofErr w:type="gramStart"/>
-      <w:r>
-        <w:rPr>
-          <w:sz w:val="28"/>
-          <w:szCs w:val="28"/>
-        </w:rPr>
-        <w:t>n){</w:t>
-      </w:r>
-      <w:proofErr w:type="gramEnd"/>
+        <w:t xml:space="preserve"> n){</w:t>
+      </w:r>
     </w:p>
     <w:p>
       <w:pPr>
@@ -2808,23 +2073,7 @@
           <w:sz w:val="28"/>
           <w:szCs w:val="28"/>
         </w:rPr>
-        <w:t>(</w:t>
-      </w:r>
-      <w:proofErr w:type="gramStart"/>
-      <w:r>
-        <w:rPr>
-          <w:sz w:val="28"/>
-          <w:szCs w:val="28"/>
-        </w:rPr>
-        <w:t>Optional )else</w:t>
-      </w:r>
-      <w:proofErr w:type="gramEnd"/>
-      <w:r>
-        <w:rPr>
-          <w:sz w:val="28"/>
-          <w:szCs w:val="28"/>
-        </w:rPr>
-        <w:t xml:space="preserve"> : {</w:t>
+        <w:t>(Optional )else : {</w:t>
       </w:r>
     </w:p>
     <w:p>
@@ -2872,33 +2121,14 @@
           <w:szCs w:val="28"/>
           <w:u w:val="single"/>
         </w:rPr>
-        <w:t xml:space="preserve">Switch </w:t>
-      </w:r>
-      <w:proofErr w:type="gramStart"/>
-      <w:r>
-        <w:rPr>
-          <w:b/>
-          <w:bCs/>
-          <w:sz w:val="28"/>
-          <w:szCs w:val="28"/>
-          <w:u w:val="single"/>
-        </w:rPr>
-        <w:t>Case</w:t>
-      </w:r>
-      <w:r>
-        <w:rPr>
-          <w:sz w:val="28"/>
-          <w:szCs w:val="28"/>
-        </w:rPr>
-        <w:t xml:space="preserve"> :</w:t>
-      </w:r>
-      <w:proofErr w:type="gramEnd"/>
-      <w:r>
-        <w:rPr>
-          <w:sz w:val="28"/>
-          <w:szCs w:val="28"/>
-        </w:rPr>
-        <w:t xml:space="preserve"> It is a multiple choice </w:t>
+        <w:t>Switch Case</w:t>
+      </w:r>
+      <w:r>
+        <w:rPr>
+          <w:sz w:val="28"/>
+          <w:szCs w:val="28"/>
+        </w:rPr>
+        <w:t xml:space="preserve"> : It is a multiple choice </w:t>
       </w:r>
       <w:proofErr w:type="spellStart"/>
       <w:r>
@@ -2937,33 +2167,16 @@
           <w:sz w:val="28"/>
           <w:szCs w:val="28"/>
         </w:rPr>
-        <w:t xml:space="preserve"> / </w:t>
-      </w:r>
-      <w:proofErr w:type="gramStart"/>
-      <w:r>
-        <w:rPr>
-          <w:sz w:val="28"/>
-          <w:szCs w:val="28"/>
-        </w:rPr>
-        <w:t>lock .</w:t>
-      </w:r>
-      <w:proofErr w:type="gramEnd"/>
-      <w:r>
-        <w:rPr>
-          <w:sz w:val="28"/>
-          <w:szCs w:val="28"/>
-        </w:rPr>
-        <w:t xml:space="preserve"> </w:t>
-      </w:r>
-    </w:p>
-    <w:p>
-      <w:pPr>
-        <w:rPr>
-          <w:sz w:val="28"/>
-          <w:szCs w:val="28"/>
-        </w:rPr>
-      </w:pPr>
-      <w:proofErr w:type="gramStart"/>
+        <w:t xml:space="preserve"> / lock . </w:t>
+      </w:r>
+    </w:p>
+    <w:p>
+      <w:pPr>
+        <w:rPr>
+          <w:sz w:val="28"/>
+          <w:szCs w:val="28"/>
+        </w:rPr>
+      </w:pPr>
       <w:r>
         <w:rPr>
           <w:sz w:val="28"/>
@@ -2971,55 +2184,36 @@
         </w:rPr>
         <w:t>Syntax :</w:t>
       </w:r>
-      <w:proofErr w:type="gramEnd"/>
-    </w:p>
-    <w:p>
-      <w:pPr>
-        <w:rPr>
-          <w:sz w:val="28"/>
-          <w:szCs w:val="28"/>
-        </w:rPr>
-      </w:pPr>
-      <w:r>
-        <w:rPr>
-          <w:sz w:val="28"/>
-          <w:szCs w:val="28"/>
-        </w:rPr>
-        <w:t>Switch(expression</w:t>
-      </w:r>
-      <w:proofErr w:type="gramStart"/>
-      <w:r>
-        <w:rPr>
-          <w:sz w:val="28"/>
-          <w:szCs w:val="28"/>
-        </w:rPr>
-        <w:t>){</w:t>
-      </w:r>
-      <w:proofErr w:type="gramEnd"/>
-    </w:p>
-    <w:p>
-      <w:pPr>
-        <w:rPr>
-          <w:sz w:val="28"/>
-          <w:szCs w:val="28"/>
-        </w:rPr>
-      </w:pPr>
-      <w:r>
-        <w:rPr>
-          <w:sz w:val="28"/>
-          <w:szCs w:val="28"/>
-        </w:rPr>
-        <w:t xml:space="preserve">Case </w:t>
-      </w:r>
-      <w:proofErr w:type="gramStart"/>
-      <w:r>
-        <w:rPr>
-          <w:sz w:val="28"/>
-          <w:szCs w:val="28"/>
-        </w:rPr>
-        <w:t>1 :</w:t>
-      </w:r>
-      <w:proofErr w:type="gramEnd"/>
+    </w:p>
+    <w:p>
+      <w:pPr>
+        <w:rPr>
+          <w:sz w:val="28"/>
+          <w:szCs w:val="28"/>
+        </w:rPr>
+      </w:pPr>
+      <w:r>
+        <w:rPr>
+          <w:sz w:val="28"/>
+          <w:szCs w:val="28"/>
+        </w:rPr>
+        <w:t>Switch(expression){</w:t>
+      </w:r>
+    </w:p>
+    <w:p>
+      <w:pPr>
+        <w:rPr>
+          <w:sz w:val="28"/>
+          <w:szCs w:val="28"/>
+        </w:rPr>
+      </w:pPr>
+      <w:r>
+        <w:rPr>
+          <w:sz w:val="28"/>
+          <w:szCs w:val="28"/>
+        </w:rPr>
+        <w:t>Case 1 :</w:t>
+      </w:r>
     </w:p>
     <w:p>
       <w:pPr>
@@ -3073,17 +2267,8 @@
           <w:szCs w:val="28"/>
         </w:rPr>
         <w:lastRenderedPageBreak/>
-        <w:t xml:space="preserve">Case </w:t>
-      </w:r>
-      <w:proofErr w:type="gramStart"/>
-      <w:r>
-        <w:rPr>
-          <w:sz w:val="28"/>
-          <w:szCs w:val="28"/>
-        </w:rPr>
-        <w:t>2 :</w:t>
-      </w:r>
-      <w:proofErr w:type="gramEnd"/>
+        <w:t>Case 2 :</w:t>
+      </w:r>
     </w:p>
     <w:p>
       <w:pPr>
@@ -3199,6 +2384,252 @@
           <w:szCs w:val="28"/>
         </w:rPr>
       </w:pPr>
+    </w:p>
+    <w:p>
+      <w:pPr>
+        <w:rPr>
+          <w:sz w:val="28"/>
+          <w:szCs w:val="28"/>
+        </w:rPr>
+      </w:pPr>
+      <w:r>
+        <w:rPr>
+          <w:sz w:val="28"/>
+          <w:szCs w:val="28"/>
+        </w:rPr>
+        <w:t>Looping Statement –</w:t>
+      </w:r>
+    </w:p>
+    <w:p>
+      <w:pPr>
+        <w:rPr>
+          <w:sz w:val="28"/>
+          <w:szCs w:val="28"/>
+        </w:rPr>
+      </w:pPr>
+      <w:r>
+        <w:rPr>
+          <w:sz w:val="28"/>
+          <w:szCs w:val="28"/>
+        </w:rPr>
+        <w:t>Whenever we know for exact no. of iteration then we will go for “for loop” .</w:t>
+      </w:r>
+    </w:p>
+    <w:p>
+      <w:pPr>
+        <w:rPr>
+          <w:sz w:val="28"/>
+          <w:szCs w:val="28"/>
+        </w:rPr>
+      </w:pPr>
+      <w:r>
+        <w:rPr>
+          <w:sz w:val="28"/>
+          <w:szCs w:val="28"/>
+        </w:rPr>
+        <w:t xml:space="preserve">Syntax – </w:t>
+      </w:r>
+    </w:p>
+    <w:p>
+      <w:pPr>
+        <w:rPr>
+          <w:sz w:val="28"/>
+          <w:szCs w:val="28"/>
+        </w:rPr>
+      </w:pPr>
+      <w:r>
+        <w:rPr>
+          <w:sz w:val="28"/>
+          <w:szCs w:val="28"/>
+        </w:rPr>
+        <w:t>For (</w:t>
+      </w:r>
+      <w:proofErr w:type="spellStart"/>
+      <w:r>
+        <w:rPr>
+          <w:sz w:val="28"/>
+          <w:szCs w:val="28"/>
+        </w:rPr>
+        <w:t>initialization,condition,updatation</w:t>
+      </w:r>
+      <w:proofErr w:type="spellEnd"/>
+      <w:r>
+        <w:rPr>
+          <w:sz w:val="28"/>
+          <w:szCs w:val="28"/>
+        </w:rPr>
+        <w:t>)</w:t>
+      </w:r>
+    </w:p>
+    <w:p>
+      <w:pPr>
+        <w:rPr>
+          <w:sz w:val="28"/>
+          <w:szCs w:val="28"/>
+        </w:rPr>
+      </w:pPr>
+    </w:p>
+    <w:p>
+      <w:pPr>
+        <w:rPr>
+          <w:sz w:val="28"/>
+          <w:szCs w:val="28"/>
+        </w:rPr>
+      </w:pPr>
+      <w:r>
+        <w:rPr>
+          <w:sz w:val="28"/>
+          <w:szCs w:val="28"/>
+        </w:rPr>
+        <w:t>Eg:</w:t>
+      </w:r>
+    </w:p>
+    <w:p>
+      <w:pPr>
+        <w:rPr>
+          <w:sz w:val="28"/>
+          <w:szCs w:val="28"/>
+        </w:rPr>
+      </w:pPr>
+      <w:r>
+        <w:rPr>
+          <w:sz w:val="28"/>
+          <w:szCs w:val="28"/>
+        </w:rPr>
+        <w:t xml:space="preserve">for( var </w:t>
+      </w:r>
+      <w:proofErr w:type="spellStart"/>
+      <w:r>
+        <w:rPr>
+          <w:sz w:val="28"/>
+          <w:szCs w:val="28"/>
+        </w:rPr>
+        <w:t>i</w:t>
+      </w:r>
+      <w:proofErr w:type="spellEnd"/>
+      <w:r>
+        <w:rPr>
+          <w:sz w:val="28"/>
+          <w:szCs w:val="28"/>
+        </w:rPr>
+        <w:t xml:space="preserve"> = 1; </w:t>
+      </w:r>
+      <w:proofErr w:type="spellStart"/>
+      <w:r>
+        <w:rPr>
+          <w:sz w:val="28"/>
+          <w:szCs w:val="28"/>
+        </w:rPr>
+        <w:t>i</w:t>
+      </w:r>
+      <w:proofErr w:type="spellEnd"/>
+      <w:r>
+        <w:rPr>
+          <w:sz w:val="28"/>
+          <w:szCs w:val="28"/>
+        </w:rPr>
+        <w:t xml:space="preserve">&lt;= 5; </w:t>
+      </w:r>
+      <w:proofErr w:type="spellStart"/>
+      <w:r>
+        <w:rPr>
+          <w:sz w:val="28"/>
+          <w:szCs w:val="28"/>
+        </w:rPr>
+        <w:t>i</w:t>
+      </w:r>
+      <w:proofErr w:type="spellEnd"/>
+      <w:r>
+        <w:rPr>
+          <w:sz w:val="28"/>
+          <w:szCs w:val="28"/>
+        </w:rPr>
+        <w:t>++){</w:t>
+      </w:r>
+    </w:p>
+    <w:p>
+      <w:pPr>
+        <w:rPr>
+          <w:sz w:val="28"/>
+          <w:szCs w:val="28"/>
+        </w:rPr>
+      </w:pPr>
+      <w:r>
+        <w:rPr>
+          <w:sz w:val="28"/>
+          <w:szCs w:val="28"/>
+        </w:rPr>
+        <w:t xml:space="preserve">    console.log("Hello " + </w:t>
+      </w:r>
+      <w:proofErr w:type="spellStart"/>
+      <w:r>
+        <w:rPr>
+          <w:sz w:val="28"/>
+          <w:szCs w:val="28"/>
+        </w:rPr>
+        <w:t>i</w:t>
+      </w:r>
+      <w:proofErr w:type="spellEnd"/>
+      <w:r>
+        <w:rPr>
+          <w:sz w:val="28"/>
+          <w:szCs w:val="28"/>
+        </w:rPr>
+        <w:t>);</w:t>
+      </w:r>
+    </w:p>
+    <w:p>
+      <w:pPr>
+        <w:rPr>
+          <w:sz w:val="28"/>
+          <w:szCs w:val="28"/>
+        </w:rPr>
+      </w:pPr>
+      <w:r>
+        <w:rPr>
+          <w:sz w:val="28"/>
+          <w:szCs w:val="28"/>
+        </w:rPr>
+        <w:t>}</w:t>
+      </w:r>
+    </w:p>
+    <w:p>
+      <w:pPr>
+        <w:rPr>
+          <w:sz w:val="28"/>
+          <w:szCs w:val="28"/>
+        </w:rPr>
+      </w:pPr>
+    </w:p>
+    <w:p>
+      <w:pPr>
+        <w:rPr>
+          <w:sz w:val="28"/>
+          <w:szCs w:val="28"/>
+        </w:rPr>
+      </w:pPr>
+      <w:r>
+        <w:rPr>
+          <w:sz w:val="28"/>
+          <w:szCs w:val="28"/>
+        </w:rPr>
+        <w:t>While Loop :</w:t>
+      </w:r>
+    </w:p>
+    <w:p>
+      <w:pPr>
+        <w:rPr>
+          <w:sz w:val="28"/>
+          <w:szCs w:val="28"/>
+        </w:rPr>
+      </w:pPr>
+      <w:r>
+        <w:rPr>
+          <w:sz w:val="28"/>
+          <w:szCs w:val="28"/>
+        </w:rPr>
+        <w:t>Whenever we do not know the exact no. of iteration of a particular code is going to executed then we will use while loop.</w:t>
+      </w:r>
       <w:r>
         <w:rPr>
           <w:sz w:val="28"/>
@@ -3229,6 +2660,14 @@
           <w:szCs w:val="28"/>
         </w:rPr>
       </w:pPr>
+      <w:r>
+        <w:rPr>
+          <w:sz w:val="28"/>
+          <w:szCs w:val="28"/>
+        </w:rPr>
+        <w:lastRenderedPageBreak/>
+        <w:t>Whenever we want to execute our statement irrespective of our condition at least once then we will use do-while loop .</w:t>
+      </w:r>
     </w:p>
     <w:p>
       <w:pPr>

--- a/Qs/JAVASCRIPT/Notes.docx
+++ b/Qs/JAVASCRIPT/Notes.docx
@@ -87,7 +87,15 @@
           <w:sz w:val="28"/>
           <w:szCs w:val="28"/>
         </w:rPr>
-        <w:t xml:space="preserve"> programming language </w:t>
+        <w:t xml:space="preserve"> programming </w:t>
+      </w:r>
+      <w:proofErr w:type="gramStart"/>
+      <w:r>
+        <w:rPr>
+          <w:sz w:val="28"/>
+          <w:szCs w:val="28"/>
+        </w:rPr>
+        <w:t xml:space="preserve">language </w:t>
       </w:r>
       <w:r>
         <w:rPr>
@@ -96,6 +104,7 @@
         </w:rPr>
         <w:t>.</w:t>
       </w:r>
+      <w:proofErr w:type="gramEnd"/>
     </w:p>
     <w:p>
       <w:pPr>
@@ -294,7 +303,95 @@
           <w:sz w:val="28"/>
           <w:szCs w:val="28"/>
         </w:rPr>
-        <w:t xml:space="preserve">When it was introduce the name of the </w:t>
+        <w:t xml:space="preserve">When it was </w:t>
+      </w:r>
+      <w:proofErr w:type="gramStart"/>
+      <w:r>
+        <w:rPr>
+          <w:sz w:val="28"/>
+          <w:szCs w:val="28"/>
+        </w:rPr>
+        <w:t>introduce</w:t>
+      </w:r>
+      <w:proofErr w:type="gramEnd"/>
+      <w:r>
+        <w:rPr>
+          <w:sz w:val="28"/>
+          <w:szCs w:val="28"/>
+        </w:rPr>
+        <w:t xml:space="preserve"> the name of the javascript was MOCHA later it was changed to LIVESCRIPT and after many years finally the name was decided as JavaScript then to </w:t>
+      </w:r>
+      <w:proofErr w:type="gramStart"/>
+      <w:r>
+        <w:rPr>
+          <w:sz w:val="28"/>
+          <w:szCs w:val="28"/>
+        </w:rPr>
+        <w:t xml:space="preserve">JAVSCRIPT </w:t>
+      </w:r>
+      <w:r>
+        <w:rPr>
+          <w:sz w:val="28"/>
+          <w:szCs w:val="28"/>
+        </w:rPr>
+        <w:t>.</w:t>
+      </w:r>
+      <w:proofErr w:type="gramEnd"/>
+    </w:p>
+    <w:p>
+      <w:pPr>
+        <w:rPr>
+          <w:sz w:val="28"/>
+          <w:szCs w:val="28"/>
+        </w:rPr>
+      </w:pPr>
+    </w:p>
+    <w:p>
+      <w:pPr>
+        <w:rPr>
+          <w:sz w:val="28"/>
+          <w:szCs w:val="28"/>
+        </w:rPr>
+      </w:pPr>
+      <w:proofErr w:type="gramStart"/>
+      <w:r>
+        <w:rPr>
+          <w:sz w:val="28"/>
+          <w:szCs w:val="28"/>
+        </w:rPr>
+        <w:t>Literals :</w:t>
+      </w:r>
+      <w:proofErr w:type="gramEnd"/>
+    </w:p>
+    <w:p>
+      <w:pPr>
+        <w:rPr>
+          <w:sz w:val="28"/>
+          <w:szCs w:val="28"/>
+        </w:rPr>
+      </w:pPr>
+      <w:r>
+        <w:rPr>
+          <w:sz w:val="28"/>
+          <w:szCs w:val="28"/>
+        </w:rPr>
+        <w:t xml:space="preserve">The data which we will be storing within a memory location is known as </w:t>
+      </w:r>
+      <w:proofErr w:type="gramStart"/>
+      <w:r>
+        <w:rPr>
+          <w:sz w:val="28"/>
+          <w:szCs w:val="28"/>
+        </w:rPr>
+        <w:t>Literals .</w:t>
+      </w:r>
+      <w:proofErr w:type="gramEnd"/>
+      <w:r>
+        <w:rPr>
+          <w:sz w:val="28"/>
+          <w:szCs w:val="28"/>
+        </w:rPr>
+        <w:t xml:space="preserve"> The constant value that we will be use is </w:t>
       </w:r>
       <w:proofErr w:type="spellStart"/>
       <w:r>
@@ -302,7 +399,7 @@
           <w:sz w:val="28"/>
           <w:szCs w:val="28"/>
         </w:rPr>
-        <w:t>javascript</w:t>
+        <w:t>know</w:t>
       </w:r>
       <w:proofErr w:type="spellEnd"/>
       <w:r>
@@ -310,146 +407,153 @@
           <w:sz w:val="28"/>
           <w:szCs w:val="28"/>
         </w:rPr>
-        <w:t xml:space="preserve"> was MOCHA later it was changed to LIVESCRIPT and after many years finally the name was decided as JavaScript then to JAVSCRIPT </w:t>
-      </w:r>
-      <w:r>
-        <w:rPr>
-          <w:sz w:val="28"/>
-          <w:szCs w:val="28"/>
-        </w:rPr>
-        <w:t>.</w:t>
-      </w:r>
-    </w:p>
-    <w:p>
-      <w:pPr>
-        <w:rPr>
-          <w:sz w:val="28"/>
-          <w:szCs w:val="28"/>
-        </w:rPr>
-      </w:pPr>
-    </w:p>
-    <w:p>
-      <w:pPr>
-        <w:rPr>
-          <w:sz w:val="28"/>
-          <w:szCs w:val="28"/>
-        </w:rPr>
-      </w:pPr>
-      <w:r>
-        <w:rPr>
-          <w:sz w:val="28"/>
-          <w:szCs w:val="28"/>
-        </w:rPr>
-        <w:t>Literals :</w:t>
-      </w:r>
-    </w:p>
-    <w:p>
-      <w:pPr>
-        <w:rPr>
-          <w:sz w:val="28"/>
-          <w:szCs w:val="28"/>
-        </w:rPr>
-      </w:pPr>
-      <w:r>
-        <w:rPr>
-          <w:sz w:val="28"/>
-          <w:szCs w:val="28"/>
-        </w:rPr>
-        <w:t xml:space="preserve">The data which we will be storing within a memory location is known as Literals . The constant value that we will be use is </w:t>
-      </w:r>
-      <w:proofErr w:type="spellStart"/>
-      <w:r>
-        <w:rPr>
-          <w:sz w:val="28"/>
-          <w:szCs w:val="28"/>
-        </w:rPr>
-        <w:t>know</w:t>
-      </w:r>
-      <w:proofErr w:type="spellEnd"/>
-      <w:r>
-        <w:rPr>
-          <w:sz w:val="28"/>
-          <w:szCs w:val="28"/>
-        </w:rPr>
-        <w:t xml:space="preserve"> as literals .</w:t>
-      </w:r>
-    </w:p>
-    <w:p>
-      <w:pPr>
-        <w:rPr>
-          <w:sz w:val="28"/>
-          <w:szCs w:val="28"/>
-        </w:rPr>
-      </w:pPr>
-      <w:r>
-        <w:rPr>
-          <w:sz w:val="28"/>
-          <w:szCs w:val="28"/>
-        </w:rPr>
-        <w:t>Eg – var name = “Yosho” , var a = 5</w:t>
-      </w:r>
-    </w:p>
-    <w:p>
-      <w:pPr>
-        <w:rPr>
-          <w:sz w:val="28"/>
-          <w:szCs w:val="28"/>
-        </w:rPr>
-      </w:pPr>
-    </w:p>
-    <w:p>
-      <w:pPr>
-        <w:rPr>
-          <w:sz w:val="28"/>
-          <w:szCs w:val="28"/>
-        </w:rPr>
-      </w:pPr>
-      <w:r>
-        <w:rPr>
-          <w:sz w:val="28"/>
-          <w:szCs w:val="28"/>
-        </w:rPr>
-        <w:t>Datatypes : Every data have some type and that type is known as data type .</w:t>
-      </w:r>
-    </w:p>
-    <w:p>
-      <w:pPr>
-        <w:rPr>
-          <w:sz w:val="28"/>
-          <w:szCs w:val="28"/>
-        </w:rPr>
-      </w:pPr>
-      <w:r>
-        <w:rPr>
-          <w:sz w:val="28"/>
-          <w:szCs w:val="28"/>
-        </w:rPr>
-        <w:t>Datatype will define which type of data a variable can hold or store in its memory allocations .</w:t>
-      </w:r>
-    </w:p>
-    <w:p>
-      <w:pPr>
-        <w:rPr>
-          <w:sz w:val="28"/>
-          <w:szCs w:val="28"/>
-        </w:rPr>
-      </w:pPr>
-      <w:proofErr w:type="spellStart"/>
-      <w:r>
-        <w:rPr>
-          <w:sz w:val="28"/>
-          <w:szCs w:val="28"/>
-        </w:rPr>
-        <w:t>Javascript</w:t>
-      </w:r>
-      <w:proofErr w:type="spellEnd"/>
-      <w:r>
-        <w:rPr>
-          <w:sz w:val="28"/>
-          <w:szCs w:val="28"/>
-        </w:rPr>
-        <w:t xml:space="preserve"> basically provides 2 types of datatypes : Primitive and Non Primitive .</w:t>
-      </w:r>
+        <w:t xml:space="preserve"> as </w:t>
+      </w:r>
+      <w:proofErr w:type="gramStart"/>
+      <w:r>
+        <w:rPr>
+          <w:sz w:val="28"/>
+          <w:szCs w:val="28"/>
+        </w:rPr>
+        <w:t>literals .</w:t>
+      </w:r>
+      <w:proofErr w:type="gramEnd"/>
+    </w:p>
+    <w:p>
+      <w:pPr>
+        <w:rPr>
+          <w:sz w:val="28"/>
+          <w:szCs w:val="28"/>
+        </w:rPr>
+      </w:pPr>
+      <w:r>
+        <w:rPr>
+          <w:sz w:val="28"/>
+          <w:szCs w:val="28"/>
+        </w:rPr>
+        <w:t>Eg – var name = “Yosho</w:t>
+      </w:r>
+      <w:proofErr w:type="gramStart"/>
+      <w:r>
+        <w:rPr>
+          <w:sz w:val="28"/>
+          <w:szCs w:val="28"/>
+        </w:rPr>
+        <w:t>” ,</w:t>
+      </w:r>
+      <w:proofErr w:type="gramEnd"/>
+      <w:r>
+        <w:rPr>
+          <w:sz w:val="28"/>
+          <w:szCs w:val="28"/>
+        </w:rPr>
+        <w:t xml:space="preserve"> var a = 5</w:t>
+      </w:r>
+    </w:p>
+    <w:p>
+      <w:pPr>
+        <w:rPr>
+          <w:sz w:val="28"/>
+          <w:szCs w:val="28"/>
+        </w:rPr>
+      </w:pPr>
+    </w:p>
+    <w:p>
+      <w:pPr>
+        <w:rPr>
+          <w:sz w:val="28"/>
+          <w:szCs w:val="28"/>
+        </w:rPr>
+      </w:pPr>
+      <w:proofErr w:type="gramStart"/>
+      <w:r>
+        <w:rPr>
+          <w:sz w:val="28"/>
+          <w:szCs w:val="28"/>
+        </w:rPr>
+        <w:t>Datatypes :</w:t>
+      </w:r>
+      <w:proofErr w:type="gramEnd"/>
+      <w:r>
+        <w:rPr>
+          <w:sz w:val="28"/>
+          <w:szCs w:val="28"/>
+        </w:rPr>
+        <w:t xml:space="preserve"> Every data have some type and that type is known as data </w:t>
+      </w:r>
+      <w:proofErr w:type="gramStart"/>
+      <w:r>
+        <w:rPr>
+          <w:sz w:val="28"/>
+          <w:szCs w:val="28"/>
+        </w:rPr>
+        <w:t>type .</w:t>
+      </w:r>
+      <w:proofErr w:type="gramEnd"/>
+    </w:p>
+    <w:p>
+      <w:pPr>
+        <w:rPr>
+          <w:sz w:val="28"/>
+          <w:szCs w:val="28"/>
+        </w:rPr>
+      </w:pPr>
+      <w:r>
+        <w:rPr>
+          <w:sz w:val="28"/>
+          <w:szCs w:val="28"/>
+        </w:rPr>
+        <w:t xml:space="preserve">Datatype will define which type of data a variable can hold or store in its memory </w:t>
+      </w:r>
+      <w:proofErr w:type="gramStart"/>
+      <w:r>
+        <w:rPr>
+          <w:sz w:val="28"/>
+          <w:szCs w:val="28"/>
+        </w:rPr>
+        <w:t>allocations .</w:t>
+      </w:r>
+      <w:proofErr w:type="gramEnd"/>
+    </w:p>
+    <w:p>
+      <w:pPr>
+        <w:rPr>
+          <w:sz w:val="28"/>
+          <w:szCs w:val="28"/>
+        </w:rPr>
+      </w:pPr>
+      <w:r>
+        <w:rPr>
+          <w:sz w:val="28"/>
+          <w:szCs w:val="28"/>
+        </w:rPr>
+        <w:t xml:space="preserve">Javascript basically provides 2 types of </w:t>
+      </w:r>
+      <w:proofErr w:type="gramStart"/>
+      <w:r>
+        <w:rPr>
+          <w:sz w:val="28"/>
+          <w:szCs w:val="28"/>
+        </w:rPr>
+        <w:t>datatypes :</w:t>
+      </w:r>
+      <w:proofErr w:type="gramEnd"/>
+      <w:r>
+        <w:rPr>
+          <w:sz w:val="28"/>
+          <w:szCs w:val="28"/>
+        </w:rPr>
+        <w:t xml:space="preserve"> Primitive and Non </w:t>
+      </w:r>
+      <w:proofErr w:type="gramStart"/>
+      <w:r>
+        <w:rPr>
+          <w:sz w:val="28"/>
+          <w:szCs w:val="28"/>
+        </w:rPr>
+        <w:t>Primitive .</w:t>
+      </w:r>
+      <w:proofErr w:type="gramEnd"/>
     </w:p>
     <w:p>
       <w:pPr>
@@ -464,31 +568,40 @@
           <w:szCs w:val="28"/>
         </w:rPr>
         <w:lastRenderedPageBreak/>
-        <w:t xml:space="preserve">Primitive Datatype – In </w:t>
-      </w:r>
-      <w:proofErr w:type="spellStart"/>
-      <w:r>
-        <w:rPr>
-          <w:sz w:val="28"/>
-          <w:szCs w:val="28"/>
-        </w:rPr>
-        <w:t>Javascript</w:t>
-      </w:r>
-      <w:proofErr w:type="spellEnd"/>
-      <w:r>
-        <w:rPr>
-          <w:sz w:val="28"/>
-          <w:szCs w:val="28"/>
-        </w:rPr>
-        <w:t xml:space="preserve"> primitive data types are the data types </w:t>
-      </w:r>
-      <w:r>
-        <w:rPr>
-          <w:sz w:val="28"/>
-          <w:szCs w:val="28"/>
-        </w:rPr>
-        <w:t>which can store only single value . There are 6 types of datatypes .</w:t>
-      </w:r>
+        <w:t xml:space="preserve">Primitive Datatype – In Javascript primitive data types are the data types </w:t>
+      </w:r>
+      <w:r>
+        <w:rPr>
+          <w:sz w:val="28"/>
+          <w:szCs w:val="28"/>
+        </w:rPr>
+        <w:t xml:space="preserve">which can store only single </w:t>
+      </w:r>
+      <w:proofErr w:type="gramStart"/>
+      <w:r>
+        <w:rPr>
+          <w:sz w:val="28"/>
+          <w:szCs w:val="28"/>
+        </w:rPr>
+        <w:t>value .</w:t>
+      </w:r>
+      <w:proofErr w:type="gramEnd"/>
+      <w:r>
+        <w:rPr>
+          <w:sz w:val="28"/>
+          <w:szCs w:val="28"/>
+        </w:rPr>
+        <w:t xml:space="preserve"> There are 6 types of </w:t>
+      </w:r>
+      <w:proofErr w:type="gramStart"/>
+      <w:r>
+        <w:rPr>
+          <w:sz w:val="28"/>
+          <w:szCs w:val="28"/>
+        </w:rPr>
+        <w:t>datatypes .</w:t>
+      </w:r>
+      <w:proofErr w:type="gramEnd"/>
     </w:p>
     <w:p>
       <w:pPr>
@@ -630,24 +743,49 @@
           <w:sz w:val="28"/>
           <w:szCs w:val="28"/>
         </w:rPr>
-        <w:t xml:space="preserve">In </w:t>
-      </w:r>
-      <w:proofErr w:type="spellStart"/>
-      <w:r>
-        <w:rPr>
-          <w:sz w:val="28"/>
-          <w:szCs w:val="28"/>
-        </w:rPr>
-        <w:t>javascript</w:t>
-      </w:r>
-      <w:proofErr w:type="spellEnd"/>
-      <w:r>
-        <w:rPr>
-          <w:sz w:val="28"/>
-          <w:szCs w:val="28"/>
-        </w:rPr>
-        <w:t xml:space="preserve"> non primitive are the data type which can store multiple value . They are :</w:t>
-      </w:r>
+        <w:t xml:space="preserve">In javascript non primitive </w:t>
+      </w:r>
+      <w:proofErr w:type="gramStart"/>
+      <w:r>
+        <w:rPr>
+          <w:sz w:val="28"/>
+          <w:szCs w:val="28"/>
+        </w:rPr>
+        <w:t>are</w:t>
+      </w:r>
+      <w:proofErr w:type="gramEnd"/>
+      <w:r>
+        <w:rPr>
+          <w:sz w:val="28"/>
+          <w:szCs w:val="28"/>
+        </w:rPr>
+        <w:t xml:space="preserve"> the data type which can store multiple </w:t>
+      </w:r>
+      <w:proofErr w:type="gramStart"/>
+      <w:r>
+        <w:rPr>
+          <w:sz w:val="28"/>
+          <w:szCs w:val="28"/>
+        </w:rPr>
+        <w:t>value .</w:t>
+      </w:r>
+      <w:proofErr w:type="gramEnd"/>
+      <w:r>
+        <w:rPr>
+          <w:sz w:val="28"/>
+          <w:szCs w:val="28"/>
+        </w:rPr>
+        <w:t xml:space="preserve"> They </w:t>
+      </w:r>
+      <w:proofErr w:type="gramStart"/>
+      <w:r>
+        <w:rPr>
+          <w:sz w:val="28"/>
+          <w:szCs w:val="28"/>
+        </w:rPr>
+        <w:t>are :</w:t>
+      </w:r>
+      <w:proofErr w:type="gramEnd"/>
     </w:p>
     <w:p>
       <w:pPr>
@@ -681,6 +819,7 @@
           <w:szCs w:val="28"/>
         </w:rPr>
       </w:pPr>
+      <w:proofErr w:type="gramStart"/>
       <w:r>
         <w:rPr>
           <w:sz w:val="28"/>
@@ -693,8 +832,25 @@
           <w:sz w:val="28"/>
           <w:szCs w:val="28"/>
         </w:rPr>
-        <w:t xml:space="preserve"> - It can only store homogeneous types of elements .</w:t>
-      </w:r>
+        <w:t xml:space="preserve"> -</w:t>
+      </w:r>
+      <w:proofErr w:type="gramEnd"/>
+      <w:r>
+        <w:rPr>
+          <w:sz w:val="28"/>
+          <w:szCs w:val="28"/>
+        </w:rPr>
+        <w:t xml:space="preserve"> It can only store homogeneous types of </w:t>
+      </w:r>
+      <w:proofErr w:type="gramStart"/>
+      <w:r>
+        <w:rPr>
+          <w:sz w:val="28"/>
+          <w:szCs w:val="28"/>
+        </w:rPr>
+        <w:t>elements .</w:t>
+      </w:r>
+      <w:proofErr w:type="gramEnd"/>
     </w:p>
     <w:p>
       <w:pPr>
@@ -722,16 +878,26 @@
           <w:sz w:val="28"/>
           <w:szCs w:val="28"/>
         </w:rPr>
-        <w:t xml:space="preserve"> – It will represent a regular expression .</w:t>
-      </w:r>
-    </w:p>
-    <w:p>
-      <w:pPr>
-        <w:rPr>
-          <w:sz w:val="28"/>
-          <w:szCs w:val="28"/>
-        </w:rPr>
-      </w:pPr>
+        <w:t xml:space="preserve"> – It will represent a regular </w:t>
+      </w:r>
+      <w:proofErr w:type="gramStart"/>
+      <w:r>
+        <w:rPr>
+          <w:sz w:val="28"/>
+          <w:szCs w:val="28"/>
+        </w:rPr>
+        <w:t>expression .</w:t>
+      </w:r>
+      <w:proofErr w:type="gramEnd"/>
+    </w:p>
+    <w:p>
+      <w:pPr>
+        <w:rPr>
+          <w:sz w:val="28"/>
+          <w:szCs w:val="28"/>
+        </w:rPr>
+      </w:pPr>
+      <w:proofErr w:type="gramStart"/>
       <w:r>
         <w:rPr>
           <w:sz w:val="28"/>
@@ -739,37 +905,31 @@
         </w:rPr>
         <w:t>Operators :</w:t>
       </w:r>
-    </w:p>
-    <w:p>
-      <w:pPr>
-        <w:rPr>
-          <w:sz w:val="28"/>
-          <w:szCs w:val="28"/>
-        </w:rPr>
-      </w:pPr>
-      <w:r>
-        <w:rPr>
-          <w:sz w:val="28"/>
-          <w:szCs w:val="28"/>
-        </w:rPr>
-        <w:t xml:space="preserve">These are the special symbol present in </w:t>
-      </w:r>
-      <w:proofErr w:type="spellStart"/>
-      <w:r>
-        <w:rPr>
-          <w:sz w:val="28"/>
-          <w:szCs w:val="28"/>
-        </w:rPr>
-        <w:t>javascript</w:t>
-      </w:r>
-      <w:proofErr w:type="spellEnd"/>
-      <w:r>
-        <w:rPr>
-          <w:sz w:val="28"/>
-          <w:szCs w:val="28"/>
-        </w:rPr>
-        <w:t xml:space="preserve"> using which we can perform any operation with the operand(values) .</w:t>
-      </w:r>
+      <w:proofErr w:type="gramEnd"/>
+    </w:p>
+    <w:p>
+      <w:pPr>
+        <w:rPr>
+          <w:sz w:val="28"/>
+          <w:szCs w:val="28"/>
+        </w:rPr>
+      </w:pPr>
+      <w:r>
+        <w:rPr>
+          <w:sz w:val="28"/>
+          <w:szCs w:val="28"/>
+        </w:rPr>
+        <w:t>These are the special symbol present in javascript using which we can perform any operation with the operand(values</w:t>
+      </w:r>
+      <w:proofErr w:type="gramStart"/>
+      <w:r>
+        <w:rPr>
+          <w:sz w:val="28"/>
+          <w:szCs w:val="28"/>
+        </w:rPr>
+        <w:t>) .</w:t>
+      </w:r>
+      <w:proofErr w:type="gramEnd"/>
     </w:p>
     <w:p>
       <w:pPr>
@@ -1000,8 +1160,25 @@
           <w:szCs w:val="28"/>
         </w:rPr>
         <w:lastRenderedPageBreak/>
-        <w:t xml:space="preserve">Both divide and modulus operator will perform division operation but both will give different output . As divide operator will give </w:t>
-      </w:r>
+        <w:t xml:space="preserve">Both divide and modulus operator will perform division operation but both will give different </w:t>
+      </w:r>
+      <w:proofErr w:type="gramStart"/>
+      <w:r>
+        <w:rPr>
+          <w:sz w:val="28"/>
+          <w:szCs w:val="28"/>
+        </w:rPr>
+        <w:t>output .</w:t>
+      </w:r>
+      <w:proofErr w:type="gramEnd"/>
+      <w:r>
+        <w:rPr>
+          <w:sz w:val="28"/>
+          <w:szCs w:val="28"/>
+        </w:rPr>
+        <w:t xml:space="preserve"> As divide operator will give </w:t>
+      </w:r>
+      <w:proofErr w:type="gramStart"/>
       <w:r>
         <w:rPr>
           <w:sz w:val="28"/>
@@ -1014,8 +1191,25 @@
           <w:sz w:val="28"/>
           <w:szCs w:val="28"/>
         </w:rPr>
-        <w:t xml:space="preserve"> and modulus will give remainder .</w:t>
-      </w:r>
+        <w:t xml:space="preserve"> and</w:t>
+      </w:r>
+      <w:proofErr w:type="gramEnd"/>
+      <w:r>
+        <w:rPr>
+          <w:sz w:val="28"/>
+          <w:szCs w:val="28"/>
+        </w:rPr>
+        <w:t xml:space="preserve"> modulus will give </w:t>
+      </w:r>
+      <w:proofErr w:type="gramStart"/>
+      <w:r>
+        <w:rPr>
+          <w:sz w:val="28"/>
+          <w:szCs w:val="28"/>
+        </w:rPr>
+        <w:t>remainder .</w:t>
+      </w:r>
+      <w:proofErr w:type="gramEnd"/>
     </w:p>
     <w:p>
       <w:pPr>
@@ -1039,12 +1233,21 @@
         </w:rPr>
         <w:t xml:space="preserve">Assignment Operator </w:t>
       </w:r>
-      <w:r>
-        <w:rPr>
-          <w:sz w:val="28"/>
-          <w:szCs w:val="28"/>
-        </w:rPr>
-        <w:t>( = )</w:t>
+      <w:proofErr w:type="gramStart"/>
+      <w:r>
+        <w:rPr>
+          <w:sz w:val="28"/>
+          <w:szCs w:val="28"/>
+        </w:rPr>
+        <w:t>( =</w:t>
+      </w:r>
+      <w:proofErr w:type="gramEnd"/>
+      <w:r>
+        <w:rPr>
+          <w:sz w:val="28"/>
+          <w:szCs w:val="28"/>
+        </w:rPr>
+        <w:t xml:space="preserve"> )</w:t>
       </w:r>
       <w:r>
         <w:rPr>
@@ -1066,60 +1269,142 @@
           <w:sz w:val="28"/>
           <w:szCs w:val="28"/>
         </w:rPr>
-        <w:t>These are the operators which will be used to assign a value to the variable .</w:t>
-      </w:r>
-      <w:r>
-        <w:rPr>
-          <w:sz w:val="28"/>
-          <w:szCs w:val="28"/>
-        </w:rPr>
-        <w:t xml:space="preserve"> This operator will be used to assign value to a variable . And it is not used for any comparison purpose.</w:t>
-      </w:r>
-    </w:p>
-    <w:p>
-      <w:pPr>
-        <w:rPr>
-          <w:sz w:val="28"/>
-          <w:szCs w:val="28"/>
-        </w:rPr>
-      </w:pPr>
-    </w:p>
-    <w:p>
-      <w:pPr>
-        <w:rPr>
-          <w:sz w:val="28"/>
-          <w:szCs w:val="28"/>
-        </w:rPr>
-      </w:pPr>
-    </w:p>
-    <w:p>
-      <w:pPr>
-        <w:rPr>
-          <w:sz w:val="28"/>
-          <w:szCs w:val="28"/>
-        </w:rPr>
-      </w:pPr>
-      <w:r>
-        <w:rPr>
-          <w:sz w:val="28"/>
-          <w:szCs w:val="28"/>
-        </w:rPr>
-        <w:t>Comparison Operator :</w:t>
-      </w:r>
-    </w:p>
-    <w:p>
-      <w:pPr>
-        <w:rPr>
-          <w:sz w:val="28"/>
-          <w:szCs w:val="28"/>
-        </w:rPr>
-      </w:pPr>
-      <w:r>
-        <w:rPr>
-          <w:sz w:val="28"/>
-          <w:szCs w:val="28"/>
-        </w:rPr>
-        <w:t xml:space="preserve">It is used to compare 2 value and they are == , ===,!=, &gt;! , &lt;! </w:t>
+        <w:t xml:space="preserve">These are the operators which will be used to assign a value to the </w:t>
+      </w:r>
+      <w:proofErr w:type="gramStart"/>
+      <w:r>
+        <w:rPr>
+          <w:sz w:val="28"/>
+          <w:szCs w:val="28"/>
+        </w:rPr>
+        <w:t>variable .</w:t>
+      </w:r>
+      <w:proofErr w:type="gramEnd"/>
+      <w:r>
+        <w:rPr>
+          <w:sz w:val="28"/>
+          <w:szCs w:val="28"/>
+        </w:rPr>
+        <w:t xml:space="preserve"> This operator will be used to assign value to a </w:t>
+      </w:r>
+      <w:proofErr w:type="gramStart"/>
+      <w:r>
+        <w:rPr>
+          <w:sz w:val="28"/>
+          <w:szCs w:val="28"/>
+        </w:rPr>
+        <w:t>variable .</w:t>
+      </w:r>
+      <w:proofErr w:type="gramEnd"/>
+      <w:r>
+        <w:rPr>
+          <w:sz w:val="28"/>
+          <w:szCs w:val="28"/>
+        </w:rPr>
+        <w:t xml:space="preserve"> And it is not used for any comparison purpose.</w:t>
+      </w:r>
+    </w:p>
+    <w:p>
+      <w:pPr>
+        <w:rPr>
+          <w:sz w:val="28"/>
+          <w:szCs w:val="28"/>
+        </w:rPr>
+      </w:pPr>
+    </w:p>
+    <w:p>
+      <w:pPr>
+        <w:rPr>
+          <w:sz w:val="28"/>
+          <w:szCs w:val="28"/>
+        </w:rPr>
+      </w:pPr>
+    </w:p>
+    <w:p>
+      <w:pPr>
+        <w:rPr>
+          <w:sz w:val="28"/>
+          <w:szCs w:val="28"/>
+        </w:rPr>
+      </w:pPr>
+      <w:r>
+        <w:rPr>
+          <w:sz w:val="28"/>
+          <w:szCs w:val="28"/>
+        </w:rPr>
+        <w:t xml:space="preserve">Comparison </w:t>
+      </w:r>
+      <w:proofErr w:type="gramStart"/>
+      <w:r>
+        <w:rPr>
+          <w:sz w:val="28"/>
+          <w:szCs w:val="28"/>
+        </w:rPr>
+        <w:t>Operator :</w:t>
+      </w:r>
+      <w:proofErr w:type="gramEnd"/>
+    </w:p>
+    <w:p>
+      <w:pPr>
+        <w:rPr>
+          <w:sz w:val="28"/>
+          <w:szCs w:val="28"/>
+        </w:rPr>
+      </w:pPr>
+      <w:r>
+        <w:rPr>
+          <w:sz w:val="28"/>
+          <w:szCs w:val="28"/>
+        </w:rPr>
+        <w:t>It is used to compare 2 value and they are =</w:t>
+      </w:r>
+      <w:proofErr w:type="gramStart"/>
+      <w:r>
+        <w:rPr>
+          <w:sz w:val="28"/>
+          <w:szCs w:val="28"/>
+        </w:rPr>
+        <w:t>= ,</w:t>
+      </w:r>
+      <w:proofErr w:type="gramEnd"/>
+      <w:r>
+        <w:rPr>
+          <w:sz w:val="28"/>
+          <w:szCs w:val="28"/>
+        </w:rPr>
+        <w:t xml:space="preserve"> ==</w:t>
+      </w:r>
+      <w:proofErr w:type="gramStart"/>
+      <w:r>
+        <w:rPr>
+          <w:sz w:val="28"/>
+          <w:szCs w:val="28"/>
+        </w:rPr>
+        <w:t>=,!</w:t>
+      </w:r>
+      <w:proofErr w:type="gramEnd"/>
+      <w:r>
+        <w:rPr>
+          <w:sz w:val="28"/>
+          <w:szCs w:val="28"/>
+        </w:rPr>
+        <w:t>=, &gt;</w:t>
+      </w:r>
+      <w:proofErr w:type="gramStart"/>
+      <w:r>
+        <w:rPr>
+          <w:sz w:val="28"/>
+          <w:szCs w:val="28"/>
+        </w:rPr>
+        <w:t>! ,</w:t>
+      </w:r>
+      <w:proofErr w:type="gramEnd"/>
+      <w:r>
+        <w:rPr>
+          <w:sz w:val="28"/>
+          <w:szCs w:val="28"/>
+        </w:rPr>
+        <w:t xml:space="preserve"> &lt;! </w:t>
       </w:r>
     </w:p>
     <w:p>
@@ -1139,7 +1424,15 @@
           <w:sz w:val="28"/>
           <w:szCs w:val="28"/>
         </w:rPr>
-        <w:t xml:space="preserve">== - This operator will compare the values only </w:t>
+        <w:t xml:space="preserve">== - This operator will compare the values </w:t>
+      </w:r>
+      <w:proofErr w:type="gramStart"/>
+      <w:r>
+        <w:rPr>
+          <w:sz w:val="28"/>
+          <w:szCs w:val="28"/>
+        </w:rPr>
+        <w:t xml:space="preserve">only </w:t>
       </w:r>
       <w:r>
         <w:rPr>
@@ -1148,6 +1441,7 @@
         </w:rPr>
         <w:t>.</w:t>
       </w:r>
+      <w:proofErr w:type="gramEnd"/>
     </w:p>
     <w:p>
       <w:pPr>
@@ -1166,8 +1460,17 @@
           <w:sz w:val="28"/>
           <w:szCs w:val="28"/>
         </w:rPr>
-        <w:t>=== - It will compare the values as well as its datatype .</w:t>
-      </w:r>
+        <w:t xml:space="preserve">=== - It will compare the values as well as its </w:t>
+      </w:r>
+      <w:proofErr w:type="gramStart"/>
+      <w:r>
+        <w:rPr>
+          <w:sz w:val="28"/>
+          <w:szCs w:val="28"/>
+        </w:rPr>
+        <w:t>datatype .</w:t>
+      </w:r>
+      <w:proofErr w:type="gramEnd"/>
     </w:p>
     <w:p>
       <w:pPr>
@@ -1181,12 +1484,37 @@
           <w:szCs w:val="28"/>
         </w:rPr>
       </w:pPr>
-      <w:r>
-        <w:rPr>
-          <w:sz w:val="28"/>
-          <w:szCs w:val="28"/>
-        </w:rPr>
-        <w:t xml:space="preserve">!= - It will return true if both the values are different . </w:t>
+      <w:proofErr w:type="gramStart"/>
+      <w:r>
+        <w:rPr>
+          <w:sz w:val="28"/>
+          <w:szCs w:val="28"/>
+        </w:rPr>
+        <w:t>!=</w:t>
+      </w:r>
+      <w:proofErr w:type="gramEnd"/>
+      <w:r>
+        <w:rPr>
+          <w:sz w:val="28"/>
+          <w:szCs w:val="28"/>
+        </w:rPr>
+        <w:t xml:space="preserve"> - It will return true if both the values are </w:t>
+      </w:r>
+      <w:proofErr w:type="gramStart"/>
+      <w:r>
+        <w:rPr>
+          <w:sz w:val="28"/>
+          <w:szCs w:val="28"/>
+        </w:rPr>
+        <w:t>different .</w:t>
+      </w:r>
+      <w:proofErr w:type="gramEnd"/>
+      <w:r>
+        <w:rPr>
+          <w:sz w:val="28"/>
+          <w:szCs w:val="28"/>
+        </w:rPr>
+        <w:t xml:space="preserve"> </w:t>
       </w:r>
     </w:p>
     <w:p>
@@ -1201,13 +1529,31 @@
           <w:szCs w:val="28"/>
         </w:rPr>
       </w:pPr>
-      <w:r>
-        <w:rPr>
-          <w:sz w:val="28"/>
-          <w:szCs w:val="28"/>
-        </w:rPr>
-        <w:t>!== - It will return true if both the values and type are different .</w:t>
-      </w:r>
+      <w:proofErr w:type="gramStart"/>
+      <w:r>
+        <w:rPr>
+          <w:sz w:val="28"/>
+          <w:szCs w:val="28"/>
+        </w:rPr>
+        <w:t>!=</w:t>
+      </w:r>
+      <w:proofErr w:type="gramEnd"/>
+      <w:r>
+        <w:rPr>
+          <w:sz w:val="28"/>
+          <w:szCs w:val="28"/>
+        </w:rPr>
+        <w:t xml:space="preserve">= - It will return true if both the values and type are </w:t>
+      </w:r>
+      <w:proofErr w:type="gramStart"/>
+      <w:r>
+        <w:rPr>
+          <w:sz w:val="28"/>
+          <w:szCs w:val="28"/>
+        </w:rPr>
+        <w:t>different .</w:t>
+      </w:r>
+      <w:proofErr w:type="gramEnd"/>
     </w:p>
     <w:p>
       <w:pPr>
@@ -1265,20 +1611,38 @@
         </w:rPr>
         <w:t>(&amp;&amp;)</w:t>
       </w:r>
-      <w:r>
-        <w:rPr>
-          <w:sz w:val="28"/>
-          <w:szCs w:val="28"/>
-        </w:rPr>
-        <w:t>-  In this operator it will execute</w:t>
-      </w:r>
-      <w:r>
-        <w:rPr>
-          <w:sz w:val="28"/>
-          <w:szCs w:val="28"/>
-        </w:rPr>
-        <w:t xml:space="preserve"> the first operand and if gets false then it will never execute the second statement .</w:t>
-      </w:r>
+      <w:proofErr w:type="gramStart"/>
+      <w:r>
+        <w:rPr>
+          <w:sz w:val="28"/>
+          <w:szCs w:val="28"/>
+        </w:rPr>
+        <w:t>-  In</w:t>
+      </w:r>
+      <w:proofErr w:type="gramEnd"/>
+      <w:r>
+        <w:rPr>
+          <w:sz w:val="28"/>
+          <w:szCs w:val="28"/>
+        </w:rPr>
+        <w:t xml:space="preserve"> this operator it will execute</w:t>
+      </w:r>
+      <w:r>
+        <w:rPr>
+          <w:sz w:val="28"/>
+          <w:szCs w:val="28"/>
+        </w:rPr>
+        <w:t xml:space="preserve"> the first operand and if gets false then it will never execute the second </w:t>
+      </w:r>
+      <w:proofErr w:type="gramStart"/>
+      <w:r>
+        <w:rPr>
+          <w:sz w:val="28"/>
+          <w:szCs w:val="28"/>
+        </w:rPr>
+        <w:t>statement .</w:t>
+      </w:r>
+      <w:proofErr w:type="gramEnd"/>
     </w:p>
     <w:p>
       <w:pPr>
@@ -1295,6 +1659,7 @@
         </w:rPr>
         <w:t>The Second Operand will get executed if and only if the o/p of the 1</w:t>
       </w:r>
+      <w:proofErr w:type="gramStart"/>
       <w:r>
         <w:rPr>
           <w:sz w:val="28"/>
@@ -1308,8 +1673,25 @@
           <w:sz w:val="28"/>
           <w:szCs w:val="28"/>
         </w:rPr>
-        <w:t xml:space="preserve">  operand is true .</w:t>
-      </w:r>
+        <w:t xml:space="preserve">  operand</w:t>
+      </w:r>
+      <w:proofErr w:type="gramEnd"/>
+      <w:r>
+        <w:rPr>
+          <w:sz w:val="28"/>
+          <w:szCs w:val="28"/>
+        </w:rPr>
+        <w:t xml:space="preserve"> is </w:t>
+      </w:r>
+      <w:proofErr w:type="gramStart"/>
+      <w:r>
+        <w:rPr>
+          <w:sz w:val="28"/>
+          <w:szCs w:val="28"/>
+        </w:rPr>
+        <w:t>true .</w:t>
+      </w:r>
+      <w:proofErr w:type="gramEnd"/>
     </w:p>
     <w:p>
       <w:pPr>
@@ -1342,8 +1724,33 @@
           <w:sz w:val="28"/>
           <w:szCs w:val="28"/>
         </w:rPr>
-        <w:t xml:space="preserve"> – It will just reverse the value of the variable . And it is only applicable for Boolean datatype .</w:t>
-      </w:r>
+        <w:t xml:space="preserve"> – It will just reverse the value of the </w:t>
+      </w:r>
+      <w:proofErr w:type="gramStart"/>
+      <w:r>
+        <w:rPr>
+          <w:sz w:val="28"/>
+          <w:szCs w:val="28"/>
+        </w:rPr>
+        <w:t>variable .</w:t>
+      </w:r>
+      <w:proofErr w:type="gramEnd"/>
+      <w:r>
+        <w:rPr>
+          <w:sz w:val="28"/>
+          <w:szCs w:val="28"/>
+        </w:rPr>
+        <w:t xml:space="preserve"> And it is only applicable for Boolean </w:t>
+      </w:r>
+      <w:proofErr w:type="gramStart"/>
+      <w:r>
+        <w:rPr>
+          <w:sz w:val="28"/>
+          <w:szCs w:val="28"/>
+        </w:rPr>
+        <w:t>datatype .</w:t>
+      </w:r>
+      <w:proofErr w:type="gramEnd"/>
     </w:p>
     <w:p>
       <w:pPr>
@@ -1357,6 +1764,7 @@
           <w:szCs w:val="28"/>
         </w:rPr>
       </w:pPr>
+      <w:proofErr w:type="gramStart"/>
       <w:r>
         <w:rPr>
           <w:sz w:val="28"/>
@@ -1369,7 +1777,15 @@
           <w:sz w:val="28"/>
           <w:szCs w:val="28"/>
         </w:rPr>
-        <w:t>(||)</w:t>
+        <w:t>(</w:t>
+      </w:r>
+      <w:proofErr w:type="gramEnd"/>
+      <w:r>
+        <w:rPr>
+          <w:sz w:val="28"/>
+          <w:szCs w:val="28"/>
+        </w:rPr>
+        <w:t>||)</w:t>
       </w:r>
       <w:r>
         <w:rPr>
@@ -1391,8 +1807,17 @@
           <w:sz w:val="28"/>
           <w:szCs w:val="28"/>
         </w:rPr>
-        <w:t xml:space="preserve"> operand is false .</w:t>
-      </w:r>
+        <w:t xml:space="preserve"> operand is </w:t>
+      </w:r>
+      <w:proofErr w:type="gramStart"/>
+      <w:r>
+        <w:rPr>
+          <w:sz w:val="28"/>
+          <w:szCs w:val="28"/>
+        </w:rPr>
+        <w:t>false .</w:t>
+      </w:r>
+      <w:proofErr w:type="gramEnd"/>
     </w:p>
     <w:p>
       <w:pPr>
@@ -1407,8 +1832,33 @@
           <w:sz w:val="28"/>
           <w:szCs w:val="28"/>
         </w:rPr>
-        <w:t>Empty statement is consider as a false statement .</w:t>
-      </w:r>
+        <w:t xml:space="preserve">Empty statement is </w:t>
+      </w:r>
+      <w:proofErr w:type="gramStart"/>
+      <w:r>
+        <w:rPr>
+          <w:sz w:val="28"/>
+          <w:szCs w:val="28"/>
+        </w:rPr>
+        <w:t>consider</w:t>
+      </w:r>
+      <w:proofErr w:type="gramEnd"/>
+      <w:r>
+        <w:rPr>
+          <w:sz w:val="28"/>
+          <w:szCs w:val="28"/>
+        </w:rPr>
+        <w:t xml:space="preserve"> as a false </w:t>
+      </w:r>
+      <w:proofErr w:type="gramStart"/>
+      <w:r>
+        <w:rPr>
+          <w:sz w:val="28"/>
+          <w:szCs w:val="28"/>
+        </w:rPr>
+        <w:t>statement .</w:t>
+      </w:r>
+      <w:proofErr w:type="gramEnd"/>
     </w:p>
     <w:p>
       <w:pPr>
@@ -1428,6 +1878,7 @@
         <w:lastRenderedPageBreak/>
         <w:t xml:space="preserve">Control Flow Statement </w:t>
       </w:r>
+      <w:proofErr w:type="gramStart"/>
       <w:r>
         <w:rPr>
           <w:b/>
@@ -1442,23 +1893,15 @@
           <w:sz w:val="28"/>
           <w:szCs w:val="28"/>
         </w:rPr>
-        <w:t xml:space="preserve">The sequential order in which all the statement are getting executed by the </w:t>
-      </w:r>
-      <w:proofErr w:type="spellStart"/>
-      <w:r>
-        <w:rPr>
-          <w:sz w:val="28"/>
-          <w:szCs w:val="28"/>
-        </w:rPr>
-        <w:t>javascript</w:t>
-      </w:r>
-      <w:proofErr w:type="spellEnd"/>
-      <w:r>
-        <w:rPr>
-          <w:sz w:val="28"/>
-          <w:szCs w:val="28"/>
-        </w:rPr>
-        <w:t xml:space="preserve"> engine</w:t>
+        <w:t>The</w:t>
+      </w:r>
+      <w:proofErr w:type="gramEnd"/>
+      <w:r>
+        <w:rPr>
+          <w:sz w:val="28"/>
+          <w:szCs w:val="28"/>
+        </w:rPr>
+        <w:t xml:space="preserve"> sequential order in which all the statement are getting executed by the javascript engine</w:t>
       </w:r>
       <w:r>
         <w:rPr>
@@ -1472,7 +1915,23 @@
           <w:sz w:val="28"/>
           <w:szCs w:val="28"/>
         </w:rPr>
-        <w:t xml:space="preserve">is known as control flow statement . </w:t>
+        <w:t xml:space="preserve">is known as control flow </w:t>
+      </w:r>
+      <w:proofErr w:type="gramStart"/>
+      <w:r>
+        <w:rPr>
+          <w:sz w:val="28"/>
+          <w:szCs w:val="28"/>
+        </w:rPr>
+        <w:t>statement .</w:t>
+      </w:r>
+      <w:proofErr w:type="gramEnd"/>
+      <w:r>
+        <w:rPr>
+          <w:sz w:val="28"/>
+          <w:szCs w:val="28"/>
+        </w:rPr>
+        <w:t xml:space="preserve"> </w:t>
       </w:r>
     </w:p>
     <w:p>
@@ -1488,8 +1947,33 @@
           <w:sz w:val="28"/>
           <w:szCs w:val="28"/>
         </w:rPr>
-        <w:t>In order to get the o/p according to our requirement we will use flow controlling statement . They are :</w:t>
-      </w:r>
+        <w:t xml:space="preserve">In order to get the o/p according to our requirement we will use flow controlling </w:t>
+      </w:r>
+      <w:proofErr w:type="gramStart"/>
+      <w:r>
+        <w:rPr>
+          <w:sz w:val="28"/>
+          <w:szCs w:val="28"/>
+        </w:rPr>
+        <w:t>statement .</w:t>
+      </w:r>
+      <w:proofErr w:type="gramEnd"/>
+      <w:r>
+        <w:rPr>
+          <w:sz w:val="28"/>
+          <w:szCs w:val="28"/>
+        </w:rPr>
+        <w:t xml:space="preserve"> They </w:t>
+      </w:r>
+      <w:proofErr w:type="gramStart"/>
+      <w:r>
+        <w:rPr>
+          <w:sz w:val="28"/>
+          <w:szCs w:val="28"/>
+        </w:rPr>
+        <w:t>are :</w:t>
+      </w:r>
+      <w:proofErr w:type="gramEnd"/>
     </w:p>
     <w:p>
       <w:pPr>
@@ -1592,23 +2076,73 @@
           <w:sz w:val="28"/>
           <w:szCs w:val="28"/>
         </w:rPr>
-        <w:t>While using this statement we can execute a part of our code while ignoring (not executing) the remaining part .</w:t>
-      </w:r>
-    </w:p>
-    <w:p>
-      <w:pPr>
-        <w:rPr>
-          <w:sz w:val="28"/>
-          <w:szCs w:val="28"/>
-        </w:rPr>
-      </w:pPr>
-      <w:r>
-        <w:rPr>
-          <w:sz w:val="28"/>
-          <w:szCs w:val="28"/>
-        </w:rPr>
-        <w:t>If-else : It is a type of conditional statement where the execution will depends upon the o/p of the condition .</w:t>
-      </w:r>
+        <w:t xml:space="preserve">While using this statement we can execute a part of our code while ignoring (not executing) the remaining </w:t>
+      </w:r>
+      <w:proofErr w:type="gramStart"/>
+      <w:r>
+        <w:rPr>
+          <w:sz w:val="28"/>
+          <w:szCs w:val="28"/>
+        </w:rPr>
+        <w:t>part .</w:t>
+      </w:r>
+      <w:proofErr w:type="gramEnd"/>
+    </w:p>
+    <w:p>
+      <w:pPr>
+        <w:rPr>
+          <w:sz w:val="28"/>
+          <w:szCs w:val="28"/>
+        </w:rPr>
+      </w:pPr>
+      <w:r>
+        <w:rPr>
+          <w:sz w:val="28"/>
+          <w:szCs w:val="28"/>
+        </w:rPr>
+        <w:t>If-</w:t>
+      </w:r>
+      <w:proofErr w:type="gramStart"/>
+      <w:r>
+        <w:rPr>
+          <w:sz w:val="28"/>
+          <w:szCs w:val="28"/>
+        </w:rPr>
+        <w:t>else :</w:t>
+      </w:r>
+      <w:proofErr w:type="gramEnd"/>
+      <w:r>
+        <w:rPr>
+          <w:sz w:val="28"/>
+          <w:szCs w:val="28"/>
+        </w:rPr>
+        <w:t xml:space="preserve"> It is a type of conditional statement where the execution will </w:t>
+      </w:r>
+      <w:proofErr w:type="gramStart"/>
+      <w:r>
+        <w:rPr>
+          <w:sz w:val="28"/>
+          <w:szCs w:val="28"/>
+        </w:rPr>
+        <w:t>depends</w:t>
+      </w:r>
+      <w:proofErr w:type="gramEnd"/>
+      <w:r>
+        <w:rPr>
+          <w:sz w:val="28"/>
+          <w:szCs w:val="28"/>
+        </w:rPr>
+        <w:t xml:space="preserve"> upon the o/p of the </w:t>
+      </w:r>
+      <w:proofErr w:type="gramStart"/>
+      <w:r>
+        <w:rPr>
+          <w:sz w:val="28"/>
+          <w:szCs w:val="28"/>
+        </w:rPr>
+        <w:t>condition .</w:t>
+      </w:r>
+      <w:proofErr w:type="gramEnd"/>
     </w:p>
     <w:p>
       <w:pPr>
@@ -1638,24 +2172,41 @@
           <w:sz w:val="28"/>
           <w:szCs w:val="28"/>
         </w:rPr>
-        <w:t xml:space="preserve"> if false then else block will be executed . </w:t>
-      </w:r>
-    </w:p>
-    <w:p>
-      <w:pPr>
-        <w:rPr>
-          <w:sz w:val="28"/>
-          <w:szCs w:val="28"/>
-        </w:rPr>
-      </w:pPr>
-    </w:p>
-    <w:p>
-      <w:pPr>
-        <w:rPr>
-          <w:sz w:val="28"/>
-          <w:szCs w:val="28"/>
-        </w:rPr>
-      </w:pPr>
+        <w:t xml:space="preserve"> if false then else block will be </w:t>
+      </w:r>
+      <w:proofErr w:type="gramStart"/>
+      <w:r>
+        <w:rPr>
+          <w:sz w:val="28"/>
+          <w:szCs w:val="28"/>
+        </w:rPr>
+        <w:t>executed .</w:t>
+      </w:r>
+      <w:proofErr w:type="gramEnd"/>
+      <w:r>
+        <w:rPr>
+          <w:sz w:val="28"/>
+          <w:szCs w:val="28"/>
+        </w:rPr>
+        <w:t xml:space="preserve"> </w:t>
+      </w:r>
+    </w:p>
+    <w:p>
+      <w:pPr>
+        <w:rPr>
+          <w:sz w:val="28"/>
+          <w:szCs w:val="28"/>
+        </w:rPr>
+      </w:pPr>
+    </w:p>
+    <w:p>
+      <w:pPr>
+        <w:rPr>
+          <w:sz w:val="28"/>
+          <w:szCs w:val="28"/>
+        </w:rPr>
+      </w:pPr>
+      <w:proofErr w:type="gramStart"/>
       <w:r>
         <w:rPr>
           <w:sz w:val="28"/>
@@ -1663,6 +2214,7 @@
         </w:rPr>
         <w:t>Syntax :</w:t>
       </w:r>
+      <w:proofErr w:type="gramEnd"/>
     </w:p>
     <w:p>
       <w:pPr>
@@ -1687,6 +2239,7 @@
         <w:t>condt</w:t>
       </w:r>
       <w:proofErr w:type="spellEnd"/>
+      <w:proofErr w:type="gramStart"/>
       <w:r>
         <w:rPr>
           <w:sz w:val="28"/>
@@ -1694,6 +2247,7 @@
         </w:rPr>
         <w:t>):{</w:t>
       </w:r>
+      <w:proofErr w:type="gramEnd"/>
     </w:p>
     <w:p>
       <w:pPr>
@@ -1732,6 +2286,7 @@
           <w:szCs w:val="28"/>
         </w:rPr>
       </w:pPr>
+      <w:proofErr w:type="gramStart"/>
       <w:r>
         <w:rPr>
           <w:sz w:val="28"/>
@@ -1744,7 +2299,15 @@
           <w:sz w:val="28"/>
           <w:szCs w:val="28"/>
         </w:rPr>
-        <w:t>lse : {</w:t>
+        <w:t>lse :</w:t>
+      </w:r>
+      <w:proofErr w:type="gramEnd"/>
+      <w:r>
+        <w:rPr>
+          <w:sz w:val="28"/>
+          <w:szCs w:val="28"/>
+        </w:rPr>
+        <w:t xml:space="preserve"> {</w:t>
       </w:r>
     </w:p>
     <w:p>
@@ -1797,8 +2360,17 @@
           <w:sz w:val="28"/>
           <w:szCs w:val="28"/>
         </w:rPr>
-        <w:t>In the condition part we can either write Boolean expression directly or we can perform an operation whose o/p will in form of Boolean expression .</w:t>
-      </w:r>
+        <w:t xml:space="preserve">In the condition part we can either write Boolean expression directly or we can perform an operation whose o/p will in form of Boolean </w:t>
+      </w:r>
+      <w:proofErr w:type="gramStart"/>
+      <w:r>
+        <w:rPr>
+          <w:sz w:val="28"/>
+          <w:szCs w:val="28"/>
+        </w:rPr>
+        <w:t>expression .</w:t>
+      </w:r>
+      <w:proofErr w:type="gramEnd"/>
     </w:p>
     <w:p>
       <w:pPr>
@@ -1813,7 +2385,39 @@
           <w:szCs w:val="28"/>
         </w:rPr>
         <w:lastRenderedPageBreak/>
-        <w:t xml:space="preserve">Else – if : It is a part of if else statement . </w:t>
+        <w:t xml:space="preserve">Else – </w:t>
+      </w:r>
+      <w:proofErr w:type="gramStart"/>
+      <w:r>
+        <w:rPr>
+          <w:sz w:val="28"/>
+          <w:szCs w:val="28"/>
+        </w:rPr>
+        <w:t>if :</w:t>
+      </w:r>
+      <w:proofErr w:type="gramEnd"/>
+      <w:r>
+        <w:rPr>
+          <w:sz w:val="28"/>
+          <w:szCs w:val="28"/>
+        </w:rPr>
+        <w:t xml:space="preserve"> It is a part of if else </w:t>
+      </w:r>
+      <w:proofErr w:type="gramStart"/>
+      <w:r>
+        <w:rPr>
+          <w:sz w:val="28"/>
+          <w:szCs w:val="28"/>
+        </w:rPr>
+        <w:t>statement .</w:t>
+      </w:r>
+      <w:proofErr w:type="gramEnd"/>
+      <w:r>
+        <w:rPr>
+          <w:sz w:val="28"/>
+          <w:szCs w:val="28"/>
+        </w:rPr>
+        <w:t xml:space="preserve"> </w:t>
       </w:r>
       <w:proofErr w:type="spellStart"/>
       <w:r>
@@ -1829,16 +2433,26 @@
           <w:sz w:val="28"/>
           <w:szCs w:val="28"/>
         </w:rPr>
-        <w:t xml:space="preserve"> using it we can achieve multiple choice in if else .</w:t>
-      </w:r>
-    </w:p>
-    <w:p>
-      <w:pPr>
-        <w:rPr>
-          <w:sz w:val="28"/>
-          <w:szCs w:val="28"/>
-        </w:rPr>
-      </w:pPr>
+        <w:t xml:space="preserve"> using it we can achieve multiple choice in if </w:t>
+      </w:r>
+      <w:proofErr w:type="gramStart"/>
+      <w:r>
+        <w:rPr>
+          <w:sz w:val="28"/>
+          <w:szCs w:val="28"/>
+        </w:rPr>
+        <w:t>else .</w:t>
+      </w:r>
+      <w:proofErr w:type="gramEnd"/>
+    </w:p>
+    <w:p>
+      <w:pPr>
+        <w:rPr>
+          <w:sz w:val="28"/>
+          <w:szCs w:val="28"/>
+        </w:rPr>
+      </w:pPr>
+      <w:proofErr w:type="gramStart"/>
       <w:r>
         <w:rPr>
           <w:sz w:val="28"/>
@@ -1846,14 +2460,16 @@
         </w:rPr>
         <w:t>Syntax :</w:t>
       </w:r>
-    </w:p>
-    <w:p>
-      <w:pPr>
-        <w:rPr>
-          <w:sz w:val="28"/>
-          <w:szCs w:val="28"/>
-        </w:rPr>
-      </w:pPr>
+      <w:proofErr w:type="gramEnd"/>
+    </w:p>
+    <w:p>
+      <w:pPr>
+        <w:rPr>
+          <w:sz w:val="28"/>
+          <w:szCs w:val="28"/>
+        </w:rPr>
+      </w:pPr>
+      <w:proofErr w:type="gramStart"/>
       <w:r>
         <w:rPr>
           <w:sz w:val="28"/>
@@ -1862,6 +2478,7 @@
         <w:t>If(</w:t>
       </w:r>
       <w:proofErr w:type="spellStart"/>
+      <w:proofErr w:type="gramEnd"/>
       <w:r>
         <w:rPr>
           <w:sz w:val="28"/>
@@ -1875,8 +2492,17 @@
           <w:sz w:val="28"/>
           <w:szCs w:val="28"/>
         </w:rPr>
-        <w:t xml:space="preserve"> 1):{</w:t>
-      </w:r>
+        <w:t xml:space="preserve"> 1</w:t>
+      </w:r>
+      <w:proofErr w:type="gramStart"/>
+      <w:r>
+        <w:rPr>
+          <w:sz w:val="28"/>
+          <w:szCs w:val="28"/>
+        </w:rPr>
+        <w:t>):{</w:t>
+      </w:r>
+      <w:proofErr w:type="gramEnd"/>
     </w:p>
     <w:p>
       <w:pPr>
@@ -1936,8 +2562,17 @@
           <w:sz w:val="28"/>
           <w:szCs w:val="28"/>
         </w:rPr>
-        <w:t xml:space="preserve"> 2){</w:t>
-      </w:r>
+        <w:t xml:space="preserve"> </w:t>
+      </w:r>
+      <w:proofErr w:type="gramStart"/>
+      <w:r>
+        <w:rPr>
+          <w:sz w:val="28"/>
+          <w:szCs w:val="28"/>
+        </w:rPr>
+        <w:t>2){</w:t>
+      </w:r>
+      <w:proofErr w:type="gramEnd"/>
     </w:p>
     <w:p>
       <w:pPr>
@@ -1982,8 +2617,17 @@
           <w:sz w:val="28"/>
           <w:szCs w:val="28"/>
         </w:rPr>
-        <w:t xml:space="preserve"> 3){</w:t>
-      </w:r>
+        <w:t xml:space="preserve"> </w:t>
+      </w:r>
+      <w:proofErr w:type="gramStart"/>
+      <w:r>
+        <w:rPr>
+          <w:sz w:val="28"/>
+          <w:szCs w:val="28"/>
+        </w:rPr>
+        <w:t>3){</w:t>
+      </w:r>
+      <w:proofErr w:type="gramEnd"/>
     </w:p>
     <w:p>
       <w:pPr>
@@ -2043,8 +2687,17 @@
           <w:sz w:val="28"/>
           <w:szCs w:val="28"/>
         </w:rPr>
-        <w:t xml:space="preserve"> n){</w:t>
-      </w:r>
+        <w:t xml:space="preserve"> </w:t>
+      </w:r>
+      <w:proofErr w:type="gramStart"/>
+      <w:r>
+        <w:rPr>
+          <w:sz w:val="28"/>
+          <w:szCs w:val="28"/>
+        </w:rPr>
+        <w:t>n){</w:t>
+      </w:r>
+      <w:proofErr w:type="gramEnd"/>
     </w:p>
     <w:p>
       <w:pPr>
@@ -2073,7 +2726,23 @@
           <w:sz w:val="28"/>
           <w:szCs w:val="28"/>
         </w:rPr>
-        <w:t>(Optional )else : {</w:t>
+        <w:t>(</w:t>
+      </w:r>
+      <w:proofErr w:type="gramStart"/>
+      <w:r>
+        <w:rPr>
+          <w:sz w:val="28"/>
+          <w:szCs w:val="28"/>
+        </w:rPr>
+        <w:t>Optional )else</w:t>
+      </w:r>
+      <w:proofErr w:type="gramEnd"/>
+      <w:r>
+        <w:rPr>
+          <w:sz w:val="28"/>
+          <w:szCs w:val="28"/>
+        </w:rPr>
+        <w:t xml:space="preserve"> : {</w:t>
       </w:r>
     </w:p>
     <w:p>
@@ -2121,14 +2790,33 @@
           <w:szCs w:val="28"/>
           <w:u w:val="single"/>
         </w:rPr>
-        <w:t>Switch Case</w:t>
-      </w:r>
-      <w:r>
-        <w:rPr>
-          <w:sz w:val="28"/>
-          <w:szCs w:val="28"/>
-        </w:rPr>
-        <w:t xml:space="preserve"> : It is a multiple choice </w:t>
+        <w:t xml:space="preserve">Switch </w:t>
+      </w:r>
+      <w:proofErr w:type="gramStart"/>
+      <w:r>
+        <w:rPr>
+          <w:b/>
+          <w:bCs/>
+          <w:sz w:val="28"/>
+          <w:szCs w:val="28"/>
+          <w:u w:val="single"/>
+        </w:rPr>
+        <w:t>Case</w:t>
+      </w:r>
+      <w:r>
+        <w:rPr>
+          <w:sz w:val="28"/>
+          <w:szCs w:val="28"/>
+        </w:rPr>
+        <w:t xml:space="preserve"> :</w:t>
+      </w:r>
+      <w:proofErr w:type="gramEnd"/>
+      <w:r>
+        <w:rPr>
+          <w:sz w:val="28"/>
+          <w:szCs w:val="28"/>
+        </w:rPr>
+        <w:t xml:space="preserve"> It is a multiple choice </w:t>
       </w:r>
       <w:proofErr w:type="spellStart"/>
       <w:r>
@@ -2167,16 +2855,33 @@
           <w:sz w:val="28"/>
           <w:szCs w:val="28"/>
         </w:rPr>
-        <w:t xml:space="preserve"> / lock . </w:t>
-      </w:r>
-    </w:p>
-    <w:p>
-      <w:pPr>
-        <w:rPr>
-          <w:sz w:val="28"/>
-          <w:szCs w:val="28"/>
-        </w:rPr>
-      </w:pPr>
+        <w:t xml:space="preserve"> / </w:t>
+      </w:r>
+      <w:proofErr w:type="gramStart"/>
+      <w:r>
+        <w:rPr>
+          <w:sz w:val="28"/>
+          <w:szCs w:val="28"/>
+        </w:rPr>
+        <w:t>lock .</w:t>
+      </w:r>
+      <w:proofErr w:type="gramEnd"/>
+      <w:r>
+        <w:rPr>
+          <w:sz w:val="28"/>
+          <w:szCs w:val="28"/>
+        </w:rPr>
+        <w:t xml:space="preserve"> </w:t>
+      </w:r>
+    </w:p>
+    <w:p>
+      <w:pPr>
+        <w:rPr>
+          <w:sz w:val="28"/>
+          <w:szCs w:val="28"/>
+        </w:rPr>
+      </w:pPr>
+      <w:proofErr w:type="gramStart"/>
       <w:r>
         <w:rPr>
           <w:sz w:val="28"/>
@@ -2184,36 +2889,55 @@
         </w:rPr>
         <w:t>Syntax :</w:t>
       </w:r>
-    </w:p>
-    <w:p>
-      <w:pPr>
-        <w:rPr>
-          <w:sz w:val="28"/>
-          <w:szCs w:val="28"/>
-        </w:rPr>
-      </w:pPr>
-      <w:r>
-        <w:rPr>
-          <w:sz w:val="28"/>
-          <w:szCs w:val="28"/>
-        </w:rPr>
-        <w:t>Switch(expression){</w:t>
-      </w:r>
-    </w:p>
-    <w:p>
-      <w:pPr>
-        <w:rPr>
-          <w:sz w:val="28"/>
-          <w:szCs w:val="28"/>
-        </w:rPr>
-      </w:pPr>
-      <w:r>
-        <w:rPr>
-          <w:sz w:val="28"/>
-          <w:szCs w:val="28"/>
-        </w:rPr>
-        <w:t>Case 1 :</w:t>
-      </w:r>
+      <w:proofErr w:type="gramEnd"/>
+    </w:p>
+    <w:p>
+      <w:pPr>
+        <w:rPr>
+          <w:sz w:val="28"/>
+          <w:szCs w:val="28"/>
+        </w:rPr>
+      </w:pPr>
+      <w:r>
+        <w:rPr>
+          <w:sz w:val="28"/>
+          <w:szCs w:val="28"/>
+        </w:rPr>
+        <w:t>Switch(expression</w:t>
+      </w:r>
+      <w:proofErr w:type="gramStart"/>
+      <w:r>
+        <w:rPr>
+          <w:sz w:val="28"/>
+          <w:szCs w:val="28"/>
+        </w:rPr>
+        <w:t>){</w:t>
+      </w:r>
+      <w:proofErr w:type="gramEnd"/>
+    </w:p>
+    <w:p>
+      <w:pPr>
+        <w:rPr>
+          <w:sz w:val="28"/>
+          <w:szCs w:val="28"/>
+        </w:rPr>
+      </w:pPr>
+      <w:r>
+        <w:rPr>
+          <w:sz w:val="28"/>
+          <w:szCs w:val="28"/>
+        </w:rPr>
+        <w:t xml:space="preserve">Case </w:t>
+      </w:r>
+      <w:proofErr w:type="gramStart"/>
+      <w:r>
+        <w:rPr>
+          <w:sz w:val="28"/>
+          <w:szCs w:val="28"/>
+        </w:rPr>
+        <w:t>1 :</w:t>
+      </w:r>
+      <w:proofErr w:type="gramEnd"/>
     </w:p>
     <w:p>
       <w:pPr>
@@ -2267,8 +2991,17 @@
           <w:szCs w:val="28"/>
         </w:rPr>
         <w:lastRenderedPageBreak/>
-        <w:t>Case 2 :</w:t>
-      </w:r>
+        <w:t xml:space="preserve">Case </w:t>
+      </w:r>
+      <w:proofErr w:type="gramStart"/>
+      <w:r>
+        <w:rPr>
+          <w:sz w:val="28"/>
+          <w:szCs w:val="28"/>
+        </w:rPr>
+        <w:t>2 :</w:t>
+      </w:r>
+      <w:proofErr w:type="gramEnd"/>
     </w:p>
     <w:p>
       <w:pPr>
@@ -2412,8 +3145,17 @@
           <w:sz w:val="28"/>
           <w:szCs w:val="28"/>
         </w:rPr>
-        <w:t>Whenever we know for exact no. of iteration then we will go for “for loop” .</w:t>
-      </w:r>
+        <w:t>Whenever we know for exact no. of iteration then we will go for “for loop</w:t>
+      </w:r>
+      <w:proofErr w:type="gramStart"/>
+      <w:r>
+        <w:rPr>
+          <w:sz w:val="28"/>
+          <w:szCs w:val="28"/>
+        </w:rPr>
+        <w:t>” .</w:t>
+      </w:r>
+      <w:proofErr w:type="gramEnd"/>
     </w:p>
     <w:p>
       <w:pPr>
@@ -2445,12 +3187,21 @@
         <w:t>For (</w:t>
       </w:r>
       <w:proofErr w:type="spellStart"/>
-      <w:r>
-        <w:rPr>
-          <w:sz w:val="28"/>
-          <w:szCs w:val="28"/>
-        </w:rPr>
-        <w:t>initialization,condition,updatation</w:t>
+      <w:proofErr w:type="gramStart"/>
+      <w:r>
+        <w:rPr>
+          <w:sz w:val="28"/>
+          <w:szCs w:val="28"/>
+        </w:rPr>
+        <w:t>initialization,condition</w:t>
+      </w:r>
+      <w:proofErr w:type="gramEnd"/>
+      <w:r>
+        <w:rPr>
+          <w:sz w:val="28"/>
+          <w:szCs w:val="28"/>
+        </w:rPr>
+        <w:t>,updatation</w:t>
       </w:r>
       <w:proofErr w:type="spellEnd"/>
       <w:r>
@@ -2491,12 +3242,21 @@
           <w:szCs w:val="28"/>
         </w:rPr>
       </w:pPr>
-      <w:r>
-        <w:rPr>
-          <w:sz w:val="28"/>
-          <w:szCs w:val="28"/>
-        </w:rPr>
-        <w:t xml:space="preserve">for( var </w:t>
+      <w:proofErr w:type="gramStart"/>
+      <w:r>
+        <w:rPr>
+          <w:sz w:val="28"/>
+          <w:szCs w:val="28"/>
+        </w:rPr>
+        <w:t>for( var</w:t>
+      </w:r>
+      <w:proofErr w:type="gramEnd"/>
+      <w:r>
+        <w:rPr>
+          <w:sz w:val="28"/>
+          <w:szCs w:val="28"/>
+        </w:rPr>
+        <w:t xml:space="preserve"> </w:t>
       </w:r>
       <w:proofErr w:type="spellStart"/>
       <w:r>
@@ -2544,22 +3304,47 @@
           <w:sz w:val="28"/>
           <w:szCs w:val="28"/>
         </w:rPr>
-        <w:t>++){</w:t>
-      </w:r>
-    </w:p>
-    <w:p>
-      <w:pPr>
-        <w:rPr>
-          <w:sz w:val="28"/>
-          <w:szCs w:val="28"/>
-        </w:rPr>
-      </w:pPr>
-      <w:r>
-        <w:rPr>
-          <w:sz w:val="28"/>
-          <w:szCs w:val="28"/>
-        </w:rPr>
-        <w:t xml:space="preserve">    console.log("Hello " + </w:t>
+        <w:t>+</w:t>
+      </w:r>
+      <w:proofErr w:type="gramStart"/>
+      <w:r>
+        <w:rPr>
+          <w:sz w:val="28"/>
+          <w:szCs w:val="28"/>
+        </w:rPr>
+        <w:t>+){</w:t>
+      </w:r>
+      <w:proofErr w:type="gramEnd"/>
+    </w:p>
+    <w:p>
+      <w:pPr>
+        <w:rPr>
+          <w:sz w:val="28"/>
+          <w:szCs w:val="28"/>
+        </w:rPr>
+      </w:pPr>
+      <w:r>
+        <w:rPr>
+          <w:sz w:val="28"/>
+          <w:szCs w:val="28"/>
+        </w:rPr>
+        <w:t xml:space="preserve">    </w:t>
+      </w:r>
+      <w:proofErr w:type="gramStart"/>
+      <w:r>
+        <w:rPr>
+          <w:sz w:val="28"/>
+          <w:szCs w:val="28"/>
+        </w:rPr>
+        <w:t>console.log(</w:t>
+      </w:r>
+      <w:proofErr w:type="gramEnd"/>
+      <w:r>
+        <w:rPr>
+          <w:sz w:val="28"/>
+          <w:szCs w:val="28"/>
+        </w:rPr>
+        <w:t xml:space="preserve">"Hello " + </w:t>
       </w:r>
       <w:proofErr w:type="spellStart"/>
       <w:r>
@@ -2613,8 +3398,17 @@
           <w:sz w:val="28"/>
           <w:szCs w:val="28"/>
         </w:rPr>
-        <w:t>While Loop :</w:t>
-      </w:r>
+        <w:t xml:space="preserve">While </w:t>
+      </w:r>
+      <w:proofErr w:type="gramStart"/>
+      <w:r>
+        <w:rPr>
+          <w:sz w:val="28"/>
+          <w:szCs w:val="28"/>
+        </w:rPr>
+        <w:t>Loop :</w:t>
+      </w:r>
+      <w:proofErr w:type="gramEnd"/>
     </w:p>
     <w:p>
       <w:pPr>
@@ -2666,19 +3460,3054 @@
           <w:szCs w:val="28"/>
         </w:rPr>
         <w:lastRenderedPageBreak/>
-        <w:t>Whenever we want to execute our statement irrespective of our condition at least once then we will use do-while loop .</w:t>
-      </w:r>
-    </w:p>
-    <w:p>
-      <w:pPr>
-        <w:rPr>
-          <w:sz w:val="28"/>
-          <w:szCs w:val="28"/>
-        </w:rPr>
-      </w:pPr>
-    </w:p>
-    <w:p>
-      <w:pPr>
+        <w:t xml:space="preserve">Whenever we want to execute our statement irrespective of our condition at least once then we will use do-while </w:t>
+      </w:r>
+      <w:proofErr w:type="gramStart"/>
+      <w:r>
+        <w:rPr>
+          <w:sz w:val="28"/>
+          <w:szCs w:val="28"/>
+        </w:rPr>
+        <w:t>loop .</w:t>
+      </w:r>
+      <w:proofErr w:type="gramEnd"/>
+    </w:p>
+    <w:p>
+      <w:pPr>
+        <w:rPr>
+          <w:sz w:val="28"/>
+          <w:szCs w:val="28"/>
+        </w:rPr>
+      </w:pPr>
+      <w:r>
+        <w:rPr>
+          <w:sz w:val="28"/>
+          <w:szCs w:val="28"/>
+        </w:rPr>
+        <w:t xml:space="preserve">For-in loop </w:t>
+      </w:r>
+      <w:proofErr w:type="gramStart"/>
+      <w:r>
+        <w:rPr>
+          <w:sz w:val="28"/>
+          <w:szCs w:val="28"/>
+        </w:rPr>
+        <w:t>-  Whenever</w:t>
+      </w:r>
+      <w:proofErr w:type="gramEnd"/>
+      <w:r>
+        <w:rPr>
+          <w:sz w:val="28"/>
+          <w:szCs w:val="28"/>
+        </w:rPr>
+        <w:t xml:space="preserve"> we want to iterate with objects.</w:t>
+      </w:r>
+    </w:p>
+    <w:p>
+      <w:pPr>
+        <w:rPr>
+          <w:sz w:val="28"/>
+          <w:szCs w:val="28"/>
+        </w:rPr>
+      </w:pPr>
+      <w:r>
+        <w:rPr>
+          <w:sz w:val="28"/>
+          <w:szCs w:val="28"/>
+        </w:rPr>
+        <w:t xml:space="preserve">How to define an object in </w:t>
+      </w:r>
+      <w:proofErr w:type="spellStart"/>
+      <w:proofErr w:type="gramStart"/>
+      <w:r>
+        <w:rPr>
+          <w:sz w:val="28"/>
+          <w:szCs w:val="28"/>
+        </w:rPr>
+        <w:t>js</w:t>
+      </w:r>
+      <w:proofErr w:type="spellEnd"/>
+      <w:r>
+        <w:rPr>
+          <w:sz w:val="28"/>
+          <w:szCs w:val="28"/>
+        </w:rPr>
+        <w:t xml:space="preserve"> ?</w:t>
+      </w:r>
+      <w:proofErr w:type="gramEnd"/>
+    </w:p>
+    <w:p>
+      <w:pPr>
+        <w:rPr>
+          <w:sz w:val="28"/>
+          <w:szCs w:val="28"/>
+        </w:rPr>
+      </w:pPr>
+      <w:r>
+        <w:rPr>
+          <w:sz w:val="28"/>
+          <w:szCs w:val="28"/>
+        </w:rPr>
+        <w:t xml:space="preserve">Whenever we want to define an object in </w:t>
+      </w:r>
+      <w:proofErr w:type="spellStart"/>
+      <w:r>
+        <w:rPr>
+          <w:sz w:val="28"/>
+          <w:szCs w:val="28"/>
+        </w:rPr>
+        <w:t>js</w:t>
+      </w:r>
+      <w:proofErr w:type="spellEnd"/>
+      <w:r>
+        <w:rPr>
+          <w:sz w:val="28"/>
+          <w:szCs w:val="28"/>
+        </w:rPr>
+        <w:t xml:space="preserve"> then we have to give a pair of key and value separated by a </w:t>
+      </w:r>
+      <w:proofErr w:type="gramStart"/>
+      <w:r>
+        <w:rPr>
+          <w:sz w:val="28"/>
+          <w:szCs w:val="28"/>
+        </w:rPr>
+        <w:t>“ :</w:t>
+      </w:r>
+      <w:proofErr w:type="gramEnd"/>
+      <w:r>
+        <w:rPr>
+          <w:sz w:val="28"/>
+          <w:szCs w:val="28"/>
+        </w:rPr>
+        <w:t xml:space="preserve"> ” and enclosed within curly </w:t>
+      </w:r>
+      <w:proofErr w:type="gramStart"/>
+      <w:r>
+        <w:rPr>
+          <w:sz w:val="28"/>
+          <w:szCs w:val="28"/>
+        </w:rPr>
+        <w:t>braces .</w:t>
+      </w:r>
+      <w:proofErr w:type="gramEnd"/>
+      <w:r>
+        <w:rPr>
+          <w:sz w:val="28"/>
+          <w:szCs w:val="28"/>
+        </w:rPr>
+        <w:t xml:space="preserve"> </w:t>
+      </w:r>
+    </w:p>
+    <w:p>
+      <w:pPr>
+        <w:rPr>
+          <w:sz w:val="28"/>
+          <w:szCs w:val="28"/>
+        </w:rPr>
+      </w:pPr>
+    </w:p>
+    <w:p>
+      <w:pPr>
+        <w:rPr>
+          <w:sz w:val="28"/>
+          <w:szCs w:val="28"/>
+        </w:rPr>
+      </w:pPr>
+      <w:r>
+        <w:rPr>
+          <w:sz w:val="28"/>
+          <w:szCs w:val="28"/>
+        </w:rPr>
+        <w:t>Syntax of for – in loop:</w:t>
+      </w:r>
+    </w:p>
+    <w:p>
+      <w:pPr>
+        <w:rPr>
+          <w:sz w:val="28"/>
+          <w:szCs w:val="28"/>
+        </w:rPr>
+      </w:pPr>
+      <w:r>
+        <w:rPr>
+          <w:sz w:val="28"/>
+          <w:szCs w:val="28"/>
+        </w:rPr>
+        <w:t>for (var</w:t>
+      </w:r>
+      <w:r>
+        <w:rPr>
+          <w:sz w:val="28"/>
+          <w:szCs w:val="28"/>
+        </w:rPr>
+        <w:t xml:space="preserve"> </w:t>
+      </w:r>
+      <w:proofErr w:type="gramStart"/>
+      <w:r>
+        <w:rPr>
+          <w:sz w:val="28"/>
+          <w:szCs w:val="28"/>
+        </w:rPr>
+        <w:t xml:space="preserve">key </w:t>
+      </w:r>
+      <w:r>
+        <w:rPr>
+          <w:sz w:val="28"/>
+          <w:szCs w:val="28"/>
+        </w:rPr>
+        <w:t xml:space="preserve"> in</w:t>
+      </w:r>
+      <w:proofErr w:type="gramEnd"/>
+      <w:r>
+        <w:rPr>
+          <w:sz w:val="28"/>
+          <w:szCs w:val="28"/>
+        </w:rPr>
+        <w:t xml:space="preserve"> object) {</w:t>
+      </w:r>
+    </w:p>
+    <w:p>
+      <w:pPr>
+        <w:rPr>
+          <w:sz w:val="28"/>
+          <w:szCs w:val="28"/>
+        </w:rPr>
+      </w:pPr>
+      <w:r>
+        <w:rPr>
+          <w:sz w:val="28"/>
+          <w:szCs w:val="28"/>
+        </w:rPr>
+        <w:t xml:space="preserve">    // </w:t>
+      </w:r>
+      <w:r>
+        <w:rPr>
+          <w:sz w:val="28"/>
+          <w:szCs w:val="28"/>
+        </w:rPr>
+        <w:t>statement</w:t>
+      </w:r>
+    </w:p>
+    <w:p>
+      <w:pPr>
+        <w:rPr>
+          <w:sz w:val="28"/>
+          <w:szCs w:val="28"/>
+        </w:rPr>
+      </w:pPr>
+      <w:r>
+        <w:rPr>
+          <w:sz w:val="28"/>
+          <w:szCs w:val="28"/>
+        </w:rPr>
+        <w:t>}</w:t>
+      </w:r>
+    </w:p>
+    <w:p>
+      <w:pPr>
+        <w:rPr>
+          <w:sz w:val="28"/>
+          <w:szCs w:val="28"/>
+        </w:rPr>
+      </w:pPr>
+      <w:r>
+        <w:rPr>
+          <w:sz w:val="28"/>
+          <w:szCs w:val="28"/>
+        </w:rPr>
+        <w:t xml:space="preserve">For-of loop </w:t>
+      </w:r>
+      <w:proofErr w:type="gramStart"/>
+      <w:r>
+        <w:rPr>
+          <w:sz w:val="28"/>
+          <w:szCs w:val="28"/>
+        </w:rPr>
+        <w:t>-  This</w:t>
+      </w:r>
+      <w:proofErr w:type="gramEnd"/>
+      <w:r>
+        <w:rPr>
+          <w:sz w:val="28"/>
+          <w:szCs w:val="28"/>
+        </w:rPr>
+        <w:t xml:space="preserve"> loop is usually used to iterate over </w:t>
+      </w:r>
+      <w:proofErr w:type="gramStart"/>
+      <w:r>
+        <w:rPr>
+          <w:sz w:val="28"/>
+          <w:szCs w:val="28"/>
+        </w:rPr>
+        <w:t>arrays .</w:t>
+      </w:r>
+      <w:proofErr w:type="gramEnd"/>
+    </w:p>
+    <w:p>
+      <w:pPr>
+        <w:rPr>
+          <w:sz w:val="28"/>
+          <w:szCs w:val="28"/>
+        </w:rPr>
+      </w:pPr>
+      <w:r>
+        <w:rPr>
+          <w:sz w:val="28"/>
+          <w:szCs w:val="28"/>
+        </w:rPr>
+        <w:t>Syntax –</w:t>
+      </w:r>
+    </w:p>
+    <w:p>
+      <w:pPr>
+        <w:rPr>
+          <w:sz w:val="28"/>
+          <w:szCs w:val="28"/>
+        </w:rPr>
+      </w:pPr>
+      <w:r>
+        <w:rPr>
+          <w:sz w:val="28"/>
+          <w:szCs w:val="28"/>
+        </w:rPr>
+        <w:t xml:space="preserve">for (var </w:t>
+      </w:r>
+      <w:r>
+        <w:rPr>
+          <w:sz w:val="28"/>
+          <w:szCs w:val="28"/>
+        </w:rPr>
+        <w:t xml:space="preserve">element </w:t>
+      </w:r>
+      <w:r>
+        <w:rPr>
+          <w:sz w:val="28"/>
+          <w:szCs w:val="28"/>
+        </w:rPr>
+        <w:t xml:space="preserve">of </w:t>
+      </w:r>
+      <w:r>
+        <w:rPr>
+          <w:sz w:val="28"/>
+          <w:szCs w:val="28"/>
+        </w:rPr>
+        <w:t>obj</w:t>
+      </w:r>
+      <w:r>
+        <w:rPr>
+          <w:sz w:val="28"/>
+          <w:szCs w:val="28"/>
+        </w:rPr>
+        <w:t>) {</w:t>
+      </w:r>
+    </w:p>
+    <w:p>
+      <w:pPr>
+        <w:rPr>
+          <w:sz w:val="28"/>
+          <w:szCs w:val="28"/>
+        </w:rPr>
+      </w:pPr>
+      <w:r>
+        <w:rPr>
+          <w:sz w:val="28"/>
+          <w:szCs w:val="28"/>
+        </w:rPr>
+        <w:t xml:space="preserve">    // </w:t>
+      </w:r>
+      <w:r>
+        <w:rPr>
+          <w:sz w:val="28"/>
+          <w:szCs w:val="28"/>
+        </w:rPr>
+        <w:t>Statement</w:t>
+      </w:r>
+    </w:p>
+    <w:p>
+      <w:pPr>
+        <w:rPr>
+          <w:sz w:val="28"/>
+          <w:szCs w:val="28"/>
+        </w:rPr>
+      </w:pPr>
+      <w:r>
+        <w:rPr>
+          <w:sz w:val="28"/>
+          <w:szCs w:val="28"/>
+        </w:rPr>
+        <w:t>}</w:t>
+      </w:r>
+    </w:p>
+    <w:p>
+      <w:pPr>
+        <w:rPr>
+          <w:sz w:val="28"/>
+          <w:szCs w:val="28"/>
+        </w:rPr>
+      </w:pPr>
+      <w:r>
+        <w:rPr>
+          <w:sz w:val="28"/>
+          <w:szCs w:val="28"/>
+        </w:rPr>
+        <w:t xml:space="preserve">Difference between for in and for of </w:t>
+      </w:r>
+      <w:proofErr w:type="gramStart"/>
+      <w:r>
+        <w:rPr>
+          <w:sz w:val="28"/>
+          <w:szCs w:val="28"/>
+        </w:rPr>
+        <w:t>loop ?</w:t>
+      </w:r>
+      <w:proofErr w:type="gramEnd"/>
+    </w:p>
+    <w:p>
+      <w:pPr>
+        <w:rPr>
+          <w:sz w:val="28"/>
+          <w:szCs w:val="28"/>
+        </w:rPr>
+      </w:pPr>
+    </w:p>
+    <w:tbl>
+      <w:tblPr>
+        <w:tblStyle w:val="TableGrid"/>
+        <w:tblW w:w="10450" w:type="dxa"/>
+        <w:tblLook w:val="04A0" w:firstRow="1" w:lastRow="0" w:firstColumn="1" w:lastColumn="0" w:noHBand="0" w:noVBand="1"/>
+      </w:tblPr>
+      <w:tblGrid>
+        <w:gridCol w:w="5225"/>
+        <w:gridCol w:w="5225"/>
+      </w:tblGrid>
+      <w:tr>
+        <w:trPr>
+          <w:trHeight w:val="324"/>
+        </w:trPr>
+        <w:tc>
+          <w:tcPr>
+            <w:tcW w:w="5225" w:type="dxa"/>
+          </w:tcPr>
+          <w:p>
+            <w:pPr>
+              <w:rPr>
+                <w:sz w:val="28"/>
+                <w:szCs w:val="28"/>
+              </w:rPr>
+            </w:pPr>
+            <w:r>
+              <w:rPr>
+                <w:sz w:val="28"/>
+                <w:szCs w:val="28"/>
+              </w:rPr>
+              <w:t>For in Loop</w:t>
+            </w:r>
+          </w:p>
+        </w:tc>
+        <w:tc>
+          <w:tcPr>
+            <w:tcW w:w="5225" w:type="dxa"/>
+          </w:tcPr>
+          <w:p>
+            <w:pPr>
+              <w:rPr>
+                <w:sz w:val="28"/>
+                <w:szCs w:val="28"/>
+              </w:rPr>
+            </w:pPr>
+            <w:r>
+              <w:rPr>
+                <w:sz w:val="28"/>
+                <w:szCs w:val="28"/>
+              </w:rPr>
+              <w:t>For Of Loop</w:t>
+            </w:r>
+          </w:p>
+        </w:tc>
+      </w:tr>
+      <w:tr>
+        <w:trPr>
+          <w:trHeight w:val="999"/>
+        </w:trPr>
+        <w:tc>
+          <w:tcPr>
+            <w:tcW w:w="5225" w:type="dxa"/>
+          </w:tcPr>
+          <w:p>
+            <w:pPr>
+              <w:rPr>
+                <w:sz w:val="28"/>
+                <w:szCs w:val="28"/>
+              </w:rPr>
+            </w:pPr>
+            <w:r>
+              <w:rPr>
+                <w:sz w:val="28"/>
+                <w:szCs w:val="28"/>
+              </w:rPr>
+              <w:t xml:space="preserve">The for in loop is used to iterate over the keys of </w:t>
+            </w:r>
+            <w:proofErr w:type="gramStart"/>
+            <w:r>
+              <w:rPr>
+                <w:sz w:val="28"/>
+                <w:szCs w:val="28"/>
+              </w:rPr>
+              <w:t>objects .</w:t>
+            </w:r>
+            <w:proofErr w:type="gramEnd"/>
+          </w:p>
+          <w:p>
+            <w:pPr>
+              <w:rPr>
+                <w:sz w:val="28"/>
+                <w:szCs w:val="28"/>
+              </w:rPr>
+            </w:pPr>
+          </w:p>
+        </w:tc>
+        <w:tc>
+          <w:tcPr>
+            <w:tcW w:w="5225" w:type="dxa"/>
+          </w:tcPr>
+          <w:p>
+            <w:pPr>
+              <w:rPr>
+                <w:sz w:val="28"/>
+                <w:szCs w:val="28"/>
+              </w:rPr>
+            </w:pPr>
+            <w:r>
+              <w:rPr>
+                <w:sz w:val="28"/>
+                <w:szCs w:val="28"/>
+              </w:rPr>
+              <w:t xml:space="preserve">The </w:t>
+            </w:r>
+            <w:proofErr w:type="spellStart"/>
+            <w:r>
+              <w:rPr>
+                <w:sz w:val="28"/>
+                <w:szCs w:val="28"/>
+              </w:rPr>
+              <w:t>For</w:t>
+            </w:r>
+            <w:proofErr w:type="spellEnd"/>
+            <w:r>
+              <w:rPr>
+                <w:sz w:val="28"/>
+                <w:szCs w:val="28"/>
+              </w:rPr>
+              <w:t xml:space="preserve"> of loop is used to iterate over the values of and </w:t>
+            </w:r>
+            <w:proofErr w:type="spellStart"/>
+            <w:proofErr w:type="gramStart"/>
+            <w:r>
+              <w:rPr>
+                <w:sz w:val="28"/>
+                <w:szCs w:val="28"/>
+              </w:rPr>
+              <w:t>iterable</w:t>
+            </w:r>
+            <w:proofErr w:type="spellEnd"/>
+            <w:r>
+              <w:rPr>
+                <w:sz w:val="28"/>
+                <w:szCs w:val="28"/>
+              </w:rPr>
+              <w:t xml:space="preserve"> .</w:t>
+            </w:r>
+            <w:proofErr w:type="gramEnd"/>
+          </w:p>
+        </w:tc>
+      </w:tr>
+      <w:tr>
+        <w:trPr>
+          <w:trHeight w:val="324"/>
+        </w:trPr>
+        <w:tc>
+          <w:tcPr>
+            <w:tcW w:w="5225" w:type="dxa"/>
+          </w:tcPr>
+          <w:p>
+            <w:pPr>
+              <w:rPr>
+                <w:sz w:val="28"/>
+                <w:szCs w:val="28"/>
+              </w:rPr>
+            </w:pPr>
+            <w:r>
+              <w:rPr>
+                <w:sz w:val="28"/>
+                <w:szCs w:val="28"/>
+              </w:rPr>
+              <w:t xml:space="preserve">It will return the </w:t>
+            </w:r>
+            <w:proofErr w:type="gramStart"/>
+            <w:r>
+              <w:rPr>
+                <w:sz w:val="28"/>
+                <w:szCs w:val="28"/>
+              </w:rPr>
+              <w:t>key .</w:t>
+            </w:r>
+            <w:proofErr w:type="gramEnd"/>
+          </w:p>
+        </w:tc>
+        <w:tc>
+          <w:tcPr>
+            <w:tcW w:w="5225" w:type="dxa"/>
+          </w:tcPr>
+          <w:p>
+            <w:pPr>
+              <w:rPr>
+                <w:sz w:val="28"/>
+                <w:szCs w:val="28"/>
+              </w:rPr>
+            </w:pPr>
+            <w:r>
+              <w:rPr>
+                <w:sz w:val="28"/>
+                <w:szCs w:val="28"/>
+              </w:rPr>
+              <w:t>It will return values.</w:t>
+            </w:r>
+          </w:p>
+        </w:tc>
+      </w:tr>
+      <w:tr>
+        <w:trPr>
+          <w:trHeight w:val="324"/>
+        </w:trPr>
+        <w:tc>
+          <w:tcPr>
+            <w:tcW w:w="5225" w:type="dxa"/>
+          </w:tcPr>
+          <w:p>
+            <w:pPr>
+              <w:rPr>
+                <w:sz w:val="28"/>
+                <w:szCs w:val="28"/>
+              </w:rPr>
+            </w:pPr>
+            <w:r>
+              <w:rPr>
+                <w:sz w:val="28"/>
+                <w:szCs w:val="28"/>
+              </w:rPr>
+              <w:t>It is best suitable for objects</w:t>
+            </w:r>
+          </w:p>
+        </w:tc>
+        <w:tc>
+          <w:tcPr>
+            <w:tcW w:w="5225" w:type="dxa"/>
+          </w:tcPr>
+          <w:p>
+            <w:pPr>
+              <w:rPr>
+                <w:sz w:val="28"/>
+                <w:szCs w:val="28"/>
+              </w:rPr>
+            </w:pPr>
+            <w:r>
+              <w:rPr>
+                <w:sz w:val="28"/>
+                <w:szCs w:val="28"/>
+              </w:rPr>
+              <w:t xml:space="preserve">It is best suitable for </w:t>
+            </w:r>
+            <w:proofErr w:type="spellStart"/>
+            <w:proofErr w:type="gramStart"/>
+            <w:r>
+              <w:rPr>
+                <w:sz w:val="28"/>
+                <w:szCs w:val="28"/>
+              </w:rPr>
+              <w:t>array,strings</w:t>
+            </w:r>
+            <w:proofErr w:type="spellEnd"/>
+            <w:proofErr w:type="gramEnd"/>
+          </w:p>
+        </w:tc>
+      </w:tr>
+      <w:tr>
+        <w:trPr>
+          <w:trHeight w:val="336"/>
+        </w:trPr>
+        <w:tc>
+          <w:tcPr>
+            <w:tcW w:w="5225" w:type="dxa"/>
+          </w:tcPr>
+          <w:p>
+            <w:pPr>
+              <w:rPr>
+                <w:sz w:val="28"/>
+                <w:szCs w:val="28"/>
+              </w:rPr>
+            </w:pPr>
+          </w:p>
+        </w:tc>
+        <w:tc>
+          <w:tcPr>
+            <w:tcW w:w="5225" w:type="dxa"/>
+          </w:tcPr>
+          <w:p>
+            <w:pPr>
+              <w:rPr>
+                <w:sz w:val="28"/>
+                <w:szCs w:val="28"/>
+              </w:rPr>
+            </w:pPr>
+          </w:p>
+        </w:tc>
+      </w:tr>
+      <w:tr>
+        <w:trPr>
+          <w:trHeight w:val="324"/>
+        </w:trPr>
+        <w:tc>
+          <w:tcPr>
+            <w:tcW w:w="5225" w:type="dxa"/>
+          </w:tcPr>
+          <w:p>
+            <w:pPr>
+              <w:rPr>
+                <w:sz w:val="28"/>
+                <w:szCs w:val="28"/>
+              </w:rPr>
+            </w:pPr>
+          </w:p>
+        </w:tc>
+        <w:tc>
+          <w:tcPr>
+            <w:tcW w:w="5225" w:type="dxa"/>
+          </w:tcPr>
+          <w:p>
+            <w:pPr>
+              <w:rPr>
+                <w:sz w:val="28"/>
+                <w:szCs w:val="28"/>
+              </w:rPr>
+            </w:pPr>
+          </w:p>
+        </w:tc>
+      </w:tr>
+    </w:tbl>
+    <w:p>
+      <w:pPr>
+        <w:rPr>
+          <w:sz w:val="28"/>
+          <w:szCs w:val="28"/>
+        </w:rPr>
+      </w:pPr>
+    </w:p>
+    <w:p>
+      <w:pPr>
+        <w:rPr>
+          <w:sz w:val="28"/>
+          <w:szCs w:val="28"/>
+        </w:rPr>
+      </w:pPr>
+      <w:r>
+        <w:rPr>
+          <w:sz w:val="28"/>
+          <w:szCs w:val="28"/>
+        </w:rPr>
+        <w:lastRenderedPageBreak/>
+        <w:t xml:space="preserve">Functions in </w:t>
+      </w:r>
+      <w:proofErr w:type="spellStart"/>
+      <w:r>
+        <w:rPr>
+          <w:sz w:val="28"/>
+          <w:szCs w:val="28"/>
+        </w:rPr>
+        <w:t>js</w:t>
+      </w:r>
+      <w:proofErr w:type="spellEnd"/>
+      <w:r>
+        <w:rPr>
+          <w:sz w:val="28"/>
+          <w:szCs w:val="28"/>
+        </w:rPr>
+        <w:t xml:space="preserve"> – A function is a block of code which will be used to write</w:t>
+      </w:r>
+      <w:r>
+        <w:rPr>
+          <w:sz w:val="28"/>
+          <w:szCs w:val="28"/>
+        </w:rPr>
+        <w:t xml:space="preserve"> </w:t>
+      </w:r>
+      <w:proofErr w:type="gramStart"/>
+      <w:r>
+        <w:rPr>
+          <w:sz w:val="28"/>
+          <w:szCs w:val="28"/>
+        </w:rPr>
+        <w:t>codes ,which</w:t>
+      </w:r>
+      <w:proofErr w:type="gramEnd"/>
+      <w:r>
+        <w:rPr>
+          <w:sz w:val="28"/>
+          <w:szCs w:val="28"/>
+        </w:rPr>
+        <w:t xml:space="preserve"> will perform certain specific </w:t>
+      </w:r>
+      <w:proofErr w:type="gramStart"/>
+      <w:r>
+        <w:rPr>
+          <w:sz w:val="28"/>
+          <w:szCs w:val="28"/>
+        </w:rPr>
+        <w:t>task .</w:t>
+      </w:r>
+      <w:proofErr w:type="gramEnd"/>
+      <w:r>
+        <w:rPr>
+          <w:sz w:val="28"/>
+          <w:szCs w:val="28"/>
+        </w:rPr>
+        <w:t xml:space="preserve"> </w:t>
+      </w:r>
+    </w:p>
+    <w:p>
+      <w:pPr>
+        <w:rPr>
+          <w:sz w:val="28"/>
+          <w:szCs w:val="28"/>
+        </w:rPr>
+      </w:pPr>
+      <w:r>
+        <w:rPr>
+          <w:sz w:val="28"/>
+          <w:szCs w:val="28"/>
+        </w:rPr>
+        <w:t xml:space="preserve">The main purpose of function is code re- </w:t>
+      </w:r>
+      <w:proofErr w:type="gramStart"/>
+      <w:r>
+        <w:rPr>
+          <w:sz w:val="28"/>
+          <w:szCs w:val="28"/>
+        </w:rPr>
+        <w:t>usability .</w:t>
+      </w:r>
+      <w:proofErr w:type="gramEnd"/>
+    </w:p>
+    <w:p>
+      <w:pPr>
+        <w:rPr>
+          <w:sz w:val="28"/>
+          <w:szCs w:val="28"/>
+        </w:rPr>
+      </w:pPr>
+      <w:r>
+        <w:rPr>
+          <w:sz w:val="28"/>
+          <w:szCs w:val="28"/>
+        </w:rPr>
+        <w:t xml:space="preserve">How to name a </w:t>
+      </w:r>
+      <w:proofErr w:type="gramStart"/>
+      <w:r>
+        <w:rPr>
+          <w:sz w:val="28"/>
+          <w:szCs w:val="28"/>
+        </w:rPr>
+        <w:t>function ?</w:t>
+      </w:r>
+      <w:proofErr w:type="gramEnd"/>
+    </w:p>
+    <w:p>
+      <w:pPr>
+        <w:rPr>
+          <w:sz w:val="28"/>
+          <w:szCs w:val="28"/>
+        </w:rPr>
+      </w:pPr>
+      <w:r>
+        <w:rPr>
+          <w:sz w:val="28"/>
+          <w:szCs w:val="28"/>
+        </w:rPr>
+        <w:t xml:space="preserve">In order to define a </w:t>
+      </w:r>
+      <w:proofErr w:type="gramStart"/>
+      <w:r>
+        <w:rPr>
+          <w:sz w:val="28"/>
+          <w:szCs w:val="28"/>
+        </w:rPr>
+        <w:t>function</w:t>
+      </w:r>
+      <w:proofErr w:type="gramEnd"/>
+      <w:r>
+        <w:rPr>
+          <w:sz w:val="28"/>
+          <w:szCs w:val="28"/>
+        </w:rPr>
+        <w:t xml:space="preserve"> we will first use the key word </w:t>
+      </w:r>
+      <w:proofErr w:type="gramStart"/>
+      <w:r>
+        <w:rPr>
+          <w:sz w:val="28"/>
+          <w:szCs w:val="28"/>
+        </w:rPr>
+        <w:t>function .</w:t>
+      </w:r>
+      <w:proofErr w:type="gramEnd"/>
+      <w:r>
+        <w:rPr>
+          <w:sz w:val="28"/>
+          <w:szCs w:val="28"/>
+        </w:rPr>
+        <w:t xml:space="preserve"> Followed by function name then parentheses with the function body enclosed with the pair of</w:t>
+      </w:r>
+      <w:r>
+        <w:rPr>
+          <w:sz w:val="28"/>
+          <w:szCs w:val="28"/>
+        </w:rPr>
+        <w:t xml:space="preserve"> </w:t>
+      </w:r>
+      <w:proofErr w:type="gramStart"/>
+      <w:r>
+        <w:rPr>
+          <w:sz w:val="28"/>
+          <w:szCs w:val="28"/>
+        </w:rPr>
+        <w:t>{ }</w:t>
+      </w:r>
+      <w:proofErr w:type="gramEnd"/>
+      <w:r>
+        <w:rPr>
+          <w:sz w:val="28"/>
+          <w:szCs w:val="28"/>
+        </w:rPr>
+        <w:t xml:space="preserve"> . </w:t>
+      </w:r>
+    </w:p>
+    <w:p>
+      <w:pPr>
+        <w:rPr>
+          <w:sz w:val="28"/>
+          <w:szCs w:val="28"/>
+        </w:rPr>
+      </w:pPr>
+      <w:r>
+        <w:rPr>
+          <w:sz w:val="28"/>
+          <w:szCs w:val="28"/>
+        </w:rPr>
+        <w:t xml:space="preserve">While naming a function we will follow all the rule of naming an </w:t>
+      </w:r>
+      <w:proofErr w:type="gramStart"/>
+      <w:r>
+        <w:rPr>
+          <w:sz w:val="28"/>
+          <w:szCs w:val="28"/>
+        </w:rPr>
+        <w:t>identifier .</w:t>
+      </w:r>
+      <w:proofErr w:type="gramEnd"/>
+    </w:p>
+    <w:p>
+      <w:pPr>
+        <w:rPr>
+          <w:sz w:val="28"/>
+          <w:szCs w:val="28"/>
+        </w:rPr>
+      </w:pPr>
+      <w:r>
+        <w:rPr>
+          <w:sz w:val="28"/>
+          <w:szCs w:val="28"/>
+        </w:rPr>
+        <w:t xml:space="preserve">In order to execute a </w:t>
+      </w:r>
+      <w:proofErr w:type="gramStart"/>
+      <w:r>
+        <w:rPr>
+          <w:sz w:val="28"/>
+          <w:szCs w:val="28"/>
+        </w:rPr>
+        <w:t>function</w:t>
+      </w:r>
+      <w:proofErr w:type="gramEnd"/>
+      <w:r>
+        <w:rPr>
+          <w:sz w:val="28"/>
+          <w:szCs w:val="28"/>
+        </w:rPr>
+        <w:t xml:space="preserve"> we must </w:t>
+      </w:r>
+      <w:proofErr w:type="gramStart"/>
+      <w:r>
+        <w:rPr>
+          <w:sz w:val="28"/>
+          <w:szCs w:val="28"/>
+        </w:rPr>
+        <w:t>call(invoke )</w:t>
+      </w:r>
+      <w:proofErr w:type="gramEnd"/>
+      <w:r>
+        <w:rPr>
+          <w:sz w:val="28"/>
+          <w:szCs w:val="28"/>
+        </w:rPr>
+        <w:t xml:space="preserve"> a function.</w:t>
+      </w:r>
+    </w:p>
+    <w:p>
+      <w:pPr>
+        <w:rPr>
+          <w:sz w:val="28"/>
+          <w:szCs w:val="28"/>
+        </w:rPr>
+      </w:pPr>
+      <w:r>
+        <w:rPr>
+          <w:sz w:val="28"/>
+          <w:szCs w:val="28"/>
+        </w:rPr>
+        <w:t>If we are defining a function then it is not mandatory to invoke it.</w:t>
+      </w:r>
+    </w:p>
+    <w:p>
+      <w:pPr>
+        <w:rPr>
+          <w:sz w:val="28"/>
+          <w:szCs w:val="28"/>
+        </w:rPr>
+      </w:pPr>
+      <w:r>
+        <w:rPr>
+          <w:sz w:val="28"/>
+          <w:szCs w:val="28"/>
+        </w:rPr>
+        <w:t xml:space="preserve">But if we are calling a function then it must have been </w:t>
+      </w:r>
+      <w:proofErr w:type="gramStart"/>
+      <w:r>
+        <w:rPr>
+          <w:sz w:val="28"/>
+          <w:szCs w:val="28"/>
+        </w:rPr>
+        <w:t>defined .</w:t>
+      </w:r>
+      <w:proofErr w:type="gramEnd"/>
+    </w:p>
+    <w:p>
+      <w:pPr>
+        <w:rPr>
+          <w:sz w:val="28"/>
+          <w:szCs w:val="28"/>
+        </w:rPr>
+      </w:pPr>
+      <w:r>
+        <w:rPr>
+          <w:sz w:val="28"/>
+          <w:szCs w:val="28"/>
+        </w:rPr>
+        <w:t xml:space="preserve">Function with parameter </w:t>
+      </w:r>
+      <w:r>
+        <w:rPr>
+          <w:sz w:val="28"/>
+          <w:szCs w:val="28"/>
+        </w:rPr>
+        <w:t>–</w:t>
+      </w:r>
+      <w:r>
+        <w:rPr>
+          <w:sz w:val="28"/>
+          <w:szCs w:val="28"/>
+        </w:rPr>
+        <w:t xml:space="preserve"> </w:t>
+      </w:r>
+      <w:r>
+        <w:rPr>
+          <w:sz w:val="28"/>
+          <w:szCs w:val="28"/>
+        </w:rPr>
+        <w:t xml:space="preserve">In order to call a </w:t>
+      </w:r>
+      <w:proofErr w:type="gramStart"/>
+      <w:r>
+        <w:rPr>
+          <w:sz w:val="28"/>
+          <w:szCs w:val="28"/>
+        </w:rPr>
+        <w:t>parameterized</w:t>
+      </w:r>
+      <w:proofErr w:type="gramEnd"/>
+      <w:r>
+        <w:rPr>
+          <w:sz w:val="28"/>
+          <w:szCs w:val="28"/>
+        </w:rPr>
+        <w:t xml:space="preserve"> we must carefully look for the </w:t>
+      </w:r>
+      <w:r>
+        <w:rPr>
+          <w:sz w:val="28"/>
+          <w:szCs w:val="28"/>
+        </w:rPr>
+        <w:t xml:space="preserve">number of </w:t>
+      </w:r>
+      <w:proofErr w:type="gramStart"/>
+      <w:r>
+        <w:rPr>
+          <w:sz w:val="28"/>
+          <w:szCs w:val="28"/>
+        </w:rPr>
+        <w:t>parameter</w:t>
+      </w:r>
+      <w:proofErr w:type="gramEnd"/>
+      <w:r>
+        <w:rPr>
+          <w:sz w:val="28"/>
+          <w:szCs w:val="28"/>
+        </w:rPr>
+        <w:t xml:space="preserve"> in order to call </w:t>
+      </w:r>
+      <w:proofErr w:type="gramStart"/>
+      <w:r>
+        <w:rPr>
+          <w:sz w:val="28"/>
+          <w:szCs w:val="28"/>
+        </w:rPr>
+        <w:t>it .</w:t>
+      </w:r>
+      <w:proofErr w:type="gramEnd"/>
+    </w:p>
+    <w:p>
+      <w:pPr>
+        <w:rPr>
+          <w:sz w:val="28"/>
+          <w:szCs w:val="28"/>
+        </w:rPr>
+      </w:pPr>
+      <w:r>
+        <w:rPr>
+          <w:sz w:val="28"/>
+          <w:szCs w:val="28"/>
+        </w:rPr>
+        <w:t xml:space="preserve">Function with default parameter – It is type of parameter for a function where in the parameter part we are going to initialized </w:t>
+      </w:r>
+      <w:proofErr w:type="gramStart"/>
+      <w:r>
+        <w:rPr>
+          <w:sz w:val="28"/>
+          <w:szCs w:val="28"/>
+        </w:rPr>
+        <w:t>it .</w:t>
+      </w:r>
+      <w:proofErr w:type="gramEnd"/>
+      <w:r>
+        <w:rPr>
+          <w:sz w:val="28"/>
+          <w:szCs w:val="28"/>
+        </w:rPr>
+        <w:t xml:space="preserve"> and when we will call the function without any argument then by default those values will be used to perform the </w:t>
+      </w:r>
+      <w:proofErr w:type="gramStart"/>
+      <w:r>
+        <w:rPr>
+          <w:sz w:val="28"/>
+          <w:szCs w:val="28"/>
+        </w:rPr>
+        <w:t>operation .</w:t>
+      </w:r>
+      <w:proofErr w:type="gramEnd"/>
+    </w:p>
+    <w:p>
+      <w:pPr>
+        <w:rPr>
+          <w:sz w:val="28"/>
+          <w:szCs w:val="28"/>
+        </w:rPr>
+      </w:pPr>
+      <w:r>
+        <w:rPr>
+          <w:sz w:val="28"/>
+          <w:szCs w:val="28"/>
+        </w:rPr>
+        <w:t xml:space="preserve">Function Return – Return is reserved keyword which will send a value back from a </w:t>
+      </w:r>
+      <w:proofErr w:type="gramStart"/>
+      <w:r>
+        <w:rPr>
+          <w:sz w:val="28"/>
+          <w:szCs w:val="28"/>
+        </w:rPr>
+        <w:t>function .</w:t>
+      </w:r>
+      <w:proofErr w:type="gramEnd"/>
+    </w:p>
+    <w:p>
+      <w:pPr>
+        <w:rPr>
+          <w:sz w:val="28"/>
+          <w:szCs w:val="28"/>
+        </w:rPr>
+      </w:pPr>
+      <w:r>
+        <w:rPr>
+          <w:sz w:val="28"/>
+          <w:szCs w:val="28"/>
+        </w:rPr>
+        <w:t xml:space="preserve">In order to print the value from a return statement either we will call the function </w:t>
+      </w:r>
+    </w:p>
+    <w:p>
+      <w:pPr>
+        <w:rPr>
+          <w:sz w:val="28"/>
+          <w:szCs w:val="28"/>
+        </w:rPr>
+      </w:pPr>
+      <w:r>
+        <w:rPr>
+          <w:sz w:val="28"/>
+          <w:szCs w:val="28"/>
+        </w:rPr>
+        <w:t xml:space="preserve">Inside a console.log or we will store the o/p in a variable and then print that </w:t>
+      </w:r>
+      <w:proofErr w:type="gramStart"/>
+      <w:r>
+        <w:rPr>
+          <w:sz w:val="28"/>
+          <w:szCs w:val="28"/>
+        </w:rPr>
+        <w:t>variable .</w:t>
+      </w:r>
+      <w:proofErr w:type="gramEnd"/>
+      <w:r>
+        <w:rPr>
+          <w:sz w:val="28"/>
+          <w:szCs w:val="28"/>
+        </w:rPr>
+        <w:t xml:space="preserve"> </w:t>
+      </w:r>
+    </w:p>
+    <w:p>
+      <w:pPr>
+        <w:rPr>
+          <w:sz w:val="28"/>
+          <w:szCs w:val="28"/>
+        </w:rPr>
+      </w:pPr>
+      <w:r>
+        <w:rPr>
+          <w:sz w:val="28"/>
+          <w:szCs w:val="28"/>
+        </w:rPr>
+        <w:t xml:space="preserve">Types of function in </w:t>
+      </w:r>
+      <w:proofErr w:type="spellStart"/>
+      <w:proofErr w:type="gramStart"/>
+      <w:r>
+        <w:rPr>
+          <w:sz w:val="28"/>
+          <w:szCs w:val="28"/>
+        </w:rPr>
+        <w:t>js</w:t>
+      </w:r>
+      <w:proofErr w:type="spellEnd"/>
+      <w:r>
+        <w:rPr>
+          <w:sz w:val="28"/>
+          <w:szCs w:val="28"/>
+        </w:rPr>
+        <w:t xml:space="preserve"> :</w:t>
+      </w:r>
+      <w:proofErr w:type="gramEnd"/>
+    </w:p>
+    <w:p>
+      <w:pPr>
+        <w:rPr>
+          <w:sz w:val="28"/>
+          <w:szCs w:val="28"/>
+        </w:rPr>
+      </w:pPr>
+      <w:r>
+        <w:rPr>
+          <w:sz w:val="28"/>
+          <w:szCs w:val="28"/>
+        </w:rPr>
+        <w:t xml:space="preserve">There are 8 types of function in </w:t>
+      </w:r>
+      <w:proofErr w:type="spellStart"/>
+      <w:r>
+        <w:rPr>
+          <w:sz w:val="28"/>
+          <w:szCs w:val="28"/>
+        </w:rPr>
+        <w:t>js</w:t>
+      </w:r>
+      <w:proofErr w:type="spellEnd"/>
+      <w:r>
+        <w:rPr>
+          <w:sz w:val="28"/>
+          <w:szCs w:val="28"/>
+        </w:rPr>
+        <w:t xml:space="preserve"> and they </w:t>
+      </w:r>
+      <w:proofErr w:type="gramStart"/>
+      <w:r>
+        <w:rPr>
+          <w:sz w:val="28"/>
+          <w:szCs w:val="28"/>
+        </w:rPr>
+        <w:t>are :</w:t>
+      </w:r>
+      <w:proofErr w:type="gramEnd"/>
+    </w:p>
+    <w:p>
+      <w:pPr>
+        <w:pStyle w:val="ListParagraph"/>
+        <w:numPr>
+          <w:ilvl w:val="0"/>
+          <w:numId w:val="11"/>
+        </w:numPr>
+        <w:rPr>
+          <w:sz w:val="28"/>
+          <w:szCs w:val="28"/>
+        </w:rPr>
+      </w:pPr>
+      <w:r>
+        <w:rPr>
+          <w:b/>
+          <w:bCs/>
+          <w:sz w:val="28"/>
+          <w:szCs w:val="28"/>
+        </w:rPr>
+        <w:t>Function Declaration</w:t>
+      </w:r>
+    </w:p>
+    <w:p>
+      <w:pPr>
+        <w:pStyle w:val="ListParagraph"/>
+        <w:numPr>
+          <w:ilvl w:val="0"/>
+          <w:numId w:val="11"/>
+        </w:numPr>
+        <w:rPr>
+          <w:sz w:val="28"/>
+          <w:szCs w:val="28"/>
+        </w:rPr>
+      </w:pPr>
+      <w:r>
+        <w:rPr>
+          <w:b/>
+          <w:bCs/>
+          <w:sz w:val="28"/>
+          <w:szCs w:val="28"/>
+        </w:rPr>
+        <w:t>Function Expression</w:t>
+      </w:r>
+    </w:p>
+    <w:p>
+      <w:pPr>
+        <w:pStyle w:val="ListParagraph"/>
+        <w:numPr>
+          <w:ilvl w:val="0"/>
+          <w:numId w:val="11"/>
+        </w:numPr>
+        <w:rPr>
+          <w:sz w:val="28"/>
+          <w:szCs w:val="28"/>
+        </w:rPr>
+      </w:pPr>
+      <w:r>
+        <w:rPr>
+          <w:b/>
+          <w:bCs/>
+          <w:sz w:val="28"/>
+          <w:szCs w:val="28"/>
+        </w:rPr>
+        <w:lastRenderedPageBreak/>
+        <w:t>Arrow Function</w:t>
+      </w:r>
+    </w:p>
+    <w:p>
+      <w:pPr>
+        <w:pStyle w:val="ListParagraph"/>
+        <w:numPr>
+          <w:ilvl w:val="0"/>
+          <w:numId w:val="11"/>
+        </w:numPr>
+        <w:rPr>
+          <w:sz w:val="28"/>
+          <w:szCs w:val="28"/>
+        </w:rPr>
+      </w:pPr>
+      <w:r>
+        <w:rPr>
+          <w:b/>
+          <w:bCs/>
+          <w:sz w:val="28"/>
+          <w:szCs w:val="28"/>
+        </w:rPr>
+        <w:t>Anonymous Function</w:t>
+      </w:r>
+    </w:p>
+    <w:p>
+      <w:pPr>
+        <w:pStyle w:val="ListParagraph"/>
+        <w:numPr>
+          <w:ilvl w:val="0"/>
+          <w:numId w:val="11"/>
+        </w:numPr>
+        <w:rPr>
+          <w:sz w:val="28"/>
+          <w:szCs w:val="28"/>
+        </w:rPr>
+      </w:pPr>
+      <w:r>
+        <w:rPr>
+          <w:b/>
+          <w:bCs/>
+          <w:sz w:val="28"/>
+          <w:szCs w:val="28"/>
+        </w:rPr>
+        <w:t>Immediately Invoked Function Expression (IIFE)</w:t>
+      </w:r>
+    </w:p>
+    <w:p>
+      <w:pPr>
+        <w:pStyle w:val="ListParagraph"/>
+        <w:numPr>
+          <w:ilvl w:val="0"/>
+          <w:numId w:val="11"/>
+        </w:numPr>
+        <w:rPr>
+          <w:sz w:val="28"/>
+          <w:szCs w:val="28"/>
+        </w:rPr>
+      </w:pPr>
+      <w:r>
+        <w:rPr>
+          <w:b/>
+          <w:bCs/>
+          <w:sz w:val="28"/>
+          <w:szCs w:val="28"/>
+        </w:rPr>
+        <w:t>Higher-Order Function</w:t>
+      </w:r>
+    </w:p>
+    <w:p>
+      <w:pPr>
+        <w:pStyle w:val="ListParagraph"/>
+        <w:numPr>
+          <w:ilvl w:val="0"/>
+          <w:numId w:val="11"/>
+        </w:numPr>
+        <w:rPr>
+          <w:sz w:val="28"/>
+          <w:szCs w:val="28"/>
+        </w:rPr>
+      </w:pPr>
+      <w:r>
+        <w:rPr>
+          <w:b/>
+          <w:bCs/>
+          <w:sz w:val="28"/>
+          <w:szCs w:val="28"/>
+        </w:rPr>
+        <w:t>Constructor Function</w:t>
+      </w:r>
+    </w:p>
+    <w:p>
+      <w:pPr>
+        <w:pStyle w:val="ListParagraph"/>
+        <w:numPr>
+          <w:ilvl w:val="0"/>
+          <w:numId w:val="11"/>
+        </w:numPr>
+        <w:rPr>
+          <w:sz w:val="28"/>
+          <w:szCs w:val="28"/>
+        </w:rPr>
+      </w:pPr>
+      <w:r>
+        <w:rPr>
+          <w:b/>
+          <w:bCs/>
+          <w:sz w:val="28"/>
+          <w:szCs w:val="28"/>
+        </w:rPr>
+        <w:t>Generator Function</w:t>
+      </w:r>
+    </w:p>
+    <w:p>
+      <w:pPr>
+        <w:pStyle w:val="ListParagraph"/>
+        <w:numPr>
+          <w:ilvl w:val="0"/>
+          <w:numId w:val="11"/>
+        </w:numPr>
+        <w:rPr>
+          <w:sz w:val="28"/>
+          <w:szCs w:val="28"/>
+        </w:rPr>
+      </w:pPr>
+      <w:r>
+        <w:rPr>
+          <w:b/>
+          <w:bCs/>
+          <w:sz w:val="28"/>
+          <w:szCs w:val="28"/>
+        </w:rPr>
+        <w:t>Async Function</w:t>
+      </w:r>
+    </w:p>
+    <w:p>
+      <w:pPr>
+        <w:rPr>
+          <w:sz w:val="28"/>
+          <w:szCs w:val="28"/>
+        </w:rPr>
+      </w:pPr>
+    </w:p>
+    <w:p>
+      <w:pPr>
+        <w:rPr>
+          <w:sz w:val="28"/>
+          <w:szCs w:val="28"/>
+        </w:rPr>
+      </w:pPr>
+      <w:r>
+        <w:rPr>
+          <w:sz w:val="28"/>
+          <w:szCs w:val="28"/>
+        </w:rPr>
+        <w:t>Definitions:</w:t>
+      </w:r>
+    </w:p>
+    <w:p>
+      <w:pPr>
+        <w:pStyle w:val="ListParagraph"/>
+        <w:numPr>
+          <w:ilvl w:val="0"/>
+          <w:numId w:val="12"/>
+        </w:numPr>
+        <w:rPr>
+          <w:sz w:val="28"/>
+          <w:szCs w:val="28"/>
+        </w:rPr>
+      </w:pPr>
+      <w:r>
+        <w:rPr>
+          <w:sz w:val="28"/>
+          <w:szCs w:val="28"/>
+        </w:rPr>
+        <w:t xml:space="preserve">High Order Function - </w:t>
+      </w:r>
+      <w:r>
+        <w:rPr>
+          <w:sz w:val="28"/>
+          <w:szCs w:val="28"/>
+        </w:rPr>
+        <w:t xml:space="preserve">It is a type of </w:t>
+      </w:r>
+      <w:r>
+        <w:rPr>
+          <w:sz w:val="28"/>
+          <w:szCs w:val="28"/>
+        </w:rPr>
+        <w:t>function which can accept another function as arguments.</w:t>
+      </w:r>
+    </w:p>
+    <w:p>
+      <w:pPr>
+        <w:ind w:left="360"/>
+        <w:rPr>
+          <w:sz w:val="28"/>
+          <w:szCs w:val="28"/>
+        </w:rPr>
+      </w:pPr>
+      <w:r>
+        <w:rPr>
+          <w:sz w:val="28"/>
+          <w:szCs w:val="28"/>
+        </w:rPr>
+        <w:t>Callback Function</w:t>
+      </w:r>
+      <w:r>
+        <w:rPr>
+          <w:sz w:val="28"/>
+          <w:szCs w:val="28"/>
+        </w:rPr>
+        <w:t xml:space="preserve"> – The function which has been passed as an argument in the other function is called as callback </w:t>
+      </w:r>
+      <w:proofErr w:type="gramStart"/>
+      <w:r>
+        <w:rPr>
+          <w:sz w:val="28"/>
+          <w:szCs w:val="28"/>
+        </w:rPr>
+        <w:t>function .</w:t>
+      </w:r>
+      <w:proofErr w:type="gramEnd"/>
+    </w:p>
+    <w:p>
+      <w:pPr>
+        <w:ind w:left="360"/>
+        <w:rPr>
+          <w:sz w:val="28"/>
+          <w:szCs w:val="28"/>
+        </w:rPr>
+      </w:pPr>
+      <w:r>
+        <w:rPr>
+          <w:sz w:val="28"/>
+          <w:szCs w:val="28"/>
+        </w:rPr>
+        <w:t xml:space="preserve">Variable – It is a name of the memory location where we store our </w:t>
+      </w:r>
+      <w:proofErr w:type="gramStart"/>
+      <w:r>
+        <w:rPr>
+          <w:sz w:val="28"/>
+          <w:szCs w:val="28"/>
+        </w:rPr>
+        <w:t>values .</w:t>
+      </w:r>
+      <w:proofErr w:type="gramEnd"/>
+    </w:p>
+    <w:p>
+      <w:pPr>
+        <w:rPr>
+          <w:sz w:val="28"/>
+          <w:szCs w:val="28"/>
+        </w:rPr>
+      </w:pPr>
+      <w:r>
+        <w:rPr>
+          <w:sz w:val="28"/>
+          <w:szCs w:val="28"/>
+        </w:rPr>
+        <w:t xml:space="preserve"> </w:t>
+      </w:r>
+      <w:r>
+        <w:rPr>
+          <w:sz w:val="28"/>
+          <w:szCs w:val="28"/>
+        </w:rPr>
+        <w:tab/>
+        <w:t xml:space="preserve">It can be </w:t>
+      </w:r>
+      <w:proofErr w:type="gramStart"/>
+      <w:r>
+        <w:rPr>
+          <w:sz w:val="28"/>
+          <w:szCs w:val="28"/>
+        </w:rPr>
+        <w:t>define</w:t>
+      </w:r>
+      <w:proofErr w:type="gramEnd"/>
+      <w:r>
+        <w:rPr>
+          <w:sz w:val="28"/>
+          <w:szCs w:val="28"/>
+        </w:rPr>
+        <w:t xml:space="preserve"> in 3 ways:</w:t>
+      </w:r>
+    </w:p>
+    <w:p>
+      <w:pPr>
+        <w:pStyle w:val="ListParagraph"/>
+        <w:numPr>
+          <w:ilvl w:val="0"/>
+          <w:numId w:val="14"/>
+        </w:numPr>
+        <w:rPr>
+          <w:sz w:val="28"/>
+          <w:szCs w:val="28"/>
+        </w:rPr>
+      </w:pPr>
+      <w:r>
+        <w:rPr>
+          <w:sz w:val="28"/>
+          <w:szCs w:val="28"/>
+        </w:rPr>
+        <w:t>Var</w:t>
+      </w:r>
+    </w:p>
+    <w:p>
+      <w:pPr>
+        <w:pStyle w:val="ListParagraph"/>
+        <w:numPr>
+          <w:ilvl w:val="0"/>
+          <w:numId w:val="14"/>
+        </w:numPr>
+        <w:rPr>
+          <w:sz w:val="28"/>
+          <w:szCs w:val="28"/>
+        </w:rPr>
+      </w:pPr>
+      <w:r>
+        <w:rPr>
+          <w:sz w:val="28"/>
+          <w:szCs w:val="28"/>
+        </w:rPr>
+        <w:t>Const</w:t>
+      </w:r>
+    </w:p>
+    <w:p>
+      <w:pPr>
+        <w:pStyle w:val="ListParagraph"/>
+        <w:numPr>
+          <w:ilvl w:val="0"/>
+          <w:numId w:val="14"/>
+        </w:numPr>
+        <w:rPr>
+          <w:sz w:val="28"/>
+          <w:szCs w:val="28"/>
+        </w:rPr>
+      </w:pPr>
+      <w:r>
+        <w:rPr>
+          <w:sz w:val="28"/>
+          <w:szCs w:val="28"/>
+        </w:rPr>
+        <w:t>Let</w:t>
+      </w:r>
+    </w:p>
+    <w:p>
+      <w:pPr>
+        <w:pStyle w:val="ListParagraph"/>
+        <w:rPr>
+          <w:sz w:val="28"/>
+          <w:szCs w:val="28"/>
+        </w:rPr>
+      </w:pPr>
+      <w:r>
+        <w:rPr>
+          <w:sz w:val="28"/>
+          <w:szCs w:val="28"/>
+        </w:rPr>
+        <w:t xml:space="preserve">Var </w:t>
+      </w:r>
+      <w:r>
+        <w:rPr>
+          <w:sz w:val="28"/>
+          <w:szCs w:val="28"/>
+        </w:rPr>
+        <w:t>–</w:t>
+      </w:r>
+      <w:r>
+        <w:rPr>
+          <w:sz w:val="28"/>
+          <w:szCs w:val="28"/>
+        </w:rPr>
+        <w:t xml:space="preserve"> </w:t>
+      </w:r>
+      <w:r>
+        <w:rPr>
+          <w:sz w:val="28"/>
+          <w:szCs w:val="28"/>
+        </w:rPr>
+        <w:t xml:space="preserve">If we are declaring the variable as var then we can do </w:t>
+      </w:r>
+      <w:proofErr w:type="gramStart"/>
+      <w:r>
+        <w:rPr>
+          <w:sz w:val="28"/>
+          <w:szCs w:val="28"/>
+        </w:rPr>
+        <w:t>declaration ,</w:t>
+      </w:r>
+      <w:proofErr w:type="gramEnd"/>
+      <w:r>
+        <w:rPr>
+          <w:sz w:val="28"/>
+          <w:szCs w:val="28"/>
+        </w:rPr>
+        <w:t xml:space="preserve"> </w:t>
+      </w:r>
+      <w:proofErr w:type="gramStart"/>
+      <w:r>
+        <w:rPr>
+          <w:sz w:val="28"/>
+          <w:szCs w:val="28"/>
+        </w:rPr>
+        <w:t>initialization ,</w:t>
+      </w:r>
+      <w:proofErr w:type="gramEnd"/>
+      <w:r>
+        <w:rPr>
+          <w:sz w:val="28"/>
+          <w:szCs w:val="28"/>
+        </w:rPr>
+        <w:t xml:space="preserve"> re-declaration as well as re-</w:t>
+      </w:r>
+      <w:proofErr w:type="gramStart"/>
+      <w:r>
+        <w:rPr>
+          <w:sz w:val="28"/>
+          <w:szCs w:val="28"/>
+        </w:rPr>
+        <w:t>initialization .</w:t>
+      </w:r>
+      <w:proofErr w:type="gramEnd"/>
+    </w:p>
+    <w:p>
+      <w:pPr>
+        <w:pStyle w:val="ListParagraph"/>
+        <w:rPr>
+          <w:sz w:val="28"/>
+          <w:szCs w:val="28"/>
+        </w:rPr>
+      </w:pPr>
+    </w:p>
+    <w:p>
+      <w:pPr>
+        <w:pStyle w:val="ListParagraph"/>
+        <w:rPr>
+          <w:sz w:val="28"/>
+          <w:szCs w:val="28"/>
+        </w:rPr>
+      </w:pPr>
+      <w:r>
+        <w:rPr>
+          <w:sz w:val="28"/>
+          <w:szCs w:val="28"/>
+        </w:rPr>
+        <w:t xml:space="preserve">Let – </w:t>
+      </w:r>
+      <w:r>
+        <w:rPr>
+          <w:sz w:val="28"/>
+          <w:szCs w:val="28"/>
+        </w:rPr>
+        <w:t xml:space="preserve">If we are declaring the variable as let then we can do declare it and initialize it along with that we can also re-initialize it but we cannot re-declare </w:t>
+      </w:r>
+      <w:proofErr w:type="gramStart"/>
+      <w:r>
+        <w:rPr>
+          <w:sz w:val="28"/>
+          <w:szCs w:val="28"/>
+        </w:rPr>
+        <w:t>it .</w:t>
+      </w:r>
+      <w:proofErr w:type="gramEnd"/>
+    </w:p>
+    <w:p>
+      <w:pPr>
+        <w:pStyle w:val="ListParagraph"/>
+        <w:rPr>
+          <w:sz w:val="28"/>
+          <w:szCs w:val="28"/>
+        </w:rPr>
+      </w:pPr>
+    </w:p>
+    <w:p>
+      <w:pPr>
+        <w:pStyle w:val="ListParagraph"/>
+        <w:rPr>
+          <w:sz w:val="28"/>
+          <w:szCs w:val="28"/>
+        </w:rPr>
+      </w:pPr>
+      <w:r>
+        <w:rPr>
+          <w:sz w:val="28"/>
+          <w:szCs w:val="28"/>
+        </w:rPr>
+        <w:t xml:space="preserve">Const - </w:t>
+      </w:r>
+      <w:r>
+        <w:rPr>
+          <w:sz w:val="28"/>
+          <w:szCs w:val="28"/>
+        </w:rPr>
+        <w:t xml:space="preserve">If we are declaring the variable as </w:t>
+      </w:r>
+      <w:r>
+        <w:rPr>
+          <w:sz w:val="28"/>
+          <w:szCs w:val="28"/>
+        </w:rPr>
+        <w:t>const</w:t>
+      </w:r>
+      <w:r>
+        <w:rPr>
+          <w:sz w:val="28"/>
+          <w:szCs w:val="28"/>
+        </w:rPr>
+        <w:t xml:space="preserve"> then we can </w:t>
+      </w:r>
+      <w:r>
+        <w:rPr>
+          <w:sz w:val="28"/>
+          <w:szCs w:val="28"/>
+        </w:rPr>
+        <w:t xml:space="preserve">only declare and initialize it </w:t>
+      </w:r>
+      <w:proofErr w:type="gramStart"/>
+      <w:r>
+        <w:rPr>
+          <w:sz w:val="28"/>
+          <w:szCs w:val="28"/>
+        </w:rPr>
+        <w:t>once .</w:t>
+      </w:r>
+      <w:proofErr w:type="gramEnd"/>
+      <w:r>
+        <w:rPr>
+          <w:sz w:val="28"/>
+          <w:szCs w:val="28"/>
+        </w:rPr>
+        <w:t xml:space="preserve"> </w:t>
+      </w:r>
+    </w:p>
+    <w:p>
+      <w:pPr>
+        <w:pStyle w:val="ListParagraph"/>
+        <w:rPr>
+          <w:sz w:val="28"/>
+          <w:szCs w:val="28"/>
+        </w:rPr>
+      </w:pPr>
+    </w:p>
+    <w:p>
+      <w:pPr>
+        <w:pStyle w:val="ListParagraph"/>
+        <w:rPr>
+          <w:sz w:val="28"/>
+          <w:szCs w:val="28"/>
+        </w:rPr>
+      </w:pPr>
+    </w:p>
+    <w:tbl>
+      <w:tblPr>
+        <w:tblStyle w:val="TableGrid"/>
+        <w:tblW w:w="0" w:type="auto"/>
+        <w:tblInd w:w="720" w:type="dxa"/>
+        <w:tblLook w:val="04A0" w:firstRow="1" w:lastRow="0" w:firstColumn="1" w:lastColumn="0" w:noHBand="0" w:noVBand="1"/>
+      </w:tblPr>
+      <w:tblGrid>
+        <w:gridCol w:w="2969"/>
+        <w:gridCol w:w="2942"/>
+        <w:gridCol w:w="2945"/>
+      </w:tblGrid>
+      <w:tr>
+        <w:tc>
+          <w:tcPr>
+            <w:tcW w:w="3192" w:type="dxa"/>
+          </w:tcPr>
+          <w:p>
+            <w:pPr>
+              <w:pStyle w:val="ListParagraph"/>
+              <w:ind w:left="0"/>
+              <w:rPr>
+                <w:sz w:val="28"/>
+                <w:szCs w:val="28"/>
+              </w:rPr>
+            </w:pPr>
+          </w:p>
+        </w:tc>
+        <w:tc>
+          <w:tcPr>
+            <w:tcW w:w="3192" w:type="dxa"/>
+          </w:tcPr>
+          <w:p>
+            <w:pPr>
+              <w:pStyle w:val="ListParagraph"/>
+              <w:ind w:left="0"/>
+              <w:rPr>
+                <w:sz w:val="28"/>
+                <w:szCs w:val="28"/>
+              </w:rPr>
+            </w:pPr>
+            <w:r>
+              <w:rPr>
+                <w:sz w:val="28"/>
+                <w:szCs w:val="28"/>
+              </w:rPr>
+              <w:t>Re-</w:t>
+            </w:r>
+            <w:proofErr w:type="spellStart"/>
+            <w:r>
+              <w:rPr>
+                <w:sz w:val="28"/>
+                <w:szCs w:val="28"/>
+              </w:rPr>
+              <w:t>init</w:t>
+            </w:r>
+            <w:proofErr w:type="spellEnd"/>
+          </w:p>
+        </w:tc>
+        <w:tc>
+          <w:tcPr>
+            <w:tcW w:w="3192" w:type="dxa"/>
+          </w:tcPr>
+          <w:p>
+            <w:pPr>
+              <w:pStyle w:val="ListParagraph"/>
+              <w:ind w:left="0"/>
+              <w:rPr>
+                <w:sz w:val="28"/>
+                <w:szCs w:val="28"/>
+              </w:rPr>
+            </w:pPr>
+            <w:r>
+              <w:rPr>
+                <w:sz w:val="28"/>
+                <w:szCs w:val="28"/>
+              </w:rPr>
+              <w:t>Re-dec</w:t>
+            </w:r>
+          </w:p>
+        </w:tc>
+      </w:tr>
+      <w:tr>
+        <w:tc>
+          <w:tcPr>
+            <w:tcW w:w="3192" w:type="dxa"/>
+          </w:tcPr>
+          <w:p>
+            <w:pPr>
+              <w:pStyle w:val="ListParagraph"/>
+              <w:ind w:left="0"/>
+              <w:rPr>
+                <w:sz w:val="28"/>
+                <w:szCs w:val="28"/>
+              </w:rPr>
+            </w:pPr>
+            <w:r>
+              <w:rPr>
+                <w:sz w:val="28"/>
+                <w:szCs w:val="28"/>
+              </w:rPr>
+              <w:t>Var</w:t>
+            </w:r>
+          </w:p>
+        </w:tc>
+        <w:tc>
+          <w:tcPr>
+            <w:tcW w:w="3192" w:type="dxa"/>
+          </w:tcPr>
+          <w:p>
+            <w:pPr>
+              <w:pStyle w:val="ListParagraph"/>
+              <w:ind w:left="0"/>
+              <w:rPr>
+                <w:sz w:val="28"/>
+                <w:szCs w:val="28"/>
+              </w:rPr>
+            </w:pPr>
+            <w:r>
+              <w:rPr>
+                <w:sz w:val="28"/>
+                <w:szCs w:val="28"/>
+              </w:rPr>
+              <w:t>yes</w:t>
+            </w:r>
+          </w:p>
+        </w:tc>
+        <w:tc>
+          <w:tcPr>
+            <w:tcW w:w="3192" w:type="dxa"/>
+          </w:tcPr>
+          <w:p>
+            <w:pPr>
+              <w:pStyle w:val="ListParagraph"/>
+              <w:ind w:left="0"/>
+              <w:rPr>
+                <w:sz w:val="28"/>
+                <w:szCs w:val="28"/>
+              </w:rPr>
+            </w:pPr>
+            <w:r>
+              <w:rPr>
+                <w:sz w:val="28"/>
+                <w:szCs w:val="28"/>
+              </w:rPr>
+              <w:t>Yes</w:t>
+            </w:r>
+          </w:p>
+        </w:tc>
+      </w:tr>
+      <w:tr>
+        <w:tc>
+          <w:tcPr>
+            <w:tcW w:w="3192" w:type="dxa"/>
+          </w:tcPr>
+          <w:p>
+            <w:pPr>
+              <w:pStyle w:val="ListParagraph"/>
+              <w:ind w:left="0"/>
+              <w:rPr>
+                <w:sz w:val="28"/>
+                <w:szCs w:val="28"/>
+              </w:rPr>
+            </w:pPr>
+            <w:r>
+              <w:rPr>
+                <w:sz w:val="28"/>
+                <w:szCs w:val="28"/>
+              </w:rPr>
+              <w:t>Let</w:t>
+            </w:r>
+          </w:p>
+        </w:tc>
+        <w:tc>
+          <w:tcPr>
+            <w:tcW w:w="3192" w:type="dxa"/>
+          </w:tcPr>
+          <w:p>
+            <w:pPr>
+              <w:pStyle w:val="ListParagraph"/>
+              <w:ind w:left="0"/>
+              <w:rPr>
+                <w:sz w:val="28"/>
+                <w:szCs w:val="28"/>
+              </w:rPr>
+            </w:pPr>
+            <w:r>
+              <w:rPr>
+                <w:sz w:val="28"/>
+                <w:szCs w:val="28"/>
+              </w:rPr>
+              <w:t>yes</w:t>
+            </w:r>
+          </w:p>
+        </w:tc>
+        <w:tc>
+          <w:tcPr>
+            <w:tcW w:w="3192" w:type="dxa"/>
+          </w:tcPr>
+          <w:p>
+            <w:pPr>
+              <w:pStyle w:val="ListParagraph"/>
+              <w:ind w:left="0"/>
+              <w:rPr>
+                <w:sz w:val="28"/>
+                <w:szCs w:val="28"/>
+              </w:rPr>
+            </w:pPr>
+            <w:r>
+              <w:rPr>
+                <w:sz w:val="28"/>
+                <w:szCs w:val="28"/>
+              </w:rPr>
+              <w:t>no</w:t>
+            </w:r>
+          </w:p>
+        </w:tc>
+      </w:tr>
+      <w:tr>
+        <w:tc>
+          <w:tcPr>
+            <w:tcW w:w="3192" w:type="dxa"/>
+          </w:tcPr>
+          <w:p>
+            <w:pPr>
+              <w:pStyle w:val="ListParagraph"/>
+              <w:ind w:left="0"/>
+              <w:rPr>
+                <w:sz w:val="28"/>
+                <w:szCs w:val="28"/>
+              </w:rPr>
+            </w:pPr>
+            <w:r>
+              <w:rPr>
+                <w:sz w:val="28"/>
+                <w:szCs w:val="28"/>
+              </w:rPr>
+              <w:t>Const</w:t>
+            </w:r>
+          </w:p>
+        </w:tc>
+        <w:tc>
+          <w:tcPr>
+            <w:tcW w:w="3192" w:type="dxa"/>
+          </w:tcPr>
+          <w:p>
+            <w:pPr>
+              <w:pStyle w:val="ListParagraph"/>
+              <w:ind w:left="0"/>
+              <w:rPr>
+                <w:sz w:val="28"/>
+                <w:szCs w:val="28"/>
+              </w:rPr>
+            </w:pPr>
+            <w:r>
+              <w:rPr>
+                <w:sz w:val="28"/>
+                <w:szCs w:val="28"/>
+              </w:rPr>
+              <w:t>no</w:t>
+            </w:r>
+          </w:p>
+        </w:tc>
+        <w:tc>
+          <w:tcPr>
+            <w:tcW w:w="3192" w:type="dxa"/>
+          </w:tcPr>
+          <w:p>
+            <w:pPr>
+              <w:pStyle w:val="ListParagraph"/>
+              <w:ind w:left="0"/>
+              <w:rPr>
+                <w:sz w:val="28"/>
+                <w:szCs w:val="28"/>
+              </w:rPr>
+            </w:pPr>
+            <w:r>
+              <w:rPr>
+                <w:sz w:val="28"/>
+                <w:szCs w:val="28"/>
+              </w:rPr>
+              <w:t>No</w:t>
+            </w:r>
+          </w:p>
+        </w:tc>
+      </w:tr>
+    </w:tbl>
+    <w:p>
+      <w:pPr>
+        <w:pStyle w:val="ListParagraph"/>
+        <w:rPr>
+          <w:sz w:val="28"/>
+          <w:szCs w:val="28"/>
+        </w:rPr>
+      </w:pPr>
+    </w:p>
+    <w:p>
+      <w:pPr>
+        <w:pStyle w:val="ListParagraph"/>
+        <w:rPr>
+          <w:sz w:val="28"/>
+          <w:szCs w:val="28"/>
+        </w:rPr>
+      </w:pPr>
+    </w:p>
+    <w:p>
+      <w:pPr>
+        <w:pStyle w:val="ListParagraph"/>
+        <w:rPr>
+          <w:sz w:val="28"/>
+          <w:szCs w:val="28"/>
+        </w:rPr>
+      </w:pPr>
+      <w:r>
+        <w:rPr>
+          <w:sz w:val="28"/>
+          <w:szCs w:val="28"/>
+        </w:rPr>
+        <w:t xml:space="preserve">Scope of a the variable : </w:t>
+      </w:r>
+    </w:p>
+    <w:p>
+      <w:pPr>
+        <w:pStyle w:val="ListParagraph"/>
+        <w:rPr>
+          <w:sz w:val="28"/>
+          <w:szCs w:val="28"/>
+        </w:rPr>
+      </w:pPr>
+      <w:r>
+        <w:rPr>
+          <w:sz w:val="28"/>
+          <w:szCs w:val="28"/>
+        </w:rPr>
+        <w:t>Scope in javascript means area of accessibility.</w:t>
+      </w:r>
+    </w:p>
+    <w:p>
+      <w:pPr>
+        <w:pStyle w:val="ListParagraph"/>
+        <w:rPr>
+          <w:sz w:val="28"/>
+          <w:szCs w:val="28"/>
+        </w:rPr>
+      </w:pPr>
+      <w:r>
+        <w:rPr>
+          <w:sz w:val="28"/>
+          <w:szCs w:val="28"/>
+        </w:rPr>
+        <w:t xml:space="preserve">There are 3 </w:t>
+      </w:r>
+      <w:proofErr w:type="gramStart"/>
+      <w:r>
+        <w:rPr>
+          <w:sz w:val="28"/>
+          <w:szCs w:val="28"/>
+        </w:rPr>
+        <w:t>type</w:t>
+      </w:r>
+      <w:proofErr w:type="gramEnd"/>
+      <w:r>
+        <w:rPr>
+          <w:sz w:val="28"/>
+          <w:szCs w:val="28"/>
+        </w:rPr>
+        <w:t xml:space="preserve"> </w:t>
+      </w:r>
+      <w:proofErr w:type="gramStart"/>
+      <w:r>
+        <w:rPr>
+          <w:sz w:val="28"/>
+          <w:szCs w:val="28"/>
+        </w:rPr>
+        <w:t>of  scope</w:t>
+      </w:r>
+      <w:proofErr w:type="gramEnd"/>
+      <w:r>
+        <w:rPr>
+          <w:sz w:val="28"/>
+          <w:szCs w:val="28"/>
+        </w:rPr>
+        <w:t xml:space="preserve"> in </w:t>
+      </w:r>
+      <w:proofErr w:type="spellStart"/>
+      <w:proofErr w:type="gramStart"/>
+      <w:r>
+        <w:rPr>
+          <w:sz w:val="28"/>
+          <w:szCs w:val="28"/>
+        </w:rPr>
+        <w:t>js</w:t>
+      </w:r>
+      <w:proofErr w:type="spellEnd"/>
+      <w:r>
+        <w:rPr>
+          <w:sz w:val="28"/>
+          <w:szCs w:val="28"/>
+        </w:rPr>
+        <w:t xml:space="preserve"> :</w:t>
+      </w:r>
+      <w:proofErr w:type="gramEnd"/>
+    </w:p>
+    <w:p>
+      <w:pPr>
+        <w:pStyle w:val="ListParagraph"/>
+        <w:numPr>
+          <w:ilvl w:val="0"/>
+          <w:numId w:val="15"/>
+        </w:numPr>
+        <w:rPr>
+          <w:sz w:val="28"/>
+          <w:szCs w:val="28"/>
+        </w:rPr>
+      </w:pPr>
+      <w:r>
+        <w:rPr>
+          <w:sz w:val="28"/>
+          <w:szCs w:val="28"/>
+        </w:rPr>
+        <w:t>Global Scope</w:t>
+      </w:r>
+    </w:p>
+    <w:p>
+      <w:pPr>
+        <w:pStyle w:val="ListParagraph"/>
+        <w:numPr>
+          <w:ilvl w:val="0"/>
+          <w:numId w:val="15"/>
+        </w:numPr>
+        <w:rPr>
+          <w:sz w:val="28"/>
+          <w:szCs w:val="28"/>
+        </w:rPr>
+      </w:pPr>
+      <w:r>
+        <w:rPr>
+          <w:sz w:val="28"/>
+          <w:szCs w:val="28"/>
+        </w:rPr>
+        <w:t>Function-level Scope</w:t>
+      </w:r>
+    </w:p>
+    <w:p>
+      <w:pPr>
+        <w:pStyle w:val="ListParagraph"/>
+        <w:numPr>
+          <w:ilvl w:val="0"/>
+          <w:numId w:val="15"/>
+        </w:numPr>
+        <w:rPr>
+          <w:sz w:val="28"/>
+          <w:szCs w:val="28"/>
+        </w:rPr>
+      </w:pPr>
+      <w:r>
+        <w:rPr>
+          <w:sz w:val="28"/>
+          <w:szCs w:val="28"/>
+        </w:rPr>
+        <w:t>Block</w:t>
+      </w:r>
+      <w:r>
+        <w:rPr>
+          <w:sz w:val="28"/>
+          <w:szCs w:val="28"/>
+        </w:rPr>
+        <w:t>-level</w:t>
+      </w:r>
+      <w:r>
+        <w:rPr>
+          <w:sz w:val="28"/>
+          <w:szCs w:val="28"/>
+        </w:rPr>
+        <w:t xml:space="preserve"> Scope</w:t>
+      </w:r>
+      <w:r>
+        <w:rPr>
+          <w:sz w:val="28"/>
+          <w:szCs w:val="28"/>
+        </w:rPr>
+        <w:t xml:space="preserve">                                                                                                                                                                </w:t>
+      </w:r>
+    </w:p>
+    <w:p>
+      <w:pPr>
+        <w:pStyle w:val="ListParagraph"/>
+        <w:ind w:left="1080"/>
+        <w:rPr>
+          <w:sz w:val="28"/>
+          <w:szCs w:val="28"/>
+        </w:rPr>
+      </w:pPr>
+    </w:p>
+    <w:tbl>
+      <w:tblPr>
+        <w:tblStyle w:val="TableGrid"/>
+        <w:tblW w:w="0" w:type="auto"/>
+        <w:tblInd w:w="720" w:type="dxa"/>
+        <w:tblLook w:val="04A0" w:firstRow="1" w:lastRow="0" w:firstColumn="1" w:lastColumn="0" w:noHBand="0" w:noVBand="1"/>
+      </w:tblPr>
+      <w:tblGrid>
+        <w:gridCol w:w="2198"/>
+        <w:gridCol w:w="2214"/>
+        <w:gridCol w:w="2198"/>
+        <w:gridCol w:w="2246"/>
+      </w:tblGrid>
+      <w:tr>
+        <w:tc>
+          <w:tcPr>
+            <w:tcW w:w="2394" w:type="dxa"/>
+          </w:tcPr>
+          <w:p>
+            <w:pPr>
+              <w:pStyle w:val="ListParagraph"/>
+              <w:ind w:left="0"/>
+              <w:rPr>
+                <w:sz w:val="28"/>
+                <w:szCs w:val="28"/>
+              </w:rPr>
+            </w:pPr>
+          </w:p>
+        </w:tc>
+        <w:tc>
+          <w:tcPr>
+            <w:tcW w:w="2394" w:type="dxa"/>
+          </w:tcPr>
+          <w:p>
+            <w:pPr>
+              <w:pStyle w:val="ListParagraph"/>
+              <w:ind w:left="0"/>
+              <w:rPr>
+                <w:sz w:val="28"/>
+                <w:szCs w:val="28"/>
+              </w:rPr>
+            </w:pPr>
+            <w:r>
+              <w:rPr>
+                <w:sz w:val="28"/>
+                <w:szCs w:val="28"/>
+              </w:rPr>
+              <w:t>Global</w:t>
+            </w:r>
+          </w:p>
+        </w:tc>
+        <w:tc>
+          <w:tcPr>
+            <w:tcW w:w="2394" w:type="dxa"/>
+          </w:tcPr>
+          <w:p>
+            <w:pPr>
+              <w:pStyle w:val="ListParagraph"/>
+              <w:ind w:left="0"/>
+              <w:rPr>
+                <w:sz w:val="28"/>
+                <w:szCs w:val="28"/>
+              </w:rPr>
+            </w:pPr>
+            <w:r>
+              <w:rPr>
+                <w:sz w:val="28"/>
+                <w:szCs w:val="28"/>
+              </w:rPr>
+              <w:t>Block</w:t>
+            </w:r>
+          </w:p>
+        </w:tc>
+        <w:tc>
+          <w:tcPr>
+            <w:tcW w:w="2394" w:type="dxa"/>
+          </w:tcPr>
+          <w:p>
+            <w:pPr>
+              <w:pStyle w:val="ListParagraph"/>
+              <w:ind w:left="0"/>
+              <w:rPr>
+                <w:sz w:val="28"/>
+                <w:szCs w:val="28"/>
+              </w:rPr>
+            </w:pPr>
+            <w:r>
+              <w:rPr>
+                <w:sz w:val="28"/>
+                <w:szCs w:val="28"/>
+              </w:rPr>
+              <w:t>Function</w:t>
+            </w:r>
+          </w:p>
+        </w:tc>
+      </w:tr>
+      <w:tr>
+        <w:tc>
+          <w:tcPr>
+            <w:tcW w:w="2394" w:type="dxa"/>
+          </w:tcPr>
+          <w:p>
+            <w:pPr>
+              <w:pStyle w:val="ListParagraph"/>
+              <w:ind w:left="0"/>
+              <w:rPr>
+                <w:sz w:val="28"/>
+                <w:szCs w:val="28"/>
+              </w:rPr>
+            </w:pPr>
+            <w:r>
+              <w:rPr>
+                <w:sz w:val="28"/>
+                <w:szCs w:val="28"/>
+              </w:rPr>
+              <w:t>Var</w:t>
+            </w:r>
+          </w:p>
+        </w:tc>
+        <w:tc>
+          <w:tcPr>
+            <w:tcW w:w="2394" w:type="dxa"/>
+          </w:tcPr>
+          <w:p>
+            <w:pPr>
+              <w:pStyle w:val="ListParagraph"/>
+              <w:ind w:left="0"/>
+              <w:rPr>
+                <w:sz w:val="28"/>
+                <w:szCs w:val="28"/>
+              </w:rPr>
+            </w:pPr>
+            <w:r>
+              <w:rPr>
+                <w:rFonts w:ascii="Segoe UI Emoji" w:hAnsi="Segoe UI Emoji" w:cs="Segoe UI Emoji"/>
+                <w:sz w:val="28"/>
+                <w:szCs w:val="28"/>
+              </w:rPr>
+              <w:t>✅</w:t>
+            </w:r>
+          </w:p>
+        </w:tc>
+        <w:tc>
+          <w:tcPr>
+            <w:tcW w:w="2394" w:type="dxa"/>
+          </w:tcPr>
+          <w:p>
+            <w:pPr>
+              <w:pStyle w:val="ListParagraph"/>
+              <w:ind w:left="0"/>
+              <w:rPr>
+                <w:sz w:val="28"/>
+                <w:szCs w:val="28"/>
+              </w:rPr>
+            </w:pPr>
+            <w:r>
+              <w:rPr>
+                <w:rFonts w:ascii="Segoe UI Emoji" w:hAnsi="Segoe UI Emoji" w:cs="Segoe UI Emoji"/>
+                <w:sz w:val="28"/>
+                <w:szCs w:val="28"/>
+              </w:rPr>
+              <w:t>❌</w:t>
+            </w:r>
+          </w:p>
+        </w:tc>
+        <w:tc>
+          <w:tcPr>
+            <w:tcW w:w="2394" w:type="dxa"/>
+          </w:tcPr>
+          <w:p>
+            <w:pPr>
+              <w:pStyle w:val="ListParagraph"/>
+              <w:ind w:left="0"/>
+              <w:rPr>
+                <w:sz w:val="28"/>
+                <w:szCs w:val="28"/>
+              </w:rPr>
+            </w:pPr>
+            <w:r>
+              <w:rPr>
+                <w:rFonts w:ascii="Segoe UI Emoji" w:hAnsi="Segoe UI Emoji" w:cs="Segoe UI Emoji"/>
+                <w:sz w:val="28"/>
+                <w:szCs w:val="28"/>
+              </w:rPr>
+              <w:t>✅</w:t>
+            </w:r>
+          </w:p>
+        </w:tc>
+      </w:tr>
+      <w:tr>
+        <w:tc>
+          <w:tcPr>
+            <w:tcW w:w="2394" w:type="dxa"/>
+          </w:tcPr>
+          <w:p>
+            <w:pPr>
+              <w:pStyle w:val="ListParagraph"/>
+              <w:ind w:left="0"/>
+              <w:rPr>
+                <w:sz w:val="28"/>
+                <w:szCs w:val="28"/>
+              </w:rPr>
+            </w:pPr>
+            <w:r>
+              <w:rPr>
+                <w:sz w:val="28"/>
+                <w:szCs w:val="28"/>
+              </w:rPr>
+              <w:t>let</w:t>
+            </w:r>
+          </w:p>
+        </w:tc>
+        <w:tc>
+          <w:tcPr>
+            <w:tcW w:w="2394" w:type="dxa"/>
+          </w:tcPr>
+          <w:p>
+            <w:pPr>
+              <w:pStyle w:val="ListParagraph"/>
+              <w:ind w:left="0"/>
+              <w:rPr>
+                <w:sz w:val="28"/>
+                <w:szCs w:val="28"/>
+              </w:rPr>
+            </w:pPr>
+            <w:r>
+              <w:rPr>
+                <w:rFonts w:ascii="Segoe UI Emoji" w:hAnsi="Segoe UI Emoji" w:cs="Segoe UI Emoji"/>
+                <w:sz w:val="28"/>
+                <w:szCs w:val="28"/>
+              </w:rPr>
+              <w:t>✅</w:t>
+            </w:r>
+          </w:p>
+        </w:tc>
+        <w:tc>
+          <w:tcPr>
+            <w:tcW w:w="2394" w:type="dxa"/>
+          </w:tcPr>
+          <w:p>
+            <w:pPr>
+              <w:pStyle w:val="ListParagraph"/>
+              <w:ind w:left="0"/>
+              <w:rPr>
+                <w:sz w:val="28"/>
+                <w:szCs w:val="28"/>
+              </w:rPr>
+            </w:pPr>
+            <w:r>
+              <w:rPr>
+                <w:rFonts w:ascii="Segoe UI Emoji" w:hAnsi="Segoe UI Emoji" w:cs="Segoe UI Emoji"/>
+                <w:sz w:val="28"/>
+                <w:szCs w:val="28"/>
+              </w:rPr>
+              <w:t>✅</w:t>
+            </w:r>
+          </w:p>
+        </w:tc>
+        <w:tc>
+          <w:tcPr>
+            <w:tcW w:w="2394" w:type="dxa"/>
+          </w:tcPr>
+          <w:p>
+            <w:pPr>
+              <w:pStyle w:val="ListParagraph"/>
+              <w:ind w:left="0"/>
+              <w:rPr>
+                <w:sz w:val="28"/>
+                <w:szCs w:val="28"/>
+              </w:rPr>
+            </w:pPr>
+            <w:r>
+              <w:rPr>
+                <w:rFonts w:ascii="Segoe UI Emoji" w:hAnsi="Segoe UI Emoji" w:cs="Segoe UI Emoji"/>
+                <w:sz w:val="28"/>
+                <w:szCs w:val="28"/>
+              </w:rPr>
+              <w:t>✅</w:t>
+            </w:r>
+          </w:p>
+        </w:tc>
+      </w:tr>
+      <w:tr>
+        <w:tc>
+          <w:tcPr>
+            <w:tcW w:w="2394" w:type="dxa"/>
+          </w:tcPr>
+          <w:p>
+            <w:pPr>
+              <w:pStyle w:val="ListParagraph"/>
+              <w:ind w:left="0"/>
+              <w:rPr>
+                <w:sz w:val="28"/>
+                <w:szCs w:val="28"/>
+              </w:rPr>
+            </w:pPr>
+            <w:r>
+              <w:rPr>
+                <w:sz w:val="28"/>
+                <w:szCs w:val="28"/>
+              </w:rPr>
+              <w:t>const</w:t>
+            </w:r>
+          </w:p>
+        </w:tc>
+        <w:tc>
+          <w:tcPr>
+            <w:tcW w:w="2394" w:type="dxa"/>
+          </w:tcPr>
+          <w:p>
+            <w:pPr>
+              <w:pStyle w:val="ListParagraph"/>
+              <w:ind w:left="0"/>
+              <w:rPr>
+                <w:sz w:val="28"/>
+                <w:szCs w:val="28"/>
+              </w:rPr>
+            </w:pPr>
+            <w:r>
+              <w:rPr>
+                <w:rFonts w:ascii="Segoe UI Emoji" w:hAnsi="Segoe UI Emoji" w:cs="Segoe UI Emoji"/>
+                <w:sz w:val="28"/>
+                <w:szCs w:val="28"/>
+              </w:rPr>
+              <w:t>✅</w:t>
+            </w:r>
+          </w:p>
+        </w:tc>
+        <w:tc>
+          <w:tcPr>
+            <w:tcW w:w="2394" w:type="dxa"/>
+          </w:tcPr>
+          <w:p>
+            <w:pPr>
+              <w:pStyle w:val="ListParagraph"/>
+              <w:ind w:left="0"/>
+              <w:rPr>
+                <w:sz w:val="28"/>
+                <w:szCs w:val="28"/>
+              </w:rPr>
+            </w:pPr>
+            <w:r>
+              <w:rPr>
+                <w:rFonts w:ascii="Segoe UI Emoji" w:hAnsi="Segoe UI Emoji" w:cs="Segoe UI Emoji"/>
+                <w:sz w:val="28"/>
+                <w:szCs w:val="28"/>
+              </w:rPr>
+              <w:t>✅</w:t>
+            </w:r>
+          </w:p>
+        </w:tc>
+        <w:tc>
+          <w:tcPr>
+            <w:tcW w:w="2394" w:type="dxa"/>
+          </w:tcPr>
+          <w:p>
+            <w:pPr>
+              <w:pStyle w:val="ListParagraph"/>
+              <w:ind w:left="0"/>
+              <w:rPr>
+                <w:sz w:val="28"/>
+                <w:szCs w:val="28"/>
+              </w:rPr>
+            </w:pPr>
+            <w:r>
+              <w:rPr>
+                <w:rFonts w:ascii="Segoe UI Emoji" w:hAnsi="Segoe UI Emoji" w:cs="Segoe UI Emoji"/>
+                <w:sz w:val="28"/>
+                <w:szCs w:val="28"/>
+              </w:rPr>
+              <w:t>✅</w:t>
+            </w:r>
+          </w:p>
+        </w:tc>
+      </w:tr>
+    </w:tbl>
+    <w:p>
+      <w:pPr>
+        <w:pStyle w:val="ListParagraph"/>
+        <w:rPr>
+          <w:sz w:val="28"/>
+          <w:szCs w:val="28"/>
+        </w:rPr>
+      </w:pPr>
+    </w:p>
+    <w:p>
+      <w:pPr>
+        <w:pStyle w:val="ListParagraph"/>
+        <w:rPr>
+          <w:sz w:val="28"/>
+          <w:szCs w:val="28"/>
+        </w:rPr>
+      </w:pPr>
+      <w:r>
+        <w:rPr>
+          <w:b/>
+          <w:bCs/>
+          <w:sz w:val="28"/>
+          <w:szCs w:val="28"/>
+        </w:rPr>
+        <w:t>Global Scope</w:t>
+      </w:r>
+      <w:r>
+        <w:rPr>
+          <w:sz w:val="28"/>
+          <w:szCs w:val="28"/>
+        </w:rPr>
+        <w:t xml:space="preserve"> – Variable Declared of outside of any function / blocked are in the global scope and it can be accessed thought the </w:t>
+      </w:r>
+      <w:proofErr w:type="gramStart"/>
+      <w:r>
+        <w:rPr>
+          <w:sz w:val="28"/>
+          <w:szCs w:val="28"/>
+        </w:rPr>
+        <w:t>program .</w:t>
+      </w:r>
+      <w:proofErr w:type="gramEnd"/>
+    </w:p>
+    <w:p>
+      <w:pPr>
+        <w:pStyle w:val="ListParagraph"/>
+        <w:rPr>
+          <w:sz w:val="28"/>
+          <w:szCs w:val="28"/>
+        </w:rPr>
+      </w:pPr>
+      <w:r>
+        <w:rPr>
+          <w:sz w:val="28"/>
+          <w:szCs w:val="28"/>
+        </w:rPr>
+        <w:t xml:space="preserve">All the three types of </w:t>
+      </w:r>
+      <w:proofErr w:type="gramStart"/>
+      <w:r>
+        <w:rPr>
+          <w:sz w:val="28"/>
+          <w:szCs w:val="28"/>
+        </w:rPr>
+        <w:t>variable</w:t>
+      </w:r>
+      <w:proofErr w:type="gramEnd"/>
+      <w:r>
+        <w:rPr>
+          <w:sz w:val="28"/>
+          <w:szCs w:val="28"/>
+        </w:rPr>
+        <w:t xml:space="preserve"> supports global </w:t>
+      </w:r>
+      <w:proofErr w:type="gramStart"/>
+      <w:r>
+        <w:rPr>
+          <w:sz w:val="28"/>
+          <w:szCs w:val="28"/>
+        </w:rPr>
+        <w:t>scope .</w:t>
+      </w:r>
+      <w:proofErr w:type="gramEnd"/>
+    </w:p>
+    <w:p>
+      <w:pPr>
+        <w:pStyle w:val="ListParagraph"/>
+        <w:rPr>
+          <w:sz w:val="28"/>
+          <w:szCs w:val="28"/>
+        </w:rPr>
+      </w:pPr>
+      <w:r>
+        <w:rPr>
+          <w:b/>
+          <w:bCs/>
+          <w:sz w:val="28"/>
+          <w:szCs w:val="28"/>
+        </w:rPr>
+        <w:t>Block level Scope</w:t>
+      </w:r>
+      <w:r>
+        <w:rPr>
+          <w:sz w:val="28"/>
+          <w:szCs w:val="28"/>
+        </w:rPr>
+        <w:t xml:space="preserve"> – Variable declared inside a </w:t>
+      </w:r>
+      <w:proofErr w:type="gramStart"/>
+      <w:r>
+        <w:rPr>
+          <w:sz w:val="28"/>
+          <w:szCs w:val="28"/>
+        </w:rPr>
+        <w:t>block(if,else</w:t>
+      </w:r>
+      <w:proofErr w:type="gramEnd"/>
+      <w:r>
+        <w:rPr>
+          <w:sz w:val="28"/>
+          <w:szCs w:val="28"/>
+        </w:rPr>
+        <w:t>,</w:t>
+      </w:r>
+      <w:proofErr w:type="gramStart"/>
+      <w:r>
+        <w:rPr>
+          <w:sz w:val="28"/>
+          <w:szCs w:val="28"/>
+        </w:rPr>
+        <w:t>for,while</w:t>
+      </w:r>
+      <w:proofErr w:type="gramEnd"/>
+      <w:r>
+        <w:rPr>
+          <w:sz w:val="28"/>
+          <w:szCs w:val="28"/>
+        </w:rPr>
+        <w:t>,</w:t>
+      </w:r>
+      <w:proofErr w:type="gramStart"/>
+      <w:r>
+        <w:rPr>
+          <w:sz w:val="28"/>
+          <w:szCs w:val="28"/>
+        </w:rPr>
+        <w:t>etc )</w:t>
+      </w:r>
+      <w:proofErr w:type="gramEnd"/>
+      <w:r>
+        <w:rPr>
+          <w:sz w:val="28"/>
+          <w:szCs w:val="28"/>
+        </w:rPr>
+        <w:t xml:space="preserve"> </w:t>
+      </w:r>
+      <w:proofErr w:type="gramStart"/>
+      <w:r>
+        <w:rPr>
+          <w:sz w:val="28"/>
+          <w:szCs w:val="28"/>
+        </w:rPr>
+        <w:t>with  let</w:t>
+      </w:r>
+      <w:proofErr w:type="gramEnd"/>
+      <w:r>
+        <w:rPr>
+          <w:sz w:val="28"/>
+          <w:szCs w:val="28"/>
+        </w:rPr>
+        <w:t xml:space="preserve"> and const can be accessed only within it. But doesn’t </w:t>
+      </w:r>
+      <w:proofErr w:type="gramStart"/>
+      <w:r>
+        <w:rPr>
+          <w:sz w:val="28"/>
+          <w:szCs w:val="28"/>
+        </w:rPr>
+        <w:t>follows</w:t>
+      </w:r>
+      <w:proofErr w:type="gramEnd"/>
+      <w:r>
+        <w:rPr>
+          <w:sz w:val="28"/>
+          <w:szCs w:val="28"/>
+        </w:rPr>
+        <w:t xml:space="preserve"> block </w:t>
+      </w:r>
+      <w:proofErr w:type="gramStart"/>
+      <w:r>
+        <w:rPr>
+          <w:sz w:val="28"/>
+          <w:szCs w:val="28"/>
+        </w:rPr>
+        <w:t>scope .</w:t>
+      </w:r>
+      <w:proofErr w:type="gramEnd"/>
+    </w:p>
+    <w:p>
+      <w:pPr>
+        <w:pStyle w:val="ListParagraph"/>
+        <w:rPr>
+          <w:sz w:val="28"/>
+          <w:szCs w:val="28"/>
+        </w:rPr>
+      </w:pPr>
+      <w:r>
+        <w:rPr>
+          <w:b/>
+          <w:bCs/>
+          <w:sz w:val="28"/>
+          <w:szCs w:val="28"/>
+        </w:rPr>
+        <w:t>Function Scope</w:t>
+      </w:r>
+      <w:r>
+        <w:rPr>
+          <w:sz w:val="28"/>
+          <w:szCs w:val="28"/>
+        </w:rPr>
+        <w:t xml:space="preserve"> – All the three types of </w:t>
+      </w:r>
+      <w:proofErr w:type="gramStart"/>
+      <w:r>
+        <w:rPr>
+          <w:sz w:val="28"/>
+          <w:szCs w:val="28"/>
+        </w:rPr>
+        <w:t>variable</w:t>
+      </w:r>
+      <w:proofErr w:type="gramEnd"/>
+      <w:r>
+        <w:rPr>
+          <w:sz w:val="28"/>
+          <w:szCs w:val="28"/>
+        </w:rPr>
+        <w:t xml:space="preserve"> supports the function scope and can’t be used outside the </w:t>
+      </w:r>
+      <w:proofErr w:type="gramStart"/>
+      <w:r>
+        <w:rPr>
+          <w:sz w:val="28"/>
+          <w:szCs w:val="28"/>
+        </w:rPr>
+        <w:t>function .</w:t>
+      </w:r>
+      <w:proofErr w:type="gramEnd"/>
+    </w:p>
+    <w:p>
+      <w:pPr>
+        <w:pStyle w:val="ListParagraph"/>
         <w:rPr>
           <w:sz w:val="28"/>
           <w:szCs w:val="28"/>
@@ -2787,6 +6616,95 @@
     </w:lvl>
   </w:abstractNum>
   <w:abstractNum w:abstractNumId="1" w15:restartNumberingAfterBreak="0">
+    <w:nsid w:val="1A3B7BE8"/>
+    <w:multiLevelType w:val="hybridMultilevel"/>
+    <w:tmpl w:val="93DE1468"/>
+    <w:lvl w:ilvl="0" w:tplc="A572AEA8">
+      <w:start w:val="6"/>
+      <w:numFmt w:val="decimal"/>
+      <w:lvlText w:val="%1"/>
+      <w:lvlJc w:val="left"/>
+      <w:pPr>
+        <w:ind w:left="720" w:hanging="360"/>
+      </w:pPr>
+      <w:rPr>
+        <w:rFonts w:hint="default"/>
+      </w:rPr>
+    </w:lvl>
+    <w:lvl w:ilvl="1" w:tplc="04090019" w:tentative="1">
+      <w:start w:val="1"/>
+      <w:numFmt w:val="lowerLetter"/>
+      <w:lvlText w:val="%2."/>
+      <w:lvlJc w:val="left"/>
+      <w:pPr>
+        <w:ind w:left="1440" w:hanging="360"/>
+      </w:pPr>
+    </w:lvl>
+    <w:lvl w:ilvl="2" w:tplc="0409001B" w:tentative="1">
+      <w:start w:val="1"/>
+      <w:numFmt w:val="lowerRoman"/>
+      <w:lvlText w:val="%3."/>
+      <w:lvlJc w:val="right"/>
+      <w:pPr>
+        <w:ind w:left="2160" w:hanging="180"/>
+      </w:pPr>
+    </w:lvl>
+    <w:lvl w:ilvl="3" w:tplc="0409000F" w:tentative="1">
+      <w:start w:val="1"/>
+      <w:numFmt w:val="decimal"/>
+      <w:lvlText w:val="%4."/>
+      <w:lvlJc w:val="left"/>
+      <w:pPr>
+        <w:ind w:left="2880" w:hanging="360"/>
+      </w:pPr>
+    </w:lvl>
+    <w:lvl w:ilvl="4" w:tplc="04090019" w:tentative="1">
+      <w:start w:val="1"/>
+      <w:numFmt w:val="lowerLetter"/>
+      <w:lvlText w:val="%5."/>
+      <w:lvlJc w:val="left"/>
+      <w:pPr>
+        <w:ind w:left="3600" w:hanging="360"/>
+      </w:pPr>
+    </w:lvl>
+    <w:lvl w:ilvl="5" w:tplc="0409001B" w:tentative="1">
+      <w:start w:val="1"/>
+      <w:numFmt w:val="lowerRoman"/>
+      <w:lvlText w:val="%6."/>
+      <w:lvlJc w:val="right"/>
+      <w:pPr>
+        <w:ind w:left="4320" w:hanging="180"/>
+      </w:pPr>
+    </w:lvl>
+    <w:lvl w:ilvl="6" w:tplc="0409000F" w:tentative="1">
+      <w:start w:val="1"/>
+      <w:numFmt w:val="decimal"/>
+      <w:lvlText w:val="%7."/>
+      <w:lvlJc w:val="left"/>
+      <w:pPr>
+        <w:ind w:left="5040" w:hanging="360"/>
+      </w:pPr>
+    </w:lvl>
+    <w:lvl w:ilvl="7" w:tplc="04090019" w:tentative="1">
+      <w:start w:val="1"/>
+      <w:numFmt w:val="lowerLetter"/>
+      <w:lvlText w:val="%8."/>
+      <w:lvlJc w:val="left"/>
+      <w:pPr>
+        <w:ind w:left="5760" w:hanging="360"/>
+      </w:pPr>
+    </w:lvl>
+    <w:lvl w:ilvl="8" w:tplc="0409001B" w:tentative="1">
+      <w:start w:val="1"/>
+      <w:numFmt w:val="lowerRoman"/>
+      <w:lvlText w:val="%9."/>
+      <w:lvlJc w:val="right"/>
+      <w:pPr>
+        <w:ind w:left="6480" w:hanging="180"/>
+      </w:pPr>
+    </w:lvl>
+  </w:abstractNum>
+  <w:abstractNum w:abstractNumId="2" w15:restartNumberingAfterBreak="0">
     <w:nsid w:val="1EE72ED2"/>
     <w:multiLevelType w:val="hybridMultilevel"/>
     <w:tmpl w:val="9CACFC78"/>
@@ -2875,7 +6793,7 @@
       </w:pPr>
     </w:lvl>
   </w:abstractNum>
-  <w:abstractNum w:abstractNumId="2" w15:restartNumberingAfterBreak="0">
+  <w:abstractNum w:abstractNumId="3" w15:restartNumberingAfterBreak="0">
     <w:nsid w:val="27B16E17"/>
     <w:multiLevelType w:val="hybridMultilevel"/>
     <w:tmpl w:val="A0520AC0"/>
@@ -2964,7 +6882,7 @@
       </w:pPr>
     </w:lvl>
   </w:abstractNum>
-  <w:abstractNum w:abstractNumId="3" w15:restartNumberingAfterBreak="0">
+  <w:abstractNum w:abstractNumId="4" w15:restartNumberingAfterBreak="0">
     <w:nsid w:val="2A972D79"/>
     <w:multiLevelType w:val="hybridMultilevel"/>
     <w:tmpl w:val="CD9C59BE"/>
@@ -3053,7 +6971,96 @@
       </w:pPr>
     </w:lvl>
   </w:abstractNum>
-  <w:abstractNum w:abstractNumId="4" w15:restartNumberingAfterBreak="0">
+  <w:abstractNum w:abstractNumId="5" w15:restartNumberingAfterBreak="0">
+    <w:nsid w:val="32911FBE"/>
+    <w:multiLevelType w:val="hybridMultilevel"/>
+    <w:tmpl w:val="99E6997A"/>
+    <w:lvl w:ilvl="0" w:tplc="17A68AF0">
+      <w:start w:val="1"/>
+      <w:numFmt w:val="decimal"/>
+      <w:lvlText w:val="%1."/>
+      <w:lvlJc w:val="left"/>
+      <w:pPr>
+        <w:ind w:left="1080" w:hanging="360"/>
+      </w:pPr>
+      <w:rPr>
+        <w:rFonts w:hint="default"/>
+      </w:rPr>
+    </w:lvl>
+    <w:lvl w:ilvl="1" w:tplc="04090019" w:tentative="1">
+      <w:start w:val="1"/>
+      <w:numFmt w:val="lowerLetter"/>
+      <w:lvlText w:val="%2."/>
+      <w:lvlJc w:val="left"/>
+      <w:pPr>
+        <w:ind w:left="1800" w:hanging="360"/>
+      </w:pPr>
+    </w:lvl>
+    <w:lvl w:ilvl="2" w:tplc="0409001B" w:tentative="1">
+      <w:start w:val="1"/>
+      <w:numFmt w:val="lowerRoman"/>
+      <w:lvlText w:val="%3."/>
+      <w:lvlJc w:val="right"/>
+      <w:pPr>
+        <w:ind w:left="2520" w:hanging="180"/>
+      </w:pPr>
+    </w:lvl>
+    <w:lvl w:ilvl="3" w:tplc="0409000F" w:tentative="1">
+      <w:start w:val="1"/>
+      <w:numFmt w:val="decimal"/>
+      <w:lvlText w:val="%4."/>
+      <w:lvlJc w:val="left"/>
+      <w:pPr>
+        <w:ind w:left="3240" w:hanging="360"/>
+      </w:pPr>
+    </w:lvl>
+    <w:lvl w:ilvl="4" w:tplc="04090019" w:tentative="1">
+      <w:start w:val="1"/>
+      <w:numFmt w:val="lowerLetter"/>
+      <w:lvlText w:val="%5."/>
+      <w:lvlJc w:val="left"/>
+      <w:pPr>
+        <w:ind w:left="3960" w:hanging="360"/>
+      </w:pPr>
+    </w:lvl>
+    <w:lvl w:ilvl="5" w:tplc="0409001B" w:tentative="1">
+      <w:start w:val="1"/>
+      <w:numFmt w:val="lowerRoman"/>
+      <w:lvlText w:val="%6."/>
+      <w:lvlJc w:val="right"/>
+      <w:pPr>
+        <w:ind w:left="4680" w:hanging="180"/>
+      </w:pPr>
+    </w:lvl>
+    <w:lvl w:ilvl="6" w:tplc="0409000F" w:tentative="1">
+      <w:start w:val="1"/>
+      <w:numFmt w:val="decimal"/>
+      <w:lvlText w:val="%7."/>
+      <w:lvlJc w:val="left"/>
+      <w:pPr>
+        <w:ind w:left="5400" w:hanging="360"/>
+      </w:pPr>
+    </w:lvl>
+    <w:lvl w:ilvl="7" w:tplc="04090019" w:tentative="1">
+      <w:start w:val="1"/>
+      <w:numFmt w:val="lowerLetter"/>
+      <w:lvlText w:val="%8."/>
+      <w:lvlJc w:val="left"/>
+      <w:pPr>
+        <w:ind w:left="6120" w:hanging="360"/>
+      </w:pPr>
+    </w:lvl>
+    <w:lvl w:ilvl="8" w:tplc="0409001B" w:tentative="1">
+      <w:start w:val="1"/>
+      <w:numFmt w:val="lowerRoman"/>
+      <w:lvlText w:val="%9."/>
+      <w:lvlJc w:val="right"/>
+      <w:pPr>
+        <w:ind w:left="6840" w:hanging="180"/>
+      </w:pPr>
+    </w:lvl>
+  </w:abstractNum>
+  <w:abstractNum w:abstractNumId="6" w15:restartNumberingAfterBreak="0">
     <w:nsid w:val="4045684C"/>
     <w:multiLevelType w:val="hybridMultilevel"/>
     <w:tmpl w:val="59D26260"/>
@@ -3142,7 +7149,7 @@
       </w:pPr>
     </w:lvl>
   </w:abstractNum>
-  <w:abstractNum w:abstractNumId="5" w15:restartNumberingAfterBreak="0">
+  <w:abstractNum w:abstractNumId="7" w15:restartNumberingAfterBreak="0">
     <w:nsid w:val="426261A8"/>
     <w:multiLevelType w:val="hybridMultilevel"/>
     <w:tmpl w:val="78E08476"/>
@@ -3255,7 +7262,7 @@
       </w:rPr>
     </w:lvl>
   </w:abstractNum>
-  <w:abstractNum w:abstractNumId="6" w15:restartNumberingAfterBreak="0">
+  <w:abstractNum w:abstractNumId="8" w15:restartNumberingAfterBreak="0">
     <w:nsid w:val="48854AD6"/>
     <w:multiLevelType w:val="hybridMultilevel"/>
     <w:tmpl w:val="B704B338"/>
@@ -3344,7 +7351,120 @@
       </w:pPr>
     </w:lvl>
   </w:abstractNum>
-  <w:abstractNum w:abstractNumId="7" w15:restartNumberingAfterBreak="0">
+  <w:abstractNum w:abstractNumId="9" w15:restartNumberingAfterBreak="0">
+    <w:nsid w:val="56AA725B"/>
+    <w:multiLevelType w:val="hybridMultilevel"/>
+    <w:tmpl w:val="AF9CA2E2"/>
+    <w:lvl w:ilvl="0" w:tplc="04090001">
+      <w:start w:val="1"/>
+      <w:numFmt w:val="bullet"/>
+      <w:lvlText w:val=""/>
+      <w:lvlJc w:val="left"/>
+      <w:pPr>
+        <w:ind w:left="2160" w:hanging="360"/>
+      </w:pPr>
+      <w:rPr>
+        <w:rFonts w:ascii="Symbol" w:hAnsi="Symbol" w:hint="default"/>
+      </w:rPr>
+    </w:lvl>
+    <w:lvl w:ilvl="1" w:tplc="04090003" w:tentative="1">
+      <w:start w:val="1"/>
+      <w:numFmt w:val="bullet"/>
+      <w:lvlText w:val="o"/>
+      <w:lvlJc w:val="left"/>
+      <w:pPr>
+        <w:ind w:left="2880" w:hanging="360"/>
+      </w:pPr>
+      <w:rPr>
+        <w:rFonts w:ascii="Courier New" w:hAnsi="Courier New" w:cs="Courier New" w:hint="default"/>
+      </w:rPr>
+    </w:lvl>
+    <w:lvl w:ilvl="2" w:tplc="04090005" w:tentative="1">
+      <w:start w:val="1"/>
+      <w:numFmt w:val="bullet"/>
+      <w:lvlText w:val=""/>
+      <w:lvlJc w:val="left"/>
+      <w:pPr>
+        <w:ind w:left="3600" w:hanging="360"/>
+      </w:pPr>
+      <w:rPr>
+        <w:rFonts w:ascii="Wingdings" w:hAnsi="Wingdings" w:hint="default"/>
+      </w:rPr>
+    </w:lvl>
+    <w:lvl w:ilvl="3" w:tplc="04090001" w:tentative="1">
+      <w:start w:val="1"/>
+      <w:numFmt w:val="bullet"/>
+      <w:lvlText w:val=""/>
+      <w:lvlJc w:val="left"/>
+      <w:pPr>
+        <w:ind w:left="4320" w:hanging="360"/>
+      </w:pPr>
+      <w:rPr>
+        <w:rFonts w:ascii="Symbol" w:hAnsi="Symbol" w:hint="default"/>
+      </w:rPr>
+    </w:lvl>
+    <w:lvl w:ilvl="4" w:tplc="04090003" w:tentative="1">
+      <w:start w:val="1"/>
+      <w:numFmt w:val="bullet"/>
+      <w:lvlText w:val="o"/>
+      <w:lvlJc w:val="left"/>
+      <w:pPr>
+        <w:ind w:left="5040" w:hanging="360"/>
+      </w:pPr>
+      <w:rPr>
+        <w:rFonts w:ascii="Courier New" w:hAnsi="Courier New" w:cs="Courier New" w:hint="default"/>
+      </w:rPr>
+    </w:lvl>
+    <w:lvl w:ilvl="5" w:tplc="04090005" w:tentative="1">
+      <w:start w:val="1"/>
+      <w:numFmt w:val="bullet"/>
+      <w:lvlText w:val=""/>
+      <w:lvlJc w:val="left"/>
+      <w:pPr>
+        <w:ind w:left="5760" w:hanging="360"/>
+      </w:pPr>
+      <w:rPr>
+        <w:rFonts w:ascii="Wingdings" w:hAnsi="Wingdings" w:hint="default"/>
+      </w:rPr>
+    </w:lvl>
+    <w:lvl w:ilvl="6" w:tplc="04090001" w:tentative="1">
+      <w:start w:val="1"/>
+      <w:numFmt w:val="bullet"/>
+      <w:lvlText w:val=""/>
+      <w:lvlJc w:val="left"/>
+      <w:pPr>
+        <w:ind w:left="6480" w:hanging="360"/>
+      </w:pPr>
+      <w:rPr>
+        <w:rFonts w:ascii="Symbol" w:hAnsi="Symbol" w:hint="default"/>
+      </w:rPr>
+    </w:lvl>
+    <w:lvl w:ilvl="7" w:tplc="04090003" w:tentative="1">
+      <w:start w:val="1"/>
+      <w:numFmt w:val="bullet"/>
+      <w:lvlText w:val="o"/>
+      <w:lvlJc w:val="left"/>
+      <w:pPr>
+        <w:ind w:left="7200" w:hanging="360"/>
+      </w:pPr>
+      <w:rPr>
+        <w:rFonts w:ascii="Courier New" w:hAnsi="Courier New" w:cs="Courier New" w:hint="default"/>
+      </w:rPr>
+    </w:lvl>
+    <w:lvl w:ilvl="8" w:tplc="04090005" w:tentative="1">
+      <w:start w:val="1"/>
+      <w:numFmt w:val="bullet"/>
+      <w:lvlText w:val=""/>
+      <w:lvlJc w:val="left"/>
+      <w:pPr>
+        <w:ind w:left="7920" w:hanging="360"/>
+      </w:pPr>
+      <w:rPr>
+        <w:rFonts w:ascii="Wingdings" w:hAnsi="Wingdings" w:hint="default"/>
+      </w:rPr>
+    </w:lvl>
+  </w:abstractNum>
+  <w:abstractNum w:abstractNumId="10" w15:restartNumberingAfterBreak="0">
     <w:nsid w:val="56E253FF"/>
     <w:multiLevelType w:val="hybridMultilevel"/>
     <w:tmpl w:val="BB4004BE"/>
@@ -3433,7 +7553,120 @@
       </w:pPr>
     </w:lvl>
   </w:abstractNum>
-  <w:abstractNum w:abstractNumId="8" w15:restartNumberingAfterBreak="0">
+  <w:abstractNum w:abstractNumId="11" w15:restartNumberingAfterBreak="0">
+    <w:nsid w:val="58FB5076"/>
+    <w:multiLevelType w:val="hybridMultilevel"/>
+    <w:tmpl w:val="13563088"/>
+    <w:lvl w:ilvl="0" w:tplc="04090001">
+      <w:start w:val="1"/>
+      <w:numFmt w:val="bullet"/>
+      <w:lvlText w:val=""/>
+      <w:lvlJc w:val="left"/>
+      <w:pPr>
+        <w:ind w:left="2160" w:hanging="360"/>
+      </w:pPr>
+      <w:rPr>
+        <w:rFonts w:ascii="Symbol" w:hAnsi="Symbol" w:hint="default"/>
+      </w:rPr>
+    </w:lvl>
+    <w:lvl w:ilvl="1" w:tplc="04090003" w:tentative="1">
+      <w:start w:val="1"/>
+      <w:numFmt w:val="bullet"/>
+      <w:lvlText w:val="o"/>
+      <w:lvlJc w:val="left"/>
+      <w:pPr>
+        <w:ind w:left="2880" w:hanging="360"/>
+      </w:pPr>
+      <w:rPr>
+        <w:rFonts w:ascii="Courier New" w:hAnsi="Courier New" w:cs="Courier New" w:hint="default"/>
+      </w:rPr>
+    </w:lvl>
+    <w:lvl w:ilvl="2" w:tplc="04090005" w:tentative="1">
+      <w:start w:val="1"/>
+      <w:numFmt w:val="bullet"/>
+      <w:lvlText w:val=""/>
+      <w:lvlJc w:val="left"/>
+      <w:pPr>
+        <w:ind w:left="3600" w:hanging="360"/>
+      </w:pPr>
+      <w:rPr>
+        <w:rFonts w:ascii="Wingdings" w:hAnsi="Wingdings" w:hint="default"/>
+      </w:rPr>
+    </w:lvl>
+    <w:lvl w:ilvl="3" w:tplc="04090001" w:tentative="1">
+      <w:start w:val="1"/>
+      <w:numFmt w:val="bullet"/>
+      <w:lvlText w:val=""/>
+      <w:lvlJc w:val="left"/>
+      <w:pPr>
+        <w:ind w:left="4320" w:hanging="360"/>
+      </w:pPr>
+      <w:rPr>
+        <w:rFonts w:ascii="Symbol" w:hAnsi="Symbol" w:hint="default"/>
+      </w:rPr>
+    </w:lvl>
+    <w:lvl w:ilvl="4" w:tplc="04090003" w:tentative="1">
+      <w:start w:val="1"/>
+      <w:numFmt w:val="bullet"/>
+      <w:lvlText w:val="o"/>
+      <w:lvlJc w:val="left"/>
+      <w:pPr>
+        <w:ind w:left="5040" w:hanging="360"/>
+      </w:pPr>
+      <w:rPr>
+        <w:rFonts w:ascii="Courier New" w:hAnsi="Courier New" w:cs="Courier New" w:hint="default"/>
+      </w:rPr>
+    </w:lvl>
+    <w:lvl w:ilvl="5" w:tplc="04090005" w:tentative="1">
+      <w:start w:val="1"/>
+      <w:numFmt w:val="bullet"/>
+      <w:lvlText w:val=""/>
+      <w:lvlJc w:val="left"/>
+      <w:pPr>
+        <w:ind w:left="5760" w:hanging="360"/>
+      </w:pPr>
+      <w:rPr>
+        <w:rFonts w:ascii="Wingdings" w:hAnsi="Wingdings" w:hint="default"/>
+      </w:rPr>
+    </w:lvl>
+    <w:lvl w:ilvl="6" w:tplc="04090001" w:tentative="1">
+      <w:start w:val="1"/>
+      <w:numFmt w:val="bullet"/>
+      <w:lvlText w:val=""/>
+      <w:lvlJc w:val="left"/>
+      <w:pPr>
+        <w:ind w:left="6480" w:hanging="360"/>
+      </w:pPr>
+      <w:rPr>
+        <w:rFonts w:ascii="Symbol" w:hAnsi="Symbol" w:hint="default"/>
+      </w:rPr>
+    </w:lvl>
+    <w:lvl w:ilvl="7" w:tplc="04090003" w:tentative="1">
+      <w:start w:val="1"/>
+      <w:numFmt w:val="bullet"/>
+      <w:lvlText w:val="o"/>
+      <w:lvlJc w:val="left"/>
+      <w:pPr>
+        <w:ind w:left="7200" w:hanging="360"/>
+      </w:pPr>
+      <w:rPr>
+        <w:rFonts w:ascii="Courier New" w:hAnsi="Courier New" w:cs="Courier New" w:hint="default"/>
+      </w:rPr>
+    </w:lvl>
+    <w:lvl w:ilvl="8" w:tplc="04090005" w:tentative="1">
+      <w:start w:val="1"/>
+      <w:numFmt w:val="bullet"/>
+      <w:lvlText w:val=""/>
+      <w:lvlJc w:val="left"/>
+      <w:pPr>
+        <w:ind w:left="7920" w:hanging="360"/>
+      </w:pPr>
+      <w:rPr>
+        <w:rFonts w:ascii="Wingdings" w:hAnsi="Wingdings" w:hint="default"/>
+      </w:rPr>
+    </w:lvl>
+  </w:abstractNum>
+  <w:abstractNum w:abstractNumId="12" w15:restartNumberingAfterBreak="0">
     <w:nsid w:val="62DD1457"/>
     <w:multiLevelType w:val="hybridMultilevel"/>
     <w:tmpl w:val="959E79F4"/>
@@ -3522,7 +7755,7 @@
       </w:pPr>
     </w:lvl>
   </w:abstractNum>
-  <w:abstractNum w:abstractNumId="9" w15:restartNumberingAfterBreak="0">
+  <w:abstractNum w:abstractNumId="13" w15:restartNumberingAfterBreak="0">
     <w:nsid w:val="7AC10C8A"/>
     <w:multiLevelType w:val="hybridMultilevel"/>
     <w:tmpl w:val="BD3AF392"/>
@@ -3611,35 +7844,136 @@
       </w:pPr>
     </w:lvl>
   </w:abstractNum>
+  <w:abstractNum w:abstractNumId="14" w15:restartNumberingAfterBreak="0">
+    <w:nsid w:val="7DA613F1"/>
+    <w:multiLevelType w:val="hybridMultilevel"/>
+    <w:tmpl w:val="92B23C24"/>
+    <w:lvl w:ilvl="0" w:tplc="0409000F">
+      <w:start w:val="1"/>
+      <w:numFmt w:val="decimal"/>
+      <w:lvlText w:val="%1."/>
+      <w:lvlJc w:val="left"/>
+      <w:pPr>
+        <w:ind w:left="720" w:hanging="360"/>
+      </w:pPr>
+    </w:lvl>
+    <w:lvl w:ilvl="1" w:tplc="04090019" w:tentative="1">
+      <w:start w:val="1"/>
+      <w:numFmt w:val="lowerLetter"/>
+      <w:lvlText w:val="%2."/>
+      <w:lvlJc w:val="left"/>
+      <w:pPr>
+        <w:ind w:left="1440" w:hanging="360"/>
+      </w:pPr>
+    </w:lvl>
+    <w:lvl w:ilvl="2" w:tplc="0409001B" w:tentative="1">
+      <w:start w:val="1"/>
+      <w:numFmt w:val="lowerRoman"/>
+      <w:lvlText w:val="%3."/>
+      <w:lvlJc w:val="right"/>
+      <w:pPr>
+        <w:ind w:left="2160" w:hanging="180"/>
+      </w:pPr>
+    </w:lvl>
+    <w:lvl w:ilvl="3" w:tplc="0409000F" w:tentative="1">
+      <w:start w:val="1"/>
+      <w:numFmt w:val="decimal"/>
+      <w:lvlText w:val="%4."/>
+      <w:lvlJc w:val="left"/>
+      <w:pPr>
+        <w:ind w:left="2880" w:hanging="360"/>
+      </w:pPr>
+    </w:lvl>
+    <w:lvl w:ilvl="4" w:tplc="04090019" w:tentative="1">
+      <w:start w:val="1"/>
+      <w:numFmt w:val="lowerLetter"/>
+      <w:lvlText w:val="%5."/>
+      <w:lvlJc w:val="left"/>
+      <w:pPr>
+        <w:ind w:left="3600" w:hanging="360"/>
+      </w:pPr>
+    </w:lvl>
+    <w:lvl w:ilvl="5" w:tplc="0409001B" w:tentative="1">
+      <w:start w:val="1"/>
+      <w:numFmt w:val="lowerRoman"/>
+      <w:lvlText w:val="%6."/>
+      <w:lvlJc w:val="right"/>
+      <w:pPr>
+        <w:ind w:left="4320" w:hanging="180"/>
+      </w:pPr>
+    </w:lvl>
+    <w:lvl w:ilvl="6" w:tplc="0409000F" w:tentative="1">
+      <w:start w:val="1"/>
+      <w:numFmt w:val="decimal"/>
+      <w:lvlText w:val="%7."/>
+      <w:lvlJc w:val="left"/>
+      <w:pPr>
+        <w:ind w:left="5040" w:hanging="360"/>
+      </w:pPr>
+    </w:lvl>
+    <w:lvl w:ilvl="7" w:tplc="04090019" w:tentative="1">
+      <w:start w:val="1"/>
+      <w:numFmt w:val="lowerLetter"/>
+      <w:lvlText w:val="%8."/>
+      <w:lvlJc w:val="left"/>
+      <w:pPr>
+        <w:ind w:left="5760" w:hanging="360"/>
+      </w:pPr>
+    </w:lvl>
+    <w:lvl w:ilvl="8" w:tplc="0409001B" w:tentative="1">
+      <w:start w:val="1"/>
+      <w:numFmt w:val="lowerRoman"/>
+      <w:lvlText w:val="%9."/>
+      <w:lvlJc w:val="right"/>
+      <w:pPr>
+        <w:ind w:left="6480" w:hanging="180"/>
+      </w:pPr>
+    </w:lvl>
+  </w:abstractNum>
   <w:num w:numId="1" w16cid:durableId="1976174123">
-    <w:abstractNumId w:val="5"/>
+    <w:abstractNumId w:val="7"/>
   </w:num>
   <w:num w:numId="2" w16cid:durableId="29888565">
+    <w:abstractNumId w:val="4"/>
+  </w:num>
+  <w:num w:numId="3" w16cid:durableId="1250963033">
     <w:abstractNumId w:val="3"/>
   </w:num>
-  <w:num w:numId="3" w16cid:durableId="1250963033">
+  <w:num w:numId="4" w16cid:durableId="495346726">
     <w:abstractNumId w:val="2"/>
   </w:num>
-  <w:num w:numId="4" w16cid:durableId="495346726">
-    <w:abstractNumId w:val="1"/>
-  </w:num>
   <w:num w:numId="5" w16cid:durableId="93669979">
-    <w:abstractNumId w:val="9"/>
+    <w:abstractNumId w:val="13"/>
   </w:num>
   <w:num w:numId="6" w16cid:durableId="671681680">
     <w:abstractNumId w:val="0"/>
   </w:num>
   <w:num w:numId="7" w16cid:durableId="1442605442">
-    <w:abstractNumId w:val="4"/>
+    <w:abstractNumId w:val="6"/>
   </w:num>
   <w:num w:numId="8" w16cid:durableId="1969703272">
-    <w:abstractNumId w:val="6"/>
+    <w:abstractNumId w:val="8"/>
   </w:num>
   <w:num w:numId="9" w16cid:durableId="3481516">
-    <w:abstractNumId w:val="8"/>
+    <w:abstractNumId w:val="12"/>
   </w:num>
   <w:num w:numId="10" w16cid:durableId="1015494324">
-    <w:abstractNumId w:val="7"/>
+    <w:abstractNumId w:val="10"/>
+  </w:num>
+  <w:num w:numId="11" w16cid:durableId="2112775417">
+    <w:abstractNumId w:val="14"/>
+  </w:num>
+  <w:num w:numId="12" w16cid:durableId="1641880312">
+    <w:abstractNumId w:val="1"/>
+  </w:num>
+  <w:num w:numId="13" w16cid:durableId="24673467">
+    <w:abstractNumId w:val="9"/>
+  </w:num>
+  <w:num w:numId="14" w16cid:durableId="213271041">
+    <w:abstractNumId w:val="11"/>
+  </w:num>
+  <w:num w:numId="15" w16cid:durableId="1016885722">
+    <w:abstractNumId w:val="5"/>
   </w:num>
 </w:numbering>
 </file>
@@ -4561,6 +8895,25 @@
       <w:spacing w:val="5"/>
     </w:rPr>
   </w:style>
+  <w:style w:type="table" w:styleId="TableGrid">
+    <w:name w:val="Table Grid"/>
+    <w:basedOn w:val="TableNormal"/>
+    <w:uiPriority w:val="39"/>
+    <w:rsid w:val="00704638"/>
+    <w:pPr>
+      <w:spacing w:after="0" w:line="240" w:lineRule="auto"/>
+    </w:pPr>
+    <w:tblPr>
+      <w:tblBorders>
+        <w:top w:val="single" w:sz="4" w:space="0" w:color="auto"/>
+        <w:left w:val="single" w:sz="4" w:space="0" w:color="auto"/>
+        <w:bottom w:val="single" w:sz="4" w:space="0" w:color="auto"/>
+        <w:right w:val="single" w:sz="4" w:space="0" w:color="auto"/>
+        <w:insideH w:val="single" w:sz="4" w:space="0" w:color="auto"/>
+        <w:insideV w:val="single" w:sz="4" w:space="0" w:color="auto"/>
+      </w:tblBorders>
+    </w:tblPr>
+  </w:style>
 </w:styles>
 </file>
 
@@ -4857,4 +9210,16 @@
     </a:ext>
   </a:extLst>
 </a:theme>
+</file>
+
+<file path=customXml/item1.xml><?xml version="1.0" encoding="utf-8"?>
+<b:Sources xmlns:b="http://schemas.openxmlformats.org/officeDocument/2006/bibliography" xmlns="http://schemas.openxmlformats.org/officeDocument/2006/bibliography" SelectedStyle="\APASixthEditionOfficeOnline.xsl" StyleName="APA" Version="6"/>
+</file>
+
+<file path=customXml/itemProps1.xml><?xml version="1.0" encoding="utf-8"?>
+<ds:datastoreItem xmlns:ds="http://schemas.openxmlformats.org/officeDocument/2006/customXml" ds:itemID="{C921FA8A-F8EC-4BBC-B624-8276F8D5F9E7}">
+  <ds:schemaRefs>
+    <ds:schemaRef ds:uri="http://schemas.openxmlformats.org/officeDocument/2006/bibliography"/>
+  </ds:schemaRefs>
+</ds:datastoreItem>
 </file>